--- a/docs/BEST_PRD_v2.0_Revised_Draft.docx
+++ b/docs/BEST_PRD_v2.0_Revised_Draft.docx
@@ -479,7 +479,31 @@
         <w:rPr>
           <w:rFonts w:ascii="Calibri" w:cs="Calibri" w:eastAsia="Calibri" w:hAnsi="Calibri"/>
         </w:rPr>
-        <w:t xml:space="preserve"> consent management (8.11) and configurable clinical parameters (8.12) replace undefined terms such as “sustained” and “≥ N sessions”.</w:t>
+        <w:t xml:space="preserve"> consent management (8.11), configurable clinical parameters (8.12) that replace undefined terms such as “sustained” and “≥ N sessions”, and the parent / guardian view (8.13).</w:t>
+      </w:r>
+    </w:p>
+    <w:p>
+      <w:pPr>
+        <w:pStyle w:val="ListParagraph"/>
+        <w:numPr>
+          <w:ilvl w:val="0"/>
+          <w:numId w:val="2"/>
+        </w:numPr>
+        <w:spacing w:after="60"/>
+      </w:pPr>
+      <w:r>
+        <w:rPr>
+          <w:rFonts w:ascii="Calibri" w:cs="Calibri" w:eastAsia="Calibri" w:hAnsi="Calibri"/>
+          <w:b/>
+          <w:bCs/>
+        </w:rPr>
+        <w:t xml:space="preserve">Parents and guardians become users:</w:t>
+      </w:r>
+      <w:r>
+        <w:rPr>
+          <w:rFonts w:ascii="Calibri" w:cs="Calibri" w:eastAsia="Calibri" w:hAnsi="Calibri"/>
+        </w:rPr>
+        <w:t xml:space="preserve"> a read-only web view of their own child’s confirmed session history (8.13).</w:t>
       </w:r>
     </w:p>
     <w:p>
@@ -897,255 +921,13 @@
     </w:p>
     <w:p>
       <w:pPr>
-        <w:pStyle w:val="Heading1"/>
-        <w:spacing w:after="120" w:before="360"/>
-      </w:pPr>
-      <w:r>
-        <w:rPr>
-          <w:rFonts w:ascii="Calibri" w:cs="Calibri" w:eastAsia="Calibri" w:hAnsi="Calibri"/>
-        </w:rPr>
-        <w:t xml:space="preserve">2. Product Vision</w:t>
-      </w:r>
-    </w:p>
-    <w:p>
-      <w:pPr>
         <w:spacing w:after="120"/>
       </w:pPr>
       <w:r>
         <w:rPr>
           <w:rFonts w:ascii="Calibri" w:cs="Calibri" w:eastAsia="Calibri" w:hAnsi="Calibri"/>
         </w:rPr>
-        <w:t xml:space="preserve">Build a </w:t>
-      </w:r>
-      <w:r>
-        <w:rPr>
-          <w:rFonts w:ascii="Calibri" w:cs="Calibri" w:eastAsia="Calibri" w:hAnsi="Calibri"/>
-          <w:b/>
-          <w:bCs/>
-        </w:rPr>
-        <w:t xml:space="preserve">clinical support system</w:t>
-      </w:r>
-      <w:r>
-        <w:rPr>
-          <w:rFonts w:ascii="Calibri" w:cs="Calibri" w:eastAsia="Calibri" w:hAnsi="Calibri"/>
-        </w:rPr>
-        <w:t xml:space="preserve"> that:</w:t>
-      </w:r>
-    </w:p>
-    <w:p>
-      <w:pPr>
-        <w:pStyle w:val="ListParagraph"/>
-        <w:numPr>
-          <w:ilvl w:val="0"/>
-          <w:numId w:val="2"/>
-        </w:numPr>
-        <w:spacing w:after="60"/>
-      </w:pPr>
-      <w:r>
-        <w:rPr>
-          <w:rFonts w:ascii="Calibri" w:cs="Calibri" w:eastAsia="Calibri" w:hAnsi="Calibri"/>
-        </w:rPr>
-        <w:t xml:space="preserve">Enhances therapist awareness during sessions</w:t>
-      </w:r>
-    </w:p>
-    <w:p>
-      <w:pPr>
-        <w:pStyle w:val="ListParagraph"/>
-        <w:numPr>
-          <w:ilvl w:val="0"/>
-          <w:numId w:val="2"/>
-        </w:numPr>
-        <w:spacing w:after="60"/>
-      </w:pPr>
-      <w:r>
-        <w:rPr>
-          <w:rFonts w:ascii="Calibri" w:cs="Calibri" w:eastAsia="Calibri" w:hAnsi="Calibri"/>
-        </w:rPr>
-        <w:t xml:space="preserve">Supports supervisors with objective session context</w:t>
-      </w:r>
-    </w:p>
-    <w:p>
-      <w:pPr>
-        <w:pStyle w:val="ListParagraph"/>
-        <w:numPr>
-          <w:ilvl w:val="0"/>
-          <w:numId w:val="2"/>
-        </w:numPr>
-        <w:spacing w:after="60"/>
-      </w:pPr>
-      <w:r>
-        <w:rPr>
-          <w:rFonts w:ascii="Calibri" w:cs="Calibri" w:eastAsia="Calibri" w:hAnsi="Calibri"/>
-        </w:rPr>
-        <w:t xml:space="preserve">Structures manual and device data into usable insights</w:t>
-      </w:r>
-    </w:p>
-    <w:p>
-      <w:pPr>
-        <w:pStyle w:val="ListParagraph"/>
-        <w:numPr>
-          <w:ilvl w:val="0"/>
-          <w:numId w:val="2"/>
-        </w:numPr>
-        <w:spacing w:after="60"/>
-      </w:pPr>
-      <w:r>
-        <w:rPr>
-          <w:rFonts w:ascii="Calibri" w:cs="Calibri" w:eastAsia="Calibri" w:hAnsi="Calibri"/>
-        </w:rPr>
-        <w:t xml:space="preserve">Maintains strict clinical and regulatory guidelines</w:t>
-      </w:r>
-    </w:p>
-    <w:p>
-      <w:pPr>
-        <w:pStyle w:val="ListParagraph"/>
-        <w:numPr>
-          <w:ilvl w:val="0"/>
-          <w:numId w:val="2"/>
-        </w:numPr>
-        <w:spacing w:after="60"/>
-      </w:pPr>
-      <w:r>
-        <w:rPr>
-          <w:rFonts w:ascii="Calibri" w:cs="Calibri" w:eastAsia="Calibri" w:hAnsi="Calibri"/>
-        </w:rPr>
-        <w:t xml:space="preserve">Enables organization administrators to manage users, client access, licensing, and organization settings</w:t>
-      </w:r>
-    </w:p>
-    <w:p>
-      <w:pPr>
-        <w:pStyle w:val="ListParagraph"/>
-        <w:numPr>
-          <w:ilvl w:val="0"/>
-          <w:numId w:val="2"/>
-        </w:numPr>
-        <w:spacing w:after="60"/>
-      </w:pPr>
-      <w:r>
-        <w:rPr>
-          <w:rFonts w:ascii="Calibri" w:cs="Calibri" w:eastAsia="Calibri" w:hAnsi="Calibri"/>
-        </w:rPr>
-        <w:t xml:space="preserve">Provides BEST back-office teams with secure visibility into customer organizations, subscriptions, system health, logs, and errors</w:t>
-      </w:r>
-    </w:p>
-    <w:p>
-      <w:pPr>
-        <w:pStyle w:val="Heading1"/>
-        <w:spacing w:after="120" w:before="360"/>
-      </w:pPr>
-      <w:r>
-        <w:rPr>
-          <w:rFonts w:ascii="Calibri" w:cs="Calibri" w:eastAsia="Calibri" w:hAnsi="Calibri"/>
-        </w:rPr>
-        <w:t xml:space="preserve">3. Scope Overview</w:t>
-      </w:r>
-    </w:p>
-    <w:p>
-      <w:pPr>
-        <w:pStyle w:val="Heading2"/>
-        <w:spacing w:after="80" w:before="240"/>
-      </w:pPr>
-      <w:r>
-        <w:rPr>
-          <w:rFonts w:ascii="Calibri" w:cs="Calibri" w:eastAsia="Calibri" w:hAnsi="Calibri"/>
-        </w:rPr>
-        <w:t xml:space="preserve">In Scope (MVP / Pilot)</w:t>
-      </w:r>
-    </w:p>
-    <w:p>
-      <w:pPr>
-        <w:pStyle w:val="ListParagraph"/>
-        <w:numPr>
-          <w:ilvl w:val="0"/>
-          <w:numId w:val="2"/>
-        </w:numPr>
-        <w:spacing w:after="60"/>
-      </w:pPr>
-      <w:r>
-        <w:rPr>
-          <w:rFonts w:ascii="Calibri" w:cs="Calibri" w:eastAsia="Calibri" w:hAnsi="Calibri"/>
-        </w:rPr>
-        <w:t xml:space="preserve">Web app (Android &amp; iOS in Phase 2)</w:t>
-      </w:r>
-    </w:p>
-    <w:p>
-      <w:pPr>
-        <w:pStyle w:val="ListParagraph"/>
-        <w:numPr>
-          <w:ilvl w:val="0"/>
-          <w:numId w:val="2"/>
-        </w:numPr>
-        <w:spacing w:after="60"/>
-      </w:pPr>
-      <w:r>
-        <w:rPr>
-          <w:rFonts w:ascii="Calibri" w:cs="Calibri" w:eastAsia="Calibri" w:hAnsi="Calibri"/>
-        </w:rPr>
-        <w:t xml:space="preserve">Therapist and Supervisor workflows</w:t>
-      </w:r>
-    </w:p>
-    <w:p>
-      <w:pPr>
-        <w:pStyle w:val="ListParagraph"/>
-        <w:numPr>
-          <w:ilvl w:val="0"/>
-          <w:numId w:val="2"/>
-        </w:numPr>
-        <w:spacing w:after="60"/>
-      </w:pPr>
-      <w:r>
-        <w:rPr>
-          <w:rFonts w:ascii="Calibri" w:cs="Calibri" w:eastAsia="Calibri" w:hAnsi="Calibri"/>
-        </w:rPr>
-        <w:t xml:space="preserve">Session-based monitoring, including live trend indicators — subject to the regulatory gate in Section 21</w:t>
-      </w:r>
-    </w:p>
-    <w:p>
-      <w:pPr>
-        <w:pStyle w:val="ListParagraph"/>
-        <w:numPr>
-          <w:ilvl w:val="0"/>
-          <w:numId w:val="2"/>
-        </w:numPr>
-        <w:spacing w:after="60"/>
-      </w:pPr>
-      <w:r>
-        <w:rPr>
-          <w:rFonts w:ascii="Calibri" w:cs="Calibri" w:eastAsia="Calibri" w:hAnsi="Calibri"/>
-        </w:rPr>
-        <w:t xml:space="preserve">Manual + device data combination</w:t>
-      </w:r>
-    </w:p>
-    <w:p>
-      <w:pPr>
-        <w:pStyle w:val="ListParagraph"/>
-        <w:numPr>
-          <w:ilvl w:val="0"/>
-          <w:numId w:val="2"/>
-        </w:numPr>
-        <w:spacing w:after="60"/>
-      </w:pPr>
-      <w:r>
-        <w:rPr>
-          <w:rFonts w:ascii="Calibri" w:cs="Calibri" w:eastAsia="Calibri" w:hAnsi="Calibri"/>
-        </w:rPr>
-        <w:t xml:space="preserve">Soft in-app alerts — subject to the regulatory gate in Section 21</w:t>
-      </w:r>
-    </w:p>
-    <w:p>
-      <w:pPr>
-        <w:pStyle w:val="ListParagraph"/>
-        <w:numPr>
-          <w:ilvl w:val="0"/>
-          <w:numId w:val="2"/>
-        </w:numPr>
-        <w:spacing w:after="60"/>
-      </w:pPr>
-      <w:r>
-        <w:rPr>
-          <w:rFonts w:ascii="Calibri" w:cs="Calibri" w:eastAsia="Calibri" w:hAnsi="Calibri"/>
-        </w:rPr>
-        <w:t xml:space="preserve">AI-drafted post-session summaries </w:t>
+        <w:t xml:space="preserve">Parents and guardians can view their own child’s confirmed session history through a read-only view (Section 8.13). </w:t>
       </w:r>
       <w:r>
         <w:rPr>
@@ -1162,18 +944,255 @@
     </w:p>
     <w:p>
       <w:pPr>
-        <w:pStyle w:val="ListParagraph"/>
-        <w:numPr>
-          <w:ilvl w:val="0"/>
-          <w:numId w:val="2"/>
-        </w:numPr>
-        <w:spacing w:after="60"/>
-      </w:pPr>
-      <w:r>
-        <w:rPr>
-          <w:rFonts w:ascii="Calibri" w:cs="Calibri" w:eastAsia="Calibri" w:hAnsi="Calibri"/>
-        </w:rPr>
-        <w:t xml:space="preserve">Telehealth sessions (Section 20) </w:t>
+        <w:pStyle w:val="Heading1"/>
+        <w:spacing w:after="120" w:before="360"/>
+      </w:pPr>
+      <w:r>
+        <w:rPr>
+          <w:rFonts w:ascii="Calibri" w:cs="Calibri" w:eastAsia="Calibri" w:hAnsi="Calibri"/>
+        </w:rPr>
+        <w:t xml:space="preserve">2. Product Vision</w:t>
+      </w:r>
+    </w:p>
+    <w:p>
+      <w:pPr>
+        <w:spacing w:after="120"/>
+      </w:pPr>
+      <w:r>
+        <w:rPr>
+          <w:rFonts w:ascii="Calibri" w:cs="Calibri" w:eastAsia="Calibri" w:hAnsi="Calibri"/>
+        </w:rPr>
+        <w:t xml:space="preserve">Build a </w:t>
+      </w:r>
+      <w:r>
+        <w:rPr>
+          <w:rFonts w:ascii="Calibri" w:cs="Calibri" w:eastAsia="Calibri" w:hAnsi="Calibri"/>
+          <w:b/>
+          <w:bCs/>
+        </w:rPr>
+        <w:t xml:space="preserve">clinical support system</w:t>
+      </w:r>
+      <w:r>
+        <w:rPr>
+          <w:rFonts w:ascii="Calibri" w:cs="Calibri" w:eastAsia="Calibri" w:hAnsi="Calibri"/>
+        </w:rPr>
+        <w:t xml:space="preserve"> that:</w:t>
+      </w:r>
+    </w:p>
+    <w:p>
+      <w:pPr>
+        <w:pStyle w:val="ListParagraph"/>
+        <w:numPr>
+          <w:ilvl w:val="0"/>
+          <w:numId w:val="2"/>
+        </w:numPr>
+        <w:spacing w:after="60"/>
+      </w:pPr>
+      <w:r>
+        <w:rPr>
+          <w:rFonts w:ascii="Calibri" w:cs="Calibri" w:eastAsia="Calibri" w:hAnsi="Calibri"/>
+        </w:rPr>
+        <w:t xml:space="preserve">Enhances therapist awareness during sessions</w:t>
+      </w:r>
+    </w:p>
+    <w:p>
+      <w:pPr>
+        <w:pStyle w:val="ListParagraph"/>
+        <w:numPr>
+          <w:ilvl w:val="0"/>
+          <w:numId w:val="2"/>
+        </w:numPr>
+        <w:spacing w:after="60"/>
+      </w:pPr>
+      <w:r>
+        <w:rPr>
+          <w:rFonts w:ascii="Calibri" w:cs="Calibri" w:eastAsia="Calibri" w:hAnsi="Calibri"/>
+        </w:rPr>
+        <w:t xml:space="preserve">Supports supervisors with objective session context</w:t>
+      </w:r>
+    </w:p>
+    <w:p>
+      <w:pPr>
+        <w:pStyle w:val="ListParagraph"/>
+        <w:numPr>
+          <w:ilvl w:val="0"/>
+          <w:numId w:val="2"/>
+        </w:numPr>
+        <w:spacing w:after="60"/>
+      </w:pPr>
+      <w:r>
+        <w:rPr>
+          <w:rFonts w:ascii="Calibri" w:cs="Calibri" w:eastAsia="Calibri" w:hAnsi="Calibri"/>
+        </w:rPr>
+        <w:t xml:space="preserve">Structures manual and device data into usable insights</w:t>
+      </w:r>
+    </w:p>
+    <w:p>
+      <w:pPr>
+        <w:pStyle w:val="ListParagraph"/>
+        <w:numPr>
+          <w:ilvl w:val="0"/>
+          <w:numId w:val="2"/>
+        </w:numPr>
+        <w:spacing w:after="60"/>
+      </w:pPr>
+      <w:r>
+        <w:rPr>
+          <w:rFonts w:ascii="Calibri" w:cs="Calibri" w:eastAsia="Calibri" w:hAnsi="Calibri"/>
+        </w:rPr>
+        <w:t xml:space="preserve">Maintains strict clinical and regulatory guidelines</w:t>
+      </w:r>
+    </w:p>
+    <w:p>
+      <w:pPr>
+        <w:pStyle w:val="ListParagraph"/>
+        <w:numPr>
+          <w:ilvl w:val="0"/>
+          <w:numId w:val="2"/>
+        </w:numPr>
+        <w:spacing w:after="60"/>
+      </w:pPr>
+      <w:r>
+        <w:rPr>
+          <w:rFonts w:ascii="Calibri" w:cs="Calibri" w:eastAsia="Calibri" w:hAnsi="Calibri"/>
+        </w:rPr>
+        <w:t xml:space="preserve">Enables organization administrators to manage users, client access, licensing, and organization settings</w:t>
+      </w:r>
+    </w:p>
+    <w:p>
+      <w:pPr>
+        <w:pStyle w:val="ListParagraph"/>
+        <w:numPr>
+          <w:ilvl w:val="0"/>
+          <w:numId w:val="2"/>
+        </w:numPr>
+        <w:spacing w:after="60"/>
+      </w:pPr>
+      <w:r>
+        <w:rPr>
+          <w:rFonts w:ascii="Calibri" w:cs="Calibri" w:eastAsia="Calibri" w:hAnsi="Calibri"/>
+        </w:rPr>
+        <w:t xml:space="preserve">Provides BEST back-office teams with secure visibility into customer organizations, subscriptions, system health, logs, and errors</w:t>
+      </w:r>
+    </w:p>
+    <w:p>
+      <w:pPr>
+        <w:pStyle w:val="Heading1"/>
+        <w:spacing w:after="120" w:before="360"/>
+      </w:pPr>
+      <w:r>
+        <w:rPr>
+          <w:rFonts w:ascii="Calibri" w:cs="Calibri" w:eastAsia="Calibri" w:hAnsi="Calibri"/>
+        </w:rPr>
+        <w:t xml:space="preserve">3. Scope Overview</w:t>
+      </w:r>
+    </w:p>
+    <w:p>
+      <w:pPr>
+        <w:pStyle w:val="Heading2"/>
+        <w:spacing w:after="80" w:before="240"/>
+      </w:pPr>
+      <w:r>
+        <w:rPr>
+          <w:rFonts w:ascii="Calibri" w:cs="Calibri" w:eastAsia="Calibri" w:hAnsi="Calibri"/>
+        </w:rPr>
+        <w:t xml:space="preserve">In Scope (MVP / Pilot)</w:t>
+      </w:r>
+    </w:p>
+    <w:p>
+      <w:pPr>
+        <w:pStyle w:val="ListParagraph"/>
+        <w:numPr>
+          <w:ilvl w:val="0"/>
+          <w:numId w:val="2"/>
+        </w:numPr>
+        <w:spacing w:after="60"/>
+      </w:pPr>
+      <w:r>
+        <w:rPr>
+          <w:rFonts w:ascii="Calibri" w:cs="Calibri" w:eastAsia="Calibri" w:hAnsi="Calibri"/>
+        </w:rPr>
+        <w:t xml:space="preserve">Web app (Android &amp; iOS in Phase 2)</w:t>
+      </w:r>
+    </w:p>
+    <w:p>
+      <w:pPr>
+        <w:pStyle w:val="ListParagraph"/>
+        <w:numPr>
+          <w:ilvl w:val="0"/>
+          <w:numId w:val="2"/>
+        </w:numPr>
+        <w:spacing w:after="60"/>
+      </w:pPr>
+      <w:r>
+        <w:rPr>
+          <w:rFonts w:ascii="Calibri" w:cs="Calibri" w:eastAsia="Calibri" w:hAnsi="Calibri"/>
+        </w:rPr>
+        <w:t xml:space="preserve">Therapist and Supervisor workflows</w:t>
+      </w:r>
+    </w:p>
+    <w:p>
+      <w:pPr>
+        <w:pStyle w:val="ListParagraph"/>
+        <w:numPr>
+          <w:ilvl w:val="0"/>
+          <w:numId w:val="2"/>
+        </w:numPr>
+        <w:spacing w:after="60"/>
+      </w:pPr>
+      <w:r>
+        <w:rPr>
+          <w:rFonts w:ascii="Calibri" w:cs="Calibri" w:eastAsia="Calibri" w:hAnsi="Calibri"/>
+        </w:rPr>
+        <w:t xml:space="preserve">Session-based monitoring, including live trend indicators — subject to the regulatory gate in Section 21</w:t>
+      </w:r>
+    </w:p>
+    <w:p>
+      <w:pPr>
+        <w:pStyle w:val="ListParagraph"/>
+        <w:numPr>
+          <w:ilvl w:val="0"/>
+          <w:numId w:val="2"/>
+        </w:numPr>
+        <w:spacing w:after="60"/>
+      </w:pPr>
+      <w:r>
+        <w:rPr>
+          <w:rFonts w:ascii="Calibri" w:cs="Calibri" w:eastAsia="Calibri" w:hAnsi="Calibri"/>
+        </w:rPr>
+        <w:t xml:space="preserve">Manual + device data combination</w:t>
+      </w:r>
+    </w:p>
+    <w:p>
+      <w:pPr>
+        <w:pStyle w:val="ListParagraph"/>
+        <w:numPr>
+          <w:ilvl w:val="0"/>
+          <w:numId w:val="2"/>
+        </w:numPr>
+        <w:spacing w:after="60"/>
+      </w:pPr>
+      <w:r>
+        <w:rPr>
+          <w:rFonts w:ascii="Calibri" w:cs="Calibri" w:eastAsia="Calibri" w:hAnsi="Calibri"/>
+        </w:rPr>
+        <w:t xml:space="preserve">Soft in-app alerts — subject to the regulatory gate in Section 21</w:t>
+      </w:r>
+    </w:p>
+    <w:p>
+      <w:pPr>
+        <w:pStyle w:val="ListParagraph"/>
+        <w:numPr>
+          <w:ilvl w:val="0"/>
+          <w:numId w:val="2"/>
+        </w:numPr>
+        <w:spacing w:after="60"/>
+      </w:pPr>
+      <w:r>
+        <w:rPr>
+          <w:rFonts w:ascii="Calibri" w:cs="Calibri" w:eastAsia="Calibri" w:hAnsi="Calibri"/>
+        </w:rPr>
+        <w:t xml:space="preserve">AI-drafted post-session summaries </w:t>
       </w:r>
       <w:r>
         <w:rPr>
@@ -1187,59 +1206,21 @@
         </w:rPr>
         <w:t xml:space="preserve"> PROPOSED </w:t>
       </w:r>
-      <w:r>
-        <w:rPr>
-          <w:rFonts w:ascii="Calibri" w:cs="Calibri" w:eastAsia="Calibri" w:hAnsi="Calibri"/>
-        </w:rPr>
-        <w:t xml:space="preserve"> — added explicitly to scope and phasing</w:t>
-      </w:r>
-    </w:p>
-    <w:p>
-      <w:pPr>
-        <w:pStyle w:val="ListParagraph"/>
-        <w:numPr>
-          <w:ilvl w:val="0"/>
-          <w:numId w:val="2"/>
-        </w:numPr>
-        <w:spacing w:after="60"/>
-      </w:pPr>
-      <w:r>
-        <w:rPr>
-          <w:rFonts w:ascii="Calibri" w:cs="Calibri" w:eastAsia="Calibri" w:hAnsi="Calibri"/>
-        </w:rPr>
-        <w:t xml:space="preserve">Organization administration and client access governance</w:t>
-      </w:r>
-    </w:p>
-    <w:p>
-      <w:pPr>
-        <w:pStyle w:val="ListParagraph"/>
-        <w:numPr>
-          <w:ilvl w:val="0"/>
-          <w:numId w:val="2"/>
-        </w:numPr>
-        <w:spacing w:after="60"/>
-      </w:pPr>
-      <w:r>
-        <w:rPr>
-          <w:rFonts w:ascii="Calibri" w:cs="Calibri" w:eastAsia="Calibri" w:hAnsi="Calibri"/>
-        </w:rPr>
-        <w:t xml:space="preserve">Client lifecycle management, including add, edit, archive, and restore</w:t>
-      </w:r>
-    </w:p>
-    <w:p>
-      <w:pPr>
-        <w:pStyle w:val="ListParagraph"/>
-        <w:numPr>
-          <w:ilvl w:val="0"/>
-          <w:numId w:val="2"/>
-        </w:numPr>
-        <w:spacing w:after="60"/>
-      </w:pPr>
-      <w:r>
-        <w:rPr>
-          <w:rFonts w:ascii="Calibri" w:cs="Calibri" w:eastAsia="Calibri" w:hAnsi="Calibri"/>
-        </w:rPr>
-        <w:t xml:space="preserve">Guardian consent management (Section 8.11) </w:t>
+    </w:p>
+    <w:p>
+      <w:pPr>
+        <w:pStyle w:val="ListParagraph"/>
+        <w:numPr>
+          <w:ilvl w:val="0"/>
+          <w:numId w:val="2"/>
+        </w:numPr>
+        <w:spacing w:after="60"/>
+      </w:pPr>
+      <w:r>
+        <w:rPr>
+          <w:rFonts w:ascii="Calibri" w:cs="Calibri" w:eastAsia="Calibri" w:hAnsi="Calibri"/>
+        </w:rPr>
+        <w:t xml:space="preserve">Telehealth sessions (Section 20) </w:t>
       </w:r>
       <w:r>
         <w:rPr>
@@ -1253,21 +1234,59 @@
         </w:rPr>
         <w:t xml:space="preserve"> PROPOSED </w:t>
       </w:r>
-    </w:p>
-    <w:p>
-      <w:pPr>
-        <w:pStyle w:val="ListParagraph"/>
-        <w:numPr>
-          <w:ilvl w:val="0"/>
-          <w:numId w:val="2"/>
-        </w:numPr>
-        <w:spacing w:after="60"/>
-      </w:pPr>
-      <w:r>
-        <w:rPr>
-          <w:rFonts w:ascii="Calibri" w:cs="Calibri" w:eastAsia="Calibri" w:hAnsi="Calibri"/>
-        </w:rPr>
-        <w:t xml:space="preserve">License, seat, plan and entitlement management </w:t>
+      <w:r>
+        <w:rPr>
+          <w:rFonts w:ascii="Calibri" w:cs="Calibri" w:eastAsia="Calibri" w:hAnsi="Calibri"/>
+        </w:rPr>
+        <w:t xml:space="preserve"> — added explicitly to scope and phasing</w:t>
+      </w:r>
+    </w:p>
+    <w:p>
+      <w:pPr>
+        <w:pStyle w:val="ListParagraph"/>
+        <w:numPr>
+          <w:ilvl w:val="0"/>
+          <w:numId w:val="2"/>
+        </w:numPr>
+        <w:spacing w:after="60"/>
+      </w:pPr>
+      <w:r>
+        <w:rPr>
+          <w:rFonts w:ascii="Calibri" w:cs="Calibri" w:eastAsia="Calibri" w:hAnsi="Calibri"/>
+        </w:rPr>
+        <w:t xml:space="preserve">Organization administration and client access governance</w:t>
+      </w:r>
+    </w:p>
+    <w:p>
+      <w:pPr>
+        <w:pStyle w:val="ListParagraph"/>
+        <w:numPr>
+          <w:ilvl w:val="0"/>
+          <w:numId w:val="2"/>
+        </w:numPr>
+        <w:spacing w:after="60"/>
+      </w:pPr>
+      <w:r>
+        <w:rPr>
+          <w:rFonts w:ascii="Calibri" w:cs="Calibri" w:eastAsia="Calibri" w:hAnsi="Calibri"/>
+        </w:rPr>
+        <w:t xml:space="preserve">Client lifecycle management, including add, edit, archive, and restore</w:t>
+      </w:r>
+    </w:p>
+    <w:p>
+      <w:pPr>
+        <w:pStyle w:val="ListParagraph"/>
+        <w:numPr>
+          <w:ilvl w:val="0"/>
+          <w:numId w:val="2"/>
+        </w:numPr>
+        <w:spacing w:after="60"/>
+      </w:pPr>
+      <w:r>
+        <w:rPr>
+          <w:rFonts w:ascii="Calibri" w:cs="Calibri" w:eastAsia="Calibri" w:hAnsi="Calibri"/>
+        </w:rPr>
+        <w:t xml:space="preserve">Guardian consent management (Section 8.11) </w:t>
       </w:r>
       <w:r>
         <w:rPr>
@@ -1295,6 +1314,62 @@
         <w:rPr>
           <w:rFonts w:ascii="Calibri" w:cs="Calibri" w:eastAsia="Calibri" w:hAnsi="Calibri"/>
         </w:rPr>
+        <w:t xml:space="preserve">Read-only parent / guardian view of their own child’s confirmed session history (Section 8.13) </w:t>
+      </w:r>
+      <w:r>
+        <w:rPr>
+          <w:rFonts w:ascii="Calibri" w:cs="Calibri" w:eastAsia="Calibri" w:hAnsi="Calibri"/>
+          <w:b/>
+          <w:bCs/>
+          <w:color w:val="1F4E79"/>
+          <w:sz w:val="16"/>
+          <w:szCs w:val="16"/>
+          <w:shd w:fill="DDEBF7" w:color="auto" w:val="clear"/>
+        </w:rPr>
+        <w:t xml:space="preserve"> PROPOSED </w:t>
+      </w:r>
+    </w:p>
+    <w:p>
+      <w:pPr>
+        <w:pStyle w:val="ListParagraph"/>
+        <w:numPr>
+          <w:ilvl w:val="0"/>
+          <w:numId w:val="2"/>
+        </w:numPr>
+        <w:spacing w:after="60"/>
+      </w:pPr>
+      <w:r>
+        <w:rPr>
+          <w:rFonts w:ascii="Calibri" w:cs="Calibri" w:eastAsia="Calibri" w:hAnsi="Calibri"/>
+        </w:rPr>
+        <w:t xml:space="preserve">License, seat, plan and entitlement management </w:t>
+      </w:r>
+      <w:r>
+        <w:rPr>
+          <w:rFonts w:ascii="Calibri" w:cs="Calibri" w:eastAsia="Calibri" w:hAnsi="Calibri"/>
+          <w:b/>
+          <w:bCs/>
+          <w:color w:val="1F4E79"/>
+          <w:sz w:val="16"/>
+          <w:szCs w:val="16"/>
+          <w:shd w:fill="DDEBF7" w:color="auto" w:val="clear"/>
+        </w:rPr>
+        <w:t xml:space="preserve"> PROPOSED </w:t>
+      </w:r>
+    </w:p>
+    <w:p>
+      <w:pPr>
+        <w:pStyle w:val="ListParagraph"/>
+        <w:numPr>
+          <w:ilvl w:val="0"/>
+          <w:numId w:val="2"/>
+        </w:numPr>
+        <w:spacing w:after="60"/>
+      </w:pPr>
+      <w:r>
+        <w:rPr>
+          <w:rFonts w:ascii="Calibri" w:cs="Calibri" w:eastAsia="Calibri" w:hAnsi="Calibri"/>
+        </w:rPr>
         <w:t xml:space="preserve">BEST back-office console for customer administration, platform monitoring, logs, errors, and incidents</w:t>
       </w:r>
     </w:p>
@@ -1427,7 +1502,35 @@
         <w:rPr>
           <w:rFonts w:ascii="Calibri" w:cs="Calibri" w:eastAsia="Calibri" w:hAnsi="Calibri"/>
         </w:rPr>
-        <w:t xml:space="preserve">Parent or child facing features (future)</w:t>
+        <w:t xml:space="preserve">Child-facing features (future)</w:t>
+      </w:r>
+    </w:p>
+    <w:p>
+      <w:pPr>
+        <w:pStyle w:val="ListParagraph"/>
+        <w:numPr>
+          <w:ilvl w:val="0"/>
+          <w:numId w:val="2"/>
+        </w:numPr>
+        <w:spacing w:after="60"/>
+      </w:pPr>
+      <w:r>
+        <w:rPr>
+          <w:rFonts w:ascii="Calibri" w:cs="Calibri" w:eastAsia="Calibri" w:hAnsi="Calibri"/>
+        </w:rPr>
+        <w:t xml:space="preserve">Parent-facing features beyond the read-only history view, such as messaging, device data or notifications (future) </w:t>
+      </w:r>
+      <w:r>
+        <w:rPr>
+          <w:rFonts w:ascii="Calibri" w:cs="Calibri" w:eastAsia="Calibri" w:hAnsi="Calibri"/>
+          <w:b/>
+          <w:bCs/>
+          <w:color w:val="1F4E79"/>
+          <w:sz w:val="16"/>
+          <w:szCs w:val="16"/>
+          <w:shd w:fill="DDEBF7" w:color="auto" w:val="clear"/>
+        </w:rPr>
+        <w:t xml:space="preserve"> PROPOSED </w:t>
       </w:r>
     </w:p>
     <w:p>
@@ -1698,18 +1801,6 @@
     </w:p>
     <w:p>
       <w:pPr>
-        <w:pStyle w:val="Heading2"/>
-        <w:spacing w:after="80" w:before="240"/>
-      </w:pPr>
-      <w:r>
-        <w:rPr>
-          <w:rFonts w:ascii="Calibri" w:cs="Calibri" w:eastAsia="Calibri" w:hAnsi="Calibri"/>
-        </w:rPr>
-        <w:t xml:space="preserve">Internal Platform Users</w:t>
-      </w:r>
-    </w:p>
-    <w:p>
-      <w:pPr>
         <w:pStyle w:val="ListParagraph"/>
         <w:numPr>
           <w:ilvl w:val="0"/>
@@ -1723,37 +1814,13 @@
           <w:b/>
           <w:bCs/>
         </w:rPr>
-        <w:t xml:space="preserve">BEST Platform Administrators</w:t>
-      </w:r>
-      <w:r>
-        <w:rPr>
-          <w:rFonts w:ascii="Calibri" w:cs="Calibri" w:eastAsia="Calibri" w:hAnsi="Calibri"/>
-        </w:rPr>
-        <w:t xml:space="preserve"> – manage customer organizations, entitlements, and platform configuration</w:t>
-      </w:r>
-    </w:p>
-    <w:p>
-      <w:pPr>
-        <w:pStyle w:val="ListParagraph"/>
-        <w:numPr>
-          <w:ilvl w:val="0"/>
-          <w:numId w:val="2"/>
-        </w:numPr>
-        <w:spacing w:after="60"/>
-      </w:pPr>
-      <w:r>
-        <w:rPr>
-          <w:rFonts w:ascii="Calibri" w:cs="Calibri" w:eastAsia="Calibri" w:hAnsi="Calibri"/>
-          <w:b/>
-          <w:bCs/>
-        </w:rPr>
-        <w:t xml:space="preserve">BEST Engineering / SRE</w:t>
-      </w:r>
-      <w:r>
-        <w:rPr>
-          <w:rFonts w:ascii="Calibri" w:cs="Calibri" w:eastAsia="Calibri" w:hAnsi="Calibri"/>
-        </w:rPr>
-        <w:t xml:space="preserve"> – manage infrastructure, capacity, security events, and releases; separate from Platform Administration </w:t>
+        <w:t xml:space="preserve">Parent / Guardian</w:t>
+      </w:r>
+      <w:r>
+        <w:rPr>
+          <w:rFonts w:ascii="Calibri" w:cs="Calibri" w:eastAsia="Calibri" w:hAnsi="Calibri"/>
+        </w:rPr>
+        <w:t xml:space="preserve"> – views their own child’s confirmed session history; read-only, no session tools </w:t>
       </w:r>
       <w:r>
         <w:rPr>
@@ -1770,6 +1837,18 @@
     </w:p>
     <w:p>
       <w:pPr>
+        <w:pStyle w:val="Heading2"/>
+        <w:spacing w:after="80" w:before="240"/>
+      </w:pPr>
+      <w:r>
+        <w:rPr>
+          <w:rFonts w:ascii="Calibri" w:cs="Calibri" w:eastAsia="Calibri" w:hAnsi="Calibri"/>
+        </w:rPr>
+        <w:t xml:space="preserve">Internal Platform Users</w:t>
+      </w:r>
+    </w:p>
+    <w:p>
+      <w:pPr>
         <w:pStyle w:val="ListParagraph"/>
         <w:numPr>
           <w:ilvl w:val="0"/>
@@ -1783,13 +1862,13 @@
           <w:b/>
           <w:bCs/>
         </w:rPr>
-        <w:t xml:space="preserve">BEST Operations and Support</w:t>
-      </w:r>
-      <w:r>
-        <w:rPr>
-          <w:rFonts w:ascii="Calibri" w:cs="Calibri" w:eastAsia="Calibri" w:hAnsi="Calibri"/>
-        </w:rPr>
-        <w:t xml:space="preserve"> – monitor service health, incidents, integrations, logs, and support cases</w:t>
+        <w:t xml:space="preserve">BEST Platform Administrators</w:t>
+      </w:r>
+      <w:r>
+        <w:rPr>
+          <w:rFonts w:ascii="Calibri" w:cs="Calibri" w:eastAsia="Calibri" w:hAnsi="Calibri"/>
+        </w:rPr>
+        <w:t xml:space="preserve"> – manage customer organizations, entitlements, and platform configuration</w:t>
       </w:r>
     </w:p>
     <w:p>
@@ -1807,13 +1886,13 @@
           <w:b/>
           <w:bCs/>
         </w:rPr>
-        <w:t xml:space="preserve">BEST Finance and Billing</w:t>
-      </w:r>
-      <w:r>
-        <w:rPr>
-          <w:rFonts w:ascii="Calibri" w:cs="Calibri" w:eastAsia="Calibri" w:hAnsi="Calibri"/>
-        </w:rPr>
-        <w:t xml:space="preserve"> – own plans, pricing, and licenses in the MVP; invoices, payment status and commercial adjustments follow in Phase 2 </w:t>
+        <w:t xml:space="preserve">BEST Engineering / SRE</w:t>
+      </w:r>
+      <w:r>
+        <w:rPr>
+          <w:rFonts w:ascii="Calibri" w:cs="Calibri" w:eastAsia="Calibri" w:hAnsi="Calibri"/>
+        </w:rPr>
+        <w:t xml:space="preserve"> – manage infrastructure, capacity, security events, and releases; separate from Platform Administration </w:t>
       </w:r>
       <w:r>
         <w:rPr>
@@ -1830,6 +1909,66 @@
     </w:p>
     <w:p>
       <w:pPr>
+        <w:pStyle w:val="ListParagraph"/>
+        <w:numPr>
+          <w:ilvl w:val="0"/>
+          <w:numId w:val="2"/>
+        </w:numPr>
+        <w:spacing w:after="60"/>
+      </w:pPr>
+      <w:r>
+        <w:rPr>
+          <w:rFonts w:ascii="Calibri" w:cs="Calibri" w:eastAsia="Calibri" w:hAnsi="Calibri"/>
+          <w:b/>
+          <w:bCs/>
+        </w:rPr>
+        <w:t xml:space="preserve">BEST Operations and Support</w:t>
+      </w:r>
+      <w:r>
+        <w:rPr>
+          <w:rFonts w:ascii="Calibri" w:cs="Calibri" w:eastAsia="Calibri" w:hAnsi="Calibri"/>
+        </w:rPr>
+        <w:t xml:space="preserve"> – monitor service health, incidents, integrations, logs, and support cases</w:t>
+      </w:r>
+    </w:p>
+    <w:p>
+      <w:pPr>
+        <w:pStyle w:val="ListParagraph"/>
+        <w:numPr>
+          <w:ilvl w:val="0"/>
+          <w:numId w:val="2"/>
+        </w:numPr>
+        <w:spacing w:after="60"/>
+      </w:pPr>
+      <w:r>
+        <w:rPr>
+          <w:rFonts w:ascii="Calibri" w:cs="Calibri" w:eastAsia="Calibri" w:hAnsi="Calibri"/>
+          <w:b/>
+          <w:bCs/>
+        </w:rPr>
+        <w:t xml:space="preserve">BEST Finance and Billing</w:t>
+      </w:r>
+      <w:r>
+        <w:rPr>
+          <w:rFonts w:ascii="Calibri" w:cs="Calibri" w:eastAsia="Calibri" w:hAnsi="Calibri"/>
+        </w:rPr>
+        <w:t xml:space="preserve"> – own plans, pricing, and licenses in the MVP; invoices, payment status and commercial adjustments follow in Phase 2 </w:t>
+      </w:r>
+      <w:r>
+        <w:rPr>
+          <w:rFonts w:ascii="Calibri" w:cs="Calibri" w:eastAsia="Calibri" w:hAnsi="Calibri"/>
+          <w:b/>
+          <w:bCs/>
+          <w:color w:val="1F4E79"/>
+          <w:sz w:val="16"/>
+          <w:szCs w:val="16"/>
+          <w:shd w:fill="DDEBF7" w:color="auto" w:val="clear"/>
+        </w:rPr>
+        <w:t xml:space="preserve"> PROPOSED </w:t>
+      </w:r>
+    </w:p>
+    <w:p>
+      <w:pPr>
         <w:pStyle w:val="Heading2"/>
         <w:spacing w:after="80" w:before="240"/>
       </w:pPr>
@@ -1838,22 +1977,6 @@
           <w:rFonts w:ascii="Calibri" w:cs="Calibri" w:eastAsia="Calibri" w:hAnsi="Calibri"/>
         </w:rPr>
         <w:t xml:space="preserve">Non-Users</w:t>
-      </w:r>
-    </w:p>
-    <w:p>
-      <w:pPr>
-        <w:pStyle w:val="ListParagraph"/>
-        <w:numPr>
-          <w:ilvl w:val="0"/>
-          <w:numId w:val="2"/>
-        </w:numPr>
-        <w:spacing w:after="60"/>
-      </w:pPr>
-      <w:r>
-        <w:rPr>
-          <w:rFonts w:ascii="Calibri" w:cs="Calibri" w:eastAsia="Calibri" w:hAnsi="Calibri"/>
-        </w:rPr>
-        <w:t xml:space="preserve">Parents</w:t>
       </w:r>
     </w:p>
     <w:p>
@@ -1900,184 +2023,6 @@
       <w:r>
         <w:rPr>
           <w:rFonts w:ascii="Calibri" w:cs="Calibri" w:eastAsia="Calibri" w:hAnsi="Calibri"/>
-        </w:rPr>
-        <w:t xml:space="preserve">Parents and guardians remain non-users of the platform. They do, however, give consent for their child (Section 8.11), and for telehealth sessions someone at home may need to put the wearable on the child (Section 20.12). Both happen outside the app or through staff-recorded actions.</w:t>
-      </w:r>
-    </w:p>
-    <w:p>
-      <w:pPr>
-        <w:pStyle w:val="Heading1"/>
-        <w:spacing w:after="120" w:before="360"/>
-      </w:pPr>
-      <w:r>
-        <w:rPr>
-          <w:rFonts w:ascii="Calibri" w:cs="Calibri" w:eastAsia="Calibri" w:hAnsi="Calibri"/>
-        </w:rPr>
-        <w:t xml:space="preserve">5. Clinical Guidelines</w:t>
-      </w:r>
-    </w:p>
-    <w:p>
-      <w:pPr>
-        <w:pStyle w:val="Heading2"/>
-        <w:spacing w:after="80" w:before="240"/>
-      </w:pPr>
-      <w:r>
-        <w:rPr>
-          <w:rFonts w:ascii="Calibri" w:cs="Calibri" w:eastAsia="Calibri" w:hAnsi="Calibri"/>
-        </w:rPr>
-        <w:t xml:space="preserve">5.1 Clinical Positioning</w:t>
-      </w:r>
-    </w:p>
-    <w:p>
-      <w:pPr>
-        <w:pStyle w:val="ListParagraph"/>
-        <w:numPr>
-          <w:ilvl w:val="0"/>
-          <w:numId w:val="2"/>
-        </w:numPr>
-        <w:spacing w:after="60"/>
-      </w:pPr>
-      <w:r>
-        <w:rPr>
-          <w:rFonts w:ascii="Calibri" w:cs="Calibri" w:eastAsia="Calibri" w:hAnsi="Calibri"/>
-        </w:rPr>
-        <w:t xml:space="preserve">All vitals and signals are </w:t>
-      </w:r>
-      <w:r>
-        <w:rPr>
-          <w:rFonts w:ascii="Calibri" w:cs="Calibri" w:eastAsia="Calibri" w:hAnsi="Calibri"/>
-          <w:b/>
-          <w:bCs/>
-        </w:rPr>
-        <w:t xml:space="preserve">reference-based and informational</w:t>
-      </w:r>
-    </w:p>
-    <w:p>
-      <w:pPr>
-        <w:pStyle w:val="ListParagraph"/>
-        <w:numPr>
-          <w:ilvl w:val="0"/>
-          <w:numId w:val="2"/>
-        </w:numPr>
-        <w:spacing w:after="60"/>
-      </w:pPr>
-      <w:r>
-        <w:rPr>
-          <w:rFonts w:ascii="Calibri" w:cs="Calibri" w:eastAsia="Calibri" w:hAnsi="Calibri"/>
-        </w:rPr>
-        <w:t xml:space="preserve">No diagnosis, treatment, or clinical recommendations</w:t>
-      </w:r>
-    </w:p>
-    <w:p>
-      <w:pPr>
-        <w:pStyle w:val="ListParagraph"/>
-        <w:numPr>
-          <w:ilvl w:val="0"/>
-          <w:numId w:val="2"/>
-        </w:numPr>
-        <w:spacing w:after="60"/>
-      </w:pPr>
-      <w:r>
-        <w:rPr>
-          <w:rFonts w:ascii="Calibri" w:cs="Calibri" w:eastAsia="Calibri" w:hAnsi="Calibri"/>
-        </w:rPr>
-        <w:t xml:space="preserve">Therapist and supervisor judgment remains primary</w:t>
-      </w:r>
-    </w:p>
-    <w:p>
-      <w:pPr>
-        <w:pStyle w:val="Heading2"/>
-        <w:spacing w:after="80" w:before="240"/>
-      </w:pPr>
-      <w:r>
-        <w:rPr>
-          <w:rFonts w:ascii="Calibri" w:cs="Calibri" w:eastAsia="Calibri" w:hAnsi="Calibri"/>
-        </w:rPr>
-        <w:t xml:space="preserve">5.2 Interpretation Rules</w:t>
-      </w:r>
-    </w:p>
-    <w:p>
-      <w:pPr>
-        <w:pStyle w:val="ListParagraph"/>
-        <w:numPr>
-          <w:ilvl w:val="0"/>
-          <w:numId w:val="2"/>
-        </w:numPr>
-        <w:spacing w:after="60"/>
-      </w:pPr>
-      <w:r>
-        <w:rPr>
-          <w:rFonts w:ascii="Calibri" w:cs="Calibri" w:eastAsia="Calibri" w:hAnsi="Calibri"/>
-        </w:rPr>
-        <w:t xml:space="preserve">Age-aware reference ranges only</w:t>
-      </w:r>
-    </w:p>
-    <w:p>
-      <w:pPr>
-        <w:pStyle w:val="ListParagraph"/>
-        <w:numPr>
-          <w:ilvl w:val="0"/>
-          <w:numId w:val="2"/>
-        </w:numPr>
-        <w:spacing w:after="60"/>
-      </w:pPr>
-      <w:r>
-        <w:rPr>
-          <w:rFonts w:ascii="Calibri" w:cs="Calibri" w:eastAsia="Calibri" w:hAnsi="Calibri"/>
-        </w:rPr>
-        <w:t xml:space="preserve">Trend-based interpretation (not absolute thresholds)</w:t>
-      </w:r>
-    </w:p>
-    <w:p>
-      <w:pPr>
-        <w:pStyle w:val="ListParagraph"/>
-        <w:numPr>
-          <w:ilvl w:val="0"/>
-          <w:numId w:val="2"/>
-        </w:numPr>
-        <w:spacing w:after="60"/>
-      </w:pPr>
-      <w:r>
-        <w:rPr>
-          <w:rFonts w:ascii="Calibri" w:cs="Calibri" w:eastAsia="Calibri" w:hAnsi="Calibri"/>
-        </w:rPr>
-        <w:t xml:space="preserve">Session context only</w:t>
-      </w:r>
-    </w:p>
-    <w:p>
-      <w:pPr>
-        <w:pStyle w:val="ListParagraph"/>
-        <w:numPr>
-          <w:ilvl w:val="0"/>
-          <w:numId w:val="2"/>
-        </w:numPr>
-        <w:spacing w:after="60"/>
-      </w:pPr>
-      <w:r>
-        <w:rPr>
-          <w:rFonts w:ascii="Calibri" w:cs="Calibri" w:eastAsia="Calibri" w:hAnsi="Calibri"/>
-        </w:rPr>
-        <w:t xml:space="preserve">Persistence-based alert escalation</w:t>
-      </w:r>
-    </w:p>
-    <w:p>
-      <w:pPr>
-        <w:pStyle w:val="ListParagraph"/>
-        <w:numPr>
-          <w:ilvl w:val="0"/>
-          <w:numId w:val="2"/>
-        </w:numPr>
-        <w:spacing w:after="60"/>
-      </w:pPr>
-      <w:r>
-        <w:rPr>
-          <w:rFonts w:ascii="Calibri" w:cs="Calibri" w:eastAsia="Calibri" w:hAnsi="Calibri"/>
-        </w:rPr>
-        <w:t xml:space="preserve">All interpretation thresholds are configurable parameters with clinically signed-off defaults (Section 8.12) </w:t>
-      </w:r>
-      <w:r>
-        <w:rPr>
-          <w:rFonts w:ascii="Calibri" w:cs="Calibri" w:eastAsia="Calibri" w:hAnsi="Calibri"/>
           <w:b/>
           <w:bCs/>
           <w:color w:val="1F4E79"/>
@@ -2087,6 +2032,24 @@
         </w:rPr>
         <w:t xml:space="preserve"> PROPOSED </w:t>
       </w:r>
+      <w:r>
+        <w:rPr>
+          <w:rFonts w:ascii="Calibri" w:cs="Calibri" w:eastAsia="Calibri" w:hAnsi="Calibri"/>
+        </w:rPr>
+        <w:t xml:space="preserve"> Version 1 listed parents as non-users. In this revision, parents and guardians become users with a read-only view of their own child’s confirmed session history (Section 8.13). They do not run sessions or see raw device data. They also give consent for their child (Section 8.11), and for telehealth sessions someone at home may need to put the wearable on the child (Section 20.12).</w:t>
+      </w:r>
+    </w:p>
+    <w:p>
+      <w:pPr>
+        <w:pStyle w:val="Heading1"/>
+        <w:spacing w:after="120" w:before="360"/>
+      </w:pPr>
+      <w:r>
+        <w:rPr>
+          <w:rFonts w:ascii="Calibri" w:cs="Calibri" w:eastAsia="Calibri" w:hAnsi="Calibri"/>
+        </w:rPr>
+        <w:t xml:space="preserve">5. Clinical Guidelines</w:t>
+      </w:r>
     </w:p>
     <w:p>
       <w:pPr>
@@ -2097,175 +2060,155 @@
         <w:rPr>
           <w:rFonts w:ascii="Calibri" w:cs="Calibri" w:eastAsia="Calibri" w:hAnsi="Calibri"/>
         </w:rPr>
-        <w:t xml:space="preserve">5.3 Language Rules</w:t>
-      </w:r>
-    </w:p>
-    <w:p>
-      <w:pPr>
-        <w:pStyle w:val="Heading3"/>
-        <w:spacing w:after="60" w:before="160"/>
-      </w:pPr>
-      <w:r>
-        <w:rPr>
-          <w:rFonts w:ascii="Calibri" w:cs="Calibri" w:eastAsia="Calibri" w:hAnsi="Calibri"/>
-        </w:rPr>
-        <w:t xml:space="preserve">Allowed:</w:t>
-      </w:r>
-    </w:p>
-    <w:p>
-      <w:pPr>
-        <w:pStyle w:val="ListParagraph"/>
-        <w:numPr>
-          <w:ilvl w:val="0"/>
-          <w:numId w:val="2"/>
-        </w:numPr>
-        <w:spacing w:after="60"/>
-      </w:pPr>
-      <w:r>
-        <w:rPr>
-          <w:rFonts w:ascii="Calibri" w:cs="Calibri" w:eastAsia="Calibri" w:hAnsi="Calibri"/>
-        </w:rPr>
-        <w:t xml:space="preserve">“Elevated”</w:t>
-      </w:r>
-    </w:p>
-    <w:p>
-      <w:pPr>
-        <w:pStyle w:val="ListParagraph"/>
-        <w:numPr>
-          <w:ilvl w:val="0"/>
-          <w:numId w:val="2"/>
-        </w:numPr>
-        <w:spacing w:after="60"/>
-      </w:pPr>
-      <w:r>
-        <w:rPr>
-          <w:rFonts w:ascii="Calibri" w:cs="Calibri" w:eastAsia="Calibri" w:hAnsi="Calibri"/>
-        </w:rPr>
-        <w:t xml:space="preserve">“Lower than usual”</w:t>
-      </w:r>
-    </w:p>
-    <w:p>
-      <w:pPr>
-        <w:pStyle w:val="ListParagraph"/>
-        <w:numPr>
-          <w:ilvl w:val="0"/>
-          <w:numId w:val="2"/>
-        </w:numPr>
-        <w:spacing w:after="60"/>
-      </w:pPr>
-      <w:r>
-        <w:rPr>
-          <w:rFonts w:ascii="Calibri" w:cs="Calibri" w:eastAsia="Calibri" w:hAnsi="Calibri"/>
-        </w:rPr>
-        <w:t xml:space="preserve">“Change from baseline”</w:t>
-      </w:r>
-    </w:p>
-    <w:p>
-      <w:pPr>
-        <w:pStyle w:val="ListParagraph"/>
-        <w:numPr>
-          <w:ilvl w:val="0"/>
-          <w:numId w:val="2"/>
-        </w:numPr>
-        <w:spacing w:after="60"/>
-      </w:pPr>
-      <w:r>
-        <w:rPr>
-          <w:rFonts w:ascii="Calibri" w:cs="Calibri" w:eastAsia="Calibri" w:hAnsi="Calibri"/>
-        </w:rPr>
-        <w:t xml:space="preserve">“Trend observed”</w:t>
-      </w:r>
-    </w:p>
-    <w:p>
-      <w:pPr>
-        <w:pStyle w:val="ListParagraph"/>
-        <w:numPr>
-          <w:ilvl w:val="0"/>
-          <w:numId w:val="2"/>
-        </w:numPr>
-        <w:spacing w:after="60"/>
-      </w:pPr>
-      <w:r>
-        <w:rPr>
-          <w:rFonts w:ascii="Calibri" w:cs="Calibri" w:eastAsia="Calibri" w:hAnsi="Calibri"/>
-        </w:rPr>
-        <w:t xml:space="preserve">“Check-in suggested”</w:t>
-      </w:r>
-    </w:p>
-    <w:p>
-      <w:pPr>
-        <w:pStyle w:val="Heading3"/>
-        <w:spacing w:after="60" w:before="160"/>
-      </w:pPr>
-      <w:r>
-        <w:rPr>
-          <w:rFonts w:ascii="Calibri" w:cs="Calibri" w:eastAsia="Calibri" w:hAnsi="Calibri"/>
-        </w:rPr>
-        <w:t xml:space="preserve">Never allowed:</w:t>
-      </w:r>
-    </w:p>
-    <w:p>
-      <w:pPr>
-        <w:pStyle w:val="ListParagraph"/>
-        <w:numPr>
-          <w:ilvl w:val="0"/>
-          <w:numId w:val="2"/>
-        </w:numPr>
-        <w:spacing w:after="60"/>
-      </w:pPr>
-      <w:r>
-        <w:rPr>
-          <w:rFonts w:ascii="Calibri" w:cs="Calibri" w:eastAsia="Calibri" w:hAnsi="Calibri"/>
-        </w:rPr>
-        <w:t xml:space="preserve">Diagnostic terms</w:t>
-      </w:r>
-    </w:p>
-    <w:p>
-      <w:pPr>
-        <w:pStyle w:val="ListParagraph"/>
-        <w:numPr>
-          <w:ilvl w:val="0"/>
-          <w:numId w:val="2"/>
-        </w:numPr>
-        <w:spacing w:after="60"/>
-      </w:pPr>
-      <w:r>
-        <w:rPr>
-          <w:rFonts w:ascii="Calibri" w:cs="Calibri" w:eastAsia="Calibri" w:hAnsi="Calibri"/>
-        </w:rPr>
-        <w:t xml:space="preserve">Emergency language</w:t>
-      </w:r>
-    </w:p>
-    <w:p>
-      <w:pPr>
-        <w:pStyle w:val="ListParagraph"/>
-        <w:numPr>
-          <w:ilvl w:val="0"/>
-          <w:numId w:val="2"/>
-        </w:numPr>
-        <w:spacing w:after="60"/>
-      </w:pPr>
-      <w:r>
-        <w:rPr>
-          <w:rFonts w:ascii="Calibri" w:cs="Calibri" w:eastAsia="Calibri" w:hAnsi="Calibri"/>
-        </w:rPr>
-        <w:t xml:space="preserve">Medical instructions</w:t>
-      </w:r>
-    </w:p>
-    <w:p>
-      <w:pPr>
-        <w:pStyle w:val="ListParagraph"/>
-        <w:numPr>
-          <w:ilvl w:val="0"/>
-          <w:numId w:val="2"/>
-        </w:numPr>
-        <w:spacing w:after="60"/>
-      </w:pPr>
-      <w:r>
-        <w:rPr>
-          <w:rFonts w:ascii="Calibri" w:cs="Calibri" w:eastAsia="Calibri" w:hAnsi="Calibri"/>
-        </w:rPr>
-        <w:t xml:space="preserve">Terms that imply an emotional or clinical state, such as “stress” or “distress”, in system-generated labels </w:t>
+        <w:t xml:space="preserve">5.1 Clinical Positioning</w:t>
+      </w:r>
+    </w:p>
+    <w:p>
+      <w:pPr>
+        <w:pStyle w:val="ListParagraph"/>
+        <w:numPr>
+          <w:ilvl w:val="0"/>
+          <w:numId w:val="2"/>
+        </w:numPr>
+        <w:spacing w:after="60"/>
+      </w:pPr>
+      <w:r>
+        <w:rPr>
+          <w:rFonts w:ascii="Calibri" w:cs="Calibri" w:eastAsia="Calibri" w:hAnsi="Calibri"/>
+        </w:rPr>
+        <w:t xml:space="preserve">All vitals and signals are </w:t>
+      </w:r>
+      <w:r>
+        <w:rPr>
+          <w:rFonts w:ascii="Calibri" w:cs="Calibri" w:eastAsia="Calibri" w:hAnsi="Calibri"/>
+          <w:b/>
+          <w:bCs/>
+        </w:rPr>
+        <w:t xml:space="preserve">reference-based and informational</w:t>
+      </w:r>
+    </w:p>
+    <w:p>
+      <w:pPr>
+        <w:pStyle w:val="ListParagraph"/>
+        <w:numPr>
+          <w:ilvl w:val="0"/>
+          <w:numId w:val="2"/>
+        </w:numPr>
+        <w:spacing w:after="60"/>
+      </w:pPr>
+      <w:r>
+        <w:rPr>
+          <w:rFonts w:ascii="Calibri" w:cs="Calibri" w:eastAsia="Calibri" w:hAnsi="Calibri"/>
+        </w:rPr>
+        <w:t xml:space="preserve">No diagnosis, treatment, or clinical recommendations</w:t>
+      </w:r>
+    </w:p>
+    <w:p>
+      <w:pPr>
+        <w:pStyle w:val="ListParagraph"/>
+        <w:numPr>
+          <w:ilvl w:val="0"/>
+          <w:numId w:val="2"/>
+        </w:numPr>
+        <w:spacing w:after="60"/>
+      </w:pPr>
+      <w:r>
+        <w:rPr>
+          <w:rFonts w:ascii="Calibri" w:cs="Calibri" w:eastAsia="Calibri" w:hAnsi="Calibri"/>
+        </w:rPr>
+        <w:t xml:space="preserve">Therapist and supervisor judgment remains primary</w:t>
+      </w:r>
+    </w:p>
+    <w:p>
+      <w:pPr>
+        <w:pStyle w:val="Heading2"/>
+        <w:spacing w:after="80" w:before="240"/>
+      </w:pPr>
+      <w:r>
+        <w:rPr>
+          <w:rFonts w:ascii="Calibri" w:cs="Calibri" w:eastAsia="Calibri" w:hAnsi="Calibri"/>
+        </w:rPr>
+        <w:t xml:space="preserve">5.2 Interpretation Rules</w:t>
+      </w:r>
+    </w:p>
+    <w:p>
+      <w:pPr>
+        <w:pStyle w:val="ListParagraph"/>
+        <w:numPr>
+          <w:ilvl w:val="0"/>
+          <w:numId w:val="2"/>
+        </w:numPr>
+        <w:spacing w:after="60"/>
+      </w:pPr>
+      <w:r>
+        <w:rPr>
+          <w:rFonts w:ascii="Calibri" w:cs="Calibri" w:eastAsia="Calibri" w:hAnsi="Calibri"/>
+        </w:rPr>
+        <w:t xml:space="preserve">Age-aware reference ranges only</w:t>
+      </w:r>
+    </w:p>
+    <w:p>
+      <w:pPr>
+        <w:pStyle w:val="ListParagraph"/>
+        <w:numPr>
+          <w:ilvl w:val="0"/>
+          <w:numId w:val="2"/>
+        </w:numPr>
+        <w:spacing w:after="60"/>
+      </w:pPr>
+      <w:r>
+        <w:rPr>
+          <w:rFonts w:ascii="Calibri" w:cs="Calibri" w:eastAsia="Calibri" w:hAnsi="Calibri"/>
+        </w:rPr>
+        <w:t xml:space="preserve">Trend-based interpretation (not absolute thresholds)</w:t>
+      </w:r>
+    </w:p>
+    <w:p>
+      <w:pPr>
+        <w:pStyle w:val="ListParagraph"/>
+        <w:numPr>
+          <w:ilvl w:val="0"/>
+          <w:numId w:val="2"/>
+        </w:numPr>
+        <w:spacing w:after="60"/>
+      </w:pPr>
+      <w:r>
+        <w:rPr>
+          <w:rFonts w:ascii="Calibri" w:cs="Calibri" w:eastAsia="Calibri" w:hAnsi="Calibri"/>
+        </w:rPr>
+        <w:t xml:space="preserve">Session context only</w:t>
+      </w:r>
+    </w:p>
+    <w:p>
+      <w:pPr>
+        <w:pStyle w:val="ListParagraph"/>
+        <w:numPr>
+          <w:ilvl w:val="0"/>
+          <w:numId w:val="2"/>
+        </w:numPr>
+        <w:spacing w:after="60"/>
+      </w:pPr>
+      <w:r>
+        <w:rPr>
+          <w:rFonts w:ascii="Calibri" w:cs="Calibri" w:eastAsia="Calibri" w:hAnsi="Calibri"/>
+        </w:rPr>
+        <w:t xml:space="preserve">Persistence-based alert escalation</w:t>
+      </w:r>
+    </w:p>
+    <w:p>
+      <w:pPr>
+        <w:pStyle w:val="ListParagraph"/>
+        <w:numPr>
+          <w:ilvl w:val="0"/>
+          <w:numId w:val="2"/>
+        </w:numPr>
+        <w:spacing w:after="60"/>
+      </w:pPr>
+      <w:r>
+        <w:rPr>
+          <w:rFonts w:ascii="Calibri" w:cs="Calibri" w:eastAsia="Calibri" w:hAnsi="Calibri"/>
+        </w:rPr>
+        <w:t xml:space="preserve">All interpretation thresholds are configurable parameters with clinically signed-off defaults (Section 8.12) </w:t>
       </w:r>
       <w:r>
         <w:rPr>
@@ -2282,18 +2225,6 @@
     </w:p>
     <w:p>
       <w:pPr>
-        <w:pStyle w:val="Heading1"/>
-        <w:spacing w:after="120" w:before="360"/>
-      </w:pPr>
-      <w:r>
-        <w:rPr>
-          <w:rFonts w:ascii="Calibri" w:cs="Calibri" w:eastAsia="Calibri" w:hAnsi="Calibri"/>
-        </w:rPr>
-        <w:t xml:space="preserve">6. Platforms</w:t>
-      </w:r>
-    </w:p>
-    <w:p>
-      <w:pPr>
         <w:pStyle w:val="Heading2"/>
         <w:spacing w:after="80" w:before="240"/>
       </w:pPr>
@@ -2301,263 +2232,175 @@
         <w:rPr>
           <w:rFonts w:ascii="Calibri" w:cs="Calibri" w:eastAsia="Calibri" w:hAnsi="Calibri"/>
         </w:rPr>
-        <w:t xml:space="preserve">MVP</w:t>
-      </w:r>
-    </w:p>
-    <w:p>
-      <w:pPr>
-        <w:pStyle w:val="ListParagraph"/>
-        <w:numPr>
-          <w:ilvl w:val="0"/>
-          <w:numId w:val="2"/>
-        </w:numPr>
-        <w:spacing w:after="60"/>
-      </w:pPr>
-      <w:r>
-        <w:rPr>
-          <w:rFonts w:ascii="Calibri" w:cs="Calibri" w:eastAsia="Calibri" w:hAnsi="Calibri"/>
-        </w:rPr>
-        <w:t xml:space="preserve">Web application</w:t>
-      </w:r>
-    </w:p>
-    <w:p>
-      <w:pPr>
-        <w:pStyle w:val="Heading2"/>
-        <w:spacing w:after="80" w:before="240"/>
-      </w:pPr>
-      <w:r>
-        <w:rPr>
-          <w:rFonts w:ascii="Calibri" w:cs="Calibri" w:eastAsia="Calibri" w:hAnsi="Calibri"/>
-        </w:rPr>
-        <w:t xml:space="preserve">Phase 2</w:t>
-      </w:r>
-    </w:p>
-    <w:p>
-      <w:pPr>
-        <w:pStyle w:val="ListParagraph"/>
-        <w:numPr>
-          <w:ilvl w:val="0"/>
-          <w:numId w:val="2"/>
-        </w:numPr>
-        <w:spacing w:after="60"/>
-      </w:pPr>
-      <w:r>
-        <w:rPr>
-          <w:rFonts w:ascii="Calibri" w:cs="Calibri" w:eastAsia="Calibri" w:hAnsi="Calibri"/>
-        </w:rPr>
-        <w:t xml:space="preserve">Android</w:t>
-      </w:r>
-    </w:p>
-    <w:p>
-      <w:pPr>
-        <w:pStyle w:val="ListParagraph"/>
-        <w:numPr>
-          <w:ilvl w:val="0"/>
-          <w:numId w:val="2"/>
-        </w:numPr>
-        <w:spacing w:after="60"/>
-      </w:pPr>
-      <w:r>
-        <w:rPr>
-          <w:rFonts w:ascii="Calibri" w:cs="Calibri" w:eastAsia="Calibri" w:hAnsi="Calibri"/>
-        </w:rPr>
-        <w:t xml:space="preserve">iOS</w:t>
-      </w:r>
-    </w:p>
-    <w:p>
-      <w:pPr>
-        <w:pStyle w:val="Heading2"/>
-        <w:spacing w:after="80" w:before="240"/>
-      </w:pPr>
-      <w:r>
-        <w:rPr>
-          <w:rFonts w:ascii="Calibri" w:cs="Calibri" w:eastAsia="Calibri" w:hAnsi="Calibri"/>
-        </w:rPr>
-        <w:t xml:space="preserve">Future</w:t>
-      </w:r>
-    </w:p>
-    <w:p>
-      <w:pPr>
-        <w:pStyle w:val="ListParagraph"/>
-        <w:numPr>
-          <w:ilvl w:val="0"/>
-          <w:numId w:val="2"/>
-        </w:numPr>
-        <w:spacing w:after="60"/>
-      </w:pPr>
-      <w:r>
-        <w:rPr>
-          <w:rFonts w:ascii="Calibri" w:cs="Calibri" w:eastAsia="Calibri" w:hAnsi="Calibri"/>
-        </w:rPr>
-        <w:t xml:space="preserve">Android and iOS for Supervisor and Organization Admin</w:t>
-      </w:r>
-    </w:p>
-    <w:p>
-      <w:pPr>
-        <w:pStyle w:val="ListParagraph"/>
-        <w:numPr>
-          <w:ilvl w:val="0"/>
-          <w:numId w:val="2"/>
-        </w:numPr>
-        <w:spacing w:after="60"/>
-      </w:pPr>
-      <w:r>
-        <w:rPr>
-          <w:rFonts w:ascii="Calibri" w:cs="Calibri" w:eastAsia="Calibri" w:hAnsi="Calibri"/>
-        </w:rPr>
-        <w:t xml:space="preserve">Cross-platform dashboards</w:t>
-      </w:r>
-    </w:p>
-    <w:p>
-      <w:pPr>
-        <w:pStyle w:val="Heading1"/>
-        <w:spacing w:after="120" w:before="360"/>
-      </w:pPr>
-      <w:r>
-        <w:rPr>
-          <w:rFonts w:ascii="Calibri" w:cs="Calibri" w:eastAsia="Calibri" w:hAnsi="Calibri"/>
-        </w:rPr>
-        <w:t xml:space="preserve">7. Core User Flows</w:t>
-      </w:r>
-    </w:p>
-    <w:p>
-      <w:pPr>
-        <w:pStyle w:val="Heading2"/>
-        <w:spacing w:after="80" w:before="240"/>
-      </w:pPr>
-      <w:r>
-        <w:rPr>
-          <w:rFonts w:ascii="Calibri" w:cs="Calibri" w:eastAsia="Calibri" w:hAnsi="Calibri"/>
-        </w:rPr>
-        <w:t xml:space="preserve">Therapist Flow</w:t>
-      </w:r>
-    </w:p>
-    <w:p>
-      <w:pPr>
-        <w:pStyle w:val="ListParagraph"/>
-        <w:numPr>
-          <w:ilvl w:val="0"/>
-          <w:numId w:val="3"/>
-        </w:numPr>
-        <w:spacing w:after="60"/>
-      </w:pPr>
-      <w:r>
-        <w:rPr>
-          <w:rFonts w:ascii="Calibri" w:cs="Calibri" w:eastAsia="Calibri" w:hAnsi="Calibri"/>
-        </w:rPr>
-        <w:t xml:space="preserve">Login</w:t>
-      </w:r>
-    </w:p>
-    <w:p>
-      <w:pPr>
-        <w:pStyle w:val="ListParagraph"/>
-        <w:numPr>
-          <w:ilvl w:val="0"/>
-          <w:numId w:val="3"/>
-        </w:numPr>
-        <w:spacing w:after="60"/>
-      </w:pPr>
-      <w:r>
-        <w:rPr>
-          <w:rFonts w:ascii="Calibri" w:cs="Calibri" w:eastAsia="Calibri" w:hAnsi="Calibri"/>
-        </w:rPr>
-        <w:t xml:space="preserve">View assigned clients</w:t>
-      </w:r>
-    </w:p>
-    <w:p>
-      <w:pPr>
-        <w:pStyle w:val="ListParagraph"/>
-        <w:numPr>
-          <w:ilvl w:val="0"/>
-          <w:numId w:val="3"/>
-        </w:numPr>
-        <w:spacing w:after="60"/>
-      </w:pPr>
-      <w:r>
-        <w:rPr>
-          <w:rFonts w:ascii="Calibri" w:cs="Calibri" w:eastAsia="Calibri" w:hAnsi="Calibri"/>
-        </w:rPr>
-        <w:t xml:space="preserve">Start scheduled session (in person or telehealth; telehealth requires recorded consent)</w:t>
-      </w:r>
-    </w:p>
-    <w:p>
-      <w:pPr>
-        <w:pStyle w:val="ListParagraph"/>
-        <w:numPr>
-          <w:ilvl w:val="0"/>
-          <w:numId w:val="3"/>
-        </w:numPr>
-        <w:spacing w:after="60"/>
-      </w:pPr>
-      <w:r>
-        <w:rPr>
-          <w:rFonts w:ascii="Calibri" w:cs="Calibri" w:eastAsia="Calibri" w:hAnsi="Calibri"/>
-        </w:rPr>
-        <w:t xml:space="preserve">Monitor live indicators</w:t>
-      </w:r>
-    </w:p>
-    <w:p>
-      <w:pPr>
-        <w:pStyle w:val="ListParagraph"/>
-        <w:numPr>
-          <w:ilvl w:val="0"/>
-          <w:numId w:val="3"/>
-        </w:numPr>
-        <w:spacing w:after="60"/>
-      </w:pPr>
-      <w:r>
-        <w:rPr>
-          <w:rFonts w:ascii="Calibri" w:cs="Calibri" w:eastAsia="Calibri" w:hAnsi="Calibri"/>
-        </w:rPr>
-        <w:t xml:space="preserve">Receive soft alerts</w:t>
-      </w:r>
-    </w:p>
-    <w:p>
-      <w:pPr>
-        <w:pStyle w:val="ListParagraph"/>
-        <w:numPr>
-          <w:ilvl w:val="0"/>
-          <w:numId w:val="3"/>
-        </w:numPr>
-        <w:spacing w:after="60"/>
-      </w:pPr>
-      <w:r>
-        <w:rPr>
-          <w:rFonts w:ascii="Calibri" w:cs="Calibri" w:eastAsia="Calibri" w:hAnsi="Calibri"/>
-        </w:rPr>
-        <w:t xml:space="preserve">Add notes and markers</w:t>
-      </w:r>
-    </w:p>
-    <w:p>
-      <w:pPr>
-        <w:pStyle w:val="ListParagraph"/>
-        <w:numPr>
-          <w:ilvl w:val="0"/>
-          <w:numId w:val="3"/>
-        </w:numPr>
-        <w:spacing w:after="60"/>
-      </w:pPr>
-      <w:r>
-        <w:rPr>
-          <w:rFonts w:ascii="Calibri" w:cs="Calibri" w:eastAsia="Calibri" w:hAnsi="Calibri"/>
-        </w:rPr>
-        <w:t xml:space="preserve">End session</w:t>
-      </w:r>
-    </w:p>
-    <w:p>
-      <w:pPr>
-        <w:pStyle w:val="ListParagraph"/>
-        <w:numPr>
-          <w:ilvl w:val="0"/>
-          <w:numId w:val="3"/>
-        </w:numPr>
-        <w:spacing w:after="60"/>
-      </w:pPr>
-      <w:r>
-        <w:rPr>
-          <w:rFonts w:ascii="Calibri" w:cs="Calibri" w:eastAsia="Calibri" w:hAnsi="Calibri"/>
-        </w:rPr>
-        <w:t xml:space="preserve">Review, edit and confirm the AI-drafted post-session summary </w:t>
+        <w:t xml:space="preserve">5.3 Language Rules</w:t>
+      </w:r>
+    </w:p>
+    <w:p>
+      <w:pPr>
+        <w:pStyle w:val="Heading3"/>
+        <w:spacing w:after="60" w:before="160"/>
+      </w:pPr>
+      <w:r>
+        <w:rPr>
+          <w:rFonts w:ascii="Calibri" w:cs="Calibri" w:eastAsia="Calibri" w:hAnsi="Calibri"/>
+        </w:rPr>
+        <w:t xml:space="preserve">Allowed:</w:t>
+      </w:r>
+    </w:p>
+    <w:p>
+      <w:pPr>
+        <w:pStyle w:val="ListParagraph"/>
+        <w:numPr>
+          <w:ilvl w:val="0"/>
+          <w:numId w:val="2"/>
+        </w:numPr>
+        <w:spacing w:after="60"/>
+      </w:pPr>
+      <w:r>
+        <w:rPr>
+          <w:rFonts w:ascii="Calibri" w:cs="Calibri" w:eastAsia="Calibri" w:hAnsi="Calibri"/>
+        </w:rPr>
+        <w:t xml:space="preserve">“Elevated”</w:t>
+      </w:r>
+    </w:p>
+    <w:p>
+      <w:pPr>
+        <w:pStyle w:val="ListParagraph"/>
+        <w:numPr>
+          <w:ilvl w:val="0"/>
+          <w:numId w:val="2"/>
+        </w:numPr>
+        <w:spacing w:after="60"/>
+      </w:pPr>
+      <w:r>
+        <w:rPr>
+          <w:rFonts w:ascii="Calibri" w:cs="Calibri" w:eastAsia="Calibri" w:hAnsi="Calibri"/>
+        </w:rPr>
+        <w:t xml:space="preserve">“Lower than usual”</w:t>
+      </w:r>
+    </w:p>
+    <w:p>
+      <w:pPr>
+        <w:pStyle w:val="ListParagraph"/>
+        <w:numPr>
+          <w:ilvl w:val="0"/>
+          <w:numId w:val="2"/>
+        </w:numPr>
+        <w:spacing w:after="60"/>
+      </w:pPr>
+      <w:r>
+        <w:rPr>
+          <w:rFonts w:ascii="Calibri" w:cs="Calibri" w:eastAsia="Calibri" w:hAnsi="Calibri"/>
+        </w:rPr>
+        <w:t xml:space="preserve">“Change from baseline”</w:t>
+      </w:r>
+    </w:p>
+    <w:p>
+      <w:pPr>
+        <w:pStyle w:val="ListParagraph"/>
+        <w:numPr>
+          <w:ilvl w:val="0"/>
+          <w:numId w:val="2"/>
+        </w:numPr>
+        <w:spacing w:after="60"/>
+      </w:pPr>
+      <w:r>
+        <w:rPr>
+          <w:rFonts w:ascii="Calibri" w:cs="Calibri" w:eastAsia="Calibri" w:hAnsi="Calibri"/>
+        </w:rPr>
+        <w:t xml:space="preserve">“Trend observed”</w:t>
+      </w:r>
+    </w:p>
+    <w:p>
+      <w:pPr>
+        <w:pStyle w:val="ListParagraph"/>
+        <w:numPr>
+          <w:ilvl w:val="0"/>
+          <w:numId w:val="2"/>
+        </w:numPr>
+        <w:spacing w:after="60"/>
+      </w:pPr>
+      <w:r>
+        <w:rPr>
+          <w:rFonts w:ascii="Calibri" w:cs="Calibri" w:eastAsia="Calibri" w:hAnsi="Calibri"/>
+        </w:rPr>
+        <w:t xml:space="preserve">“Check-in suggested”</w:t>
+      </w:r>
+    </w:p>
+    <w:p>
+      <w:pPr>
+        <w:pStyle w:val="Heading3"/>
+        <w:spacing w:after="60" w:before="160"/>
+      </w:pPr>
+      <w:r>
+        <w:rPr>
+          <w:rFonts w:ascii="Calibri" w:cs="Calibri" w:eastAsia="Calibri" w:hAnsi="Calibri"/>
+        </w:rPr>
+        <w:t xml:space="preserve">Never allowed:</w:t>
+      </w:r>
+    </w:p>
+    <w:p>
+      <w:pPr>
+        <w:pStyle w:val="ListParagraph"/>
+        <w:numPr>
+          <w:ilvl w:val="0"/>
+          <w:numId w:val="2"/>
+        </w:numPr>
+        <w:spacing w:after="60"/>
+      </w:pPr>
+      <w:r>
+        <w:rPr>
+          <w:rFonts w:ascii="Calibri" w:cs="Calibri" w:eastAsia="Calibri" w:hAnsi="Calibri"/>
+        </w:rPr>
+        <w:t xml:space="preserve">Diagnostic terms</w:t>
+      </w:r>
+    </w:p>
+    <w:p>
+      <w:pPr>
+        <w:pStyle w:val="ListParagraph"/>
+        <w:numPr>
+          <w:ilvl w:val="0"/>
+          <w:numId w:val="2"/>
+        </w:numPr>
+        <w:spacing w:after="60"/>
+      </w:pPr>
+      <w:r>
+        <w:rPr>
+          <w:rFonts w:ascii="Calibri" w:cs="Calibri" w:eastAsia="Calibri" w:hAnsi="Calibri"/>
+        </w:rPr>
+        <w:t xml:space="preserve">Emergency language</w:t>
+      </w:r>
+    </w:p>
+    <w:p>
+      <w:pPr>
+        <w:pStyle w:val="ListParagraph"/>
+        <w:numPr>
+          <w:ilvl w:val="0"/>
+          <w:numId w:val="2"/>
+        </w:numPr>
+        <w:spacing w:after="60"/>
+      </w:pPr>
+      <w:r>
+        <w:rPr>
+          <w:rFonts w:ascii="Calibri" w:cs="Calibri" w:eastAsia="Calibri" w:hAnsi="Calibri"/>
+        </w:rPr>
+        <w:t xml:space="preserve">Medical instructions</w:t>
+      </w:r>
+    </w:p>
+    <w:p>
+      <w:pPr>
+        <w:pStyle w:val="ListParagraph"/>
+        <w:numPr>
+          <w:ilvl w:val="0"/>
+          <w:numId w:val="2"/>
+        </w:numPr>
+        <w:spacing w:after="60"/>
+      </w:pPr>
+      <w:r>
+        <w:rPr>
+          <w:rFonts w:ascii="Calibri" w:cs="Calibri" w:eastAsia="Calibri" w:hAnsi="Calibri"/>
+        </w:rPr>
+        <w:t xml:space="preserve">Terms that imply an emotional or clinical state, such as “stress” or “distress”, in system-generated labels </w:t>
       </w:r>
       <w:r>
         <w:rPr>
@@ -2574,6 +2417,18 @@
     </w:p>
     <w:p>
       <w:pPr>
+        <w:pStyle w:val="Heading1"/>
+        <w:spacing w:after="120" w:before="360"/>
+      </w:pPr>
+      <w:r>
+        <w:rPr>
+          <w:rFonts w:ascii="Calibri" w:cs="Calibri" w:eastAsia="Calibri" w:hAnsi="Calibri"/>
+        </w:rPr>
+        <w:t xml:space="preserve">6. Platforms</w:t>
+      </w:r>
+    </w:p>
+    <w:p>
+      <w:pPr>
         <w:pStyle w:val="Heading2"/>
         <w:spacing w:after="80" w:before="240"/>
       </w:pPr>
@@ -2581,87 +2436,23 @@
         <w:rPr>
           <w:rFonts w:ascii="Calibri" w:cs="Calibri" w:eastAsia="Calibri" w:hAnsi="Calibri"/>
         </w:rPr>
-        <w:t xml:space="preserve">Supervisor Flow</w:t>
-      </w:r>
-    </w:p>
-    <w:p>
-      <w:pPr>
-        <w:pStyle w:val="ListParagraph"/>
-        <w:numPr>
-          <w:ilvl w:val="0"/>
-          <w:numId w:val="4"/>
-        </w:numPr>
-        <w:spacing w:after="60"/>
-      </w:pPr>
-      <w:r>
-        <w:rPr>
-          <w:rFonts w:ascii="Calibri" w:cs="Calibri" w:eastAsia="Calibri" w:hAnsi="Calibri"/>
-        </w:rPr>
-        <w:t xml:space="preserve">Login</w:t>
-      </w:r>
-    </w:p>
-    <w:p>
-      <w:pPr>
-        <w:pStyle w:val="ListParagraph"/>
-        <w:numPr>
-          <w:ilvl w:val="0"/>
-          <w:numId w:val="4"/>
-        </w:numPr>
-        <w:spacing w:after="60"/>
-      </w:pPr>
-      <w:r>
-        <w:rPr>
-          <w:rFonts w:ascii="Calibri" w:cs="Calibri" w:eastAsia="Calibri" w:hAnsi="Calibri"/>
-        </w:rPr>
-        <w:t xml:space="preserve">View caseload dashboard</w:t>
-      </w:r>
-    </w:p>
-    <w:p>
-      <w:pPr>
-        <w:pStyle w:val="ListParagraph"/>
-        <w:numPr>
-          <w:ilvl w:val="0"/>
-          <w:numId w:val="4"/>
-        </w:numPr>
-        <w:spacing w:after="60"/>
-      </w:pPr>
-      <w:r>
-        <w:rPr>
-          <w:rFonts w:ascii="Calibri" w:cs="Calibri" w:eastAsia="Calibri" w:hAnsi="Calibri"/>
-        </w:rPr>
-        <w:t xml:space="preserve">Monitor flagged or high-alert sessions</w:t>
-      </w:r>
-    </w:p>
-    <w:p>
-      <w:pPr>
-        <w:pStyle w:val="ListParagraph"/>
-        <w:numPr>
-          <w:ilvl w:val="0"/>
-          <w:numId w:val="4"/>
-        </w:numPr>
-        <w:spacing w:after="60"/>
-      </w:pPr>
-      <w:r>
-        <w:rPr>
-          <w:rFonts w:ascii="Calibri" w:cs="Calibri" w:eastAsia="Calibri" w:hAnsi="Calibri"/>
-        </w:rPr>
-        <w:t xml:space="preserve">Review summaries and trends</w:t>
-      </w:r>
-    </w:p>
-    <w:p>
-      <w:pPr>
-        <w:pStyle w:val="ListParagraph"/>
-        <w:numPr>
-          <w:ilvl w:val="0"/>
-          <w:numId w:val="4"/>
-        </w:numPr>
-        <w:spacing w:after="60"/>
-      </w:pPr>
-      <w:r>
-        <w:rPr>
-          <w:rFonts w:ascii="Calibri" w:cs="Calibri" w:eastAsia="Calibri" w:hAnsi="Calibri"/>
-        </w:rPr>
-        <w:t xml:space="preserve">Support therapists as needed</w:t>
+        <w:t xml:space="preserve">MVP</w:t>
+      </w:r>
+    </w:p>
+    <w:p>
+      <w:pPr>
+        <w:pStyle w:val="ListParagraph"/>
+        <w:numPr>
+          <w:ilvl w:val="0"/>
+          <w:numId w:val="2"/>
+        </w:numPr>
+        <w:spacing w:after="60"/>
+      </w:pPr>
+      <w:r>
+        <w:rPr>
+          <w:rFonts w:ascii="Calibri" w:cs="Calibri" w:eastAsia="Calibri" w:hAnsi="Calibri"/>
+        </w:rPr>
+        <w:t xml:space="preserve">Web application</w:t>
       </w:r>
     </w:p>
     <w:p>
@@ -2673,6 +2464,454 @@
         <w:rPr>
           <w:rFonts w:ascii="Calibri" w:cs="Calibri" w:eastAsia="Calibri" w:hAnsi="Calibri"/>
         </w:rPr>
+        <w:t xml:space="preserve">Phase 2</w:t>
+      </w:r>
+    </w:p>
+    <w:p>
+      <w:pPr>
+        <w:pStyle w:val="ListParagraph"/>
+        <w:numPr>
+          <w:ilvl w:val="0"/>
+          <w:numId w:val="2"/>
+        </w:numPr>
+        <w:spacing w:after="60"/>
+      </w:pPr>
+      <w:r>
+        <w:rPr>
+          <w:rFonts w:ascii="Calibri" w:cs="Calibri" w:eastAsia="Calibri" w:hAnsi="Calibri"/>
+        </w:rPr>
+        <w:t xml:space="preserve">Android</w:t>
+      </w:r>
+    </w:p>
+    <w:p>
+      <w:pPr>
+        <w:pStyle w:val="ListParagraph"/>
+        <w:numPr>
+          <w:ilvl w:val="0"/>
+          <w:numId w:val="2"/>
+        </w:numPr>
+        <w:spacing w:after="60"/>
+      </w:pPr>
+      <w:r>
+        <w:rPr>
+          <w:rFonts w:ascii="Calibri" w:cs="Calibri" w:eastAsia="Calibri" w:hAnsi="Calibri"/>
+        </w:rPr>
+        <w:t xml:space="preserve">iOS</w:t>
+      </w:r>
+    </w:p>
+    <w:p>
+      <w:pPr>
+        <w:pStyle w:val="Heading2"/>
+        <w:spacing w:after="80" w:before="240"/>
+      </w:pPr>
+      <w:r>
+        <w:rPr>
+          <w:rFonts w:ascii="Calibri" w:cs="Calibri" w:eastAsia="Calibri" w:hAnsi="Calibri"/>
+        </w:rPr>
+        <w:t xml:space="preserve">Future</w:t>
+      </w:r>
+    </w:p>
+    <w:p>
+      <w:pPr>
+        <w:pStyle w:val="ListParagraph"/>
+        <w:numPr>
+          <w:ilvl w:val="0"/>
+          <w:numId w:val="2"/>
+        </w:numPr>
+        <w:spacing w:after="60"/>
+      </w:pPr>
+      <w:r>
+        <w:rPr>
+          <w:rFonts w:ascii="Calibri" w:cs="Calibri" w:eastAsia="Calibri" w:hAnsi="Calibri"/>
+        </w:rPr>
+        <w:t xml:space="preserve">Android and iOS for Supervisor and Organization Admin</w:t>
+      </w:r>
+    </w:p>
+    <w:p>
+      <w:pPr>
+        <w:pStyle w:val="ListParagraph"/>
+        <w:numPr>
+          <w:ilvl w:val="0"/>
+          <w:numId w:val="2"/>
+        </w:numPr>
+        <w:spacing w:after="60"/>
+      </w:pPr>
+      <w:r>
+        <w:rPr>
+          <w:rFonts w:ascii="Calibri" w:cs="Calibri" w:eastAsia="Calibri" w:hAnsi="Calibri"/>
+        </w:rPr>
+        <w:t xml:space="preserve">Cross-platform dashboards</w:t>
+      </w:r>
+    </w:p>
+    <w:p>
+      <w:pPr>
+        <w:pStyle w:val="Heading1"/>
+        <w:spacing w:after="120" w:before="360"/>
+      </w:pPr>
+      <w:r>
+        <w:rPr>
+          <w:rFonts w:ascii="Calibri" w:cs="Calibri" w:eastAsia="Calibri" w:hAnsi="Calibri"/>
+        </w:rPr>
+        <w:t xml:space="preserve">7. Core User Flows</w:t>
+      </w:r>
+    </w:p>
+    <w:p>
+      <w:pPr>
+        <w:pStyle w:val="Heading2"/>
+        <w:spacing w:after="80" w:before="240"/>
+      </w:pPr>
+      <w:r>
+        <w:rPr>
+          <w:rFonts w:ascii="Calibri" w:cs="Calibri" w:eastAsia="Calibri" w:hAnsi="Calibri"/>
+        </w:rPr>
+        <w:t xml:space="preserve">Therapist Flow</w:t>
+      </w:r>
+    </w:p>
+    <w:p>
+      <w:pPr>
+        <w:pStyle w:val="ListParagraph"/>
+        <w:numPr>
+          <w:ilvl w:val="0"/>
+          <w:numId w:val="3"/>
+        </w:numPr>
+        <w:spacing w:after="60"/>
+      </w:pPr>
+      <w:r>
+        <w:rPr>
+          <w:rFonts w:ascii="Calibri" w:cs="Calibri" w:eastAsia="Calibri" w:hAnsi="Calibri"/>
+        </w:rPr>
+        <w:t xml:space="preserve">Login</w:t>
+      </w:r>
+    </w:p>
+    <w:p>
+      <w:pPr>
+        <w:pStyle w:val="ListParagraph"/>
+        <w:numPr>
+          <w:ilvl w:val="0"/>
+          <w:numId w:val="3"/>
+        </w:numPr>
+        <w:spacing w:after="60"/>
+      </w:pPr>
+      <w:r>
+        <w:rPr>
+          <w:rFonts w:ascii="Calibri" w:cs="Calibri" w:eastAsia="Calibri" w:hAnsi="Calibri"/>
+        </w:rPr>
+        <w:t xml:space="preserve">View assigned clients</w:t>
+      </w:r>
+    </w:p>
+    <w:p>
+      <w:pPr>
+        <w:pStyle w:val="ListParagraph"/>
+        <w:numPr>
+          <w:ilvl w:val="0"/>
+          <w:numId w:val="3"/>
+        </w:numPr>
+        <w:spacing w:after="60"/>
+      </w:pPr>
+      <w:r>
+        <w:rPr>
+          <w:rFonts w:ascii="Calibri" w:cs="Calibri" w:eastAsia="Calibri" w:hAnsi="Calibri"/>
+        </w:rPr>
+        <w:t xml:space="preserve">Start scheduled session (in person or telehealth; telehealth requires recorded consent)</w:t>
+      </w:r>
+    </w:p>
+    <w:p>
+      <w:pPr>
+        <w:pStyle w:val="ListParagraph"/>
+        <w:numPr>
+          <w:ilvl w:val="0"/>
+          <w:numId w:val="3"/>
+        </w:numPr>
+        <w:spacing w:after="60"/>
+      </w:pPr>
+      <w:r>
+        <w:rPr>
+          <w:rFonts w:ascii="Calibri" w:cs="Calibri" w:eastAsia="Calibri" w:hAnsi="Calibri"/>
+        </w:rPr>
+        <w:t xml:space="preserve">Monitor live indicators</w:t>
+      </w:r>
+    </w:p>
+    <w:p>
+      <w:pPr>
+        <w:pStyle w:val="ListParagraph"/>
+        <w:numPr>
+          <w:ilvl w:val="0"/>
+          <w:numId w:val="3"/>
+        </w:numPr>
+        <w:spacing w:after="60"/>
+      </w:pPr>
+      <w:r>
+        <w:rPr>
+          <w:rFonts w:ascii="Calibri" w:cs="Calibri" w:eastAsia="Calibri" w:hAnsi="Calibri"/>
+        </w:rPr>
+        <w:t xml:space="preserve">Receive soft alerts</w:t>
+      </w:r>
+    </w:p>
+    <w:p>
+      <w:pPr>
+        <w:pStyle w:val="ListParagraph"/>
+        <w:numPr>
+          <w:ilvl w:val="0"/>
+          <w:numId w:val="3"/>
+        </w:numPr>
+        <w:spacing w:after="60"/>
+      </w:pPr>
+      <w:r>
+        <w:rPr>
+          <w:rFonts w:ascii="Calibri" w:cs="Calibri" w:eastAsia="Calibri" w:hAnsi="Calibri"/>
+        </w:rPr>
+        <w:t xml:space="preserve">Add notes and markers</w:t>
+      </w:r>
+    </w:p>
+    <w:p>
+      <w:pPr>
+        <w:pStyle w:val="ListParagraph"/>
+        <w:numPr>
+          <w:ilvl w:val="0"/>
+          <w:numId w:val="3"/>
+        </w:numPr>
+        <w:spacing w:after="60"/>
+      </w:pPr>
+      <w:r>
+        <w:rPr>
+          <w:rFonts w:ascii="Calibri" w:cs="Calibri" w:eastAsia="Calibri" w:hAnsi="Calibri"/>
+        </w:rPr>
+        <w:t xml:space="preserve">End session</w:t>
+      </w:r>
+    </w:p>
+    <w:p>
+      <w:pPr>
+        <w:pStyle w:val="ListParagraph"/>
+        <w:numPr>
+          <w:ilvl w:val="0"/>
+          <w:numId w:val="3"/>
+        </w:numPr>
+        <w:spacing w:after="60"/>
+      </w:pPr>
+      <w:r>
+        <w:rPr>
+          <w:rFonts w:ascii="Calibri" w:cs="Calibri" w:eastAsia="Calibri" w:hAnsi="Calibri"/>
+        </w:rPr>
+        <w:t xml:space="preserve">Review, edit and confirm the AI-drafted post-session summary </w:t>
+      </w:r>
+      <w:r>
+        <w:rPr>
+          <w:rFonts w:ascii="Calibri" w:cs="Calibri" w:eastAsia="Calibri" w:hAnsi="Calibri"/>
+          <w:b/>
+          <w:bCs/>
+          <w:color w:val="1F4E79"/>
+          <w:sz w:val="16"/>
+          <w:szCs w:val="16"/>
+          <w:shd w:fill="DDEBF7" w:color="auto" w:val="clear"/>
+        </w:rPr>
+        <w:t xml:space="preserve"> PROPOSED </w:t>
+      </w:r>
+    </w:p>
+    <w:p>
+      <w:pPr>
+        <w:pStyle w:val="Heading2"/>
+        <w:spacing w:after="80" w:before="240"/>
+      </w:pPr>
+      <w:r>
+        <w:rPr>
+          <w:rFonts w:ascii="Calibri" w:cs="Calibri" w:eastAsia="Calibri" w:hAnsi="Calibri"/>
+        </w:rPr>
+        <w:t xml:space="preserve">Supervisor Flow</w:t>
+      </w:r>
+    </w:p>
+    <w:p>
+      <w:pPr>
+        <w:pStyle w:val="ListParagraph"/>
+        <w:numPr>
+          <w:ilvl w:val="0"/>
+          <w:numId w:val="4"/>
+        </w:numPr>
+        <w:spacing w:after="60"/>
+      </w:pPr>
+      <w:r>
+        <w:rPr>
+          <w:rFonts w:ascii="Calibri" w:cs="Calibri" w:eastAsia="Calibri" w:hAnsi="Calibri"/>
+        </w:rPr>
+        <w:t xml:space="preserve">Login</w:t>
+      </w:r>
+    </w:p>
+    <w:p>
+      <w:pPr>
+        <w:pStyle w:val="ListParagraph"/>
+        <w:numPr>
+          <w:ilvl w:val="0"/>
+          <w:numId w:val="4"/>
+        </w:numPr>
+        <w:spacing w:after="60"/>
+      </w:pPr>
+      <w:r>
+        <w:rPr>
+          <w:rFonts w:ascii="Calibri" w:cs="Calibri" w:eastAsia="Calibri" w:hAnsi="Calibri"/>
+        </w:rPr>
+        <w:t xml:space="preserve">View caseload dashboard</w:t>
+      </w:r>
+    </w:p>
+    <w:p>
+      <w:pPr>
+        <w:pStyle w:val="ListParagraph"/>
+        <w:numPr>
+          <w:ilvl w:val="0"/>
+          <w:numId w:val="4"/>
+        </w:numPr>
+        <w:spacing w:after="60"/>
+      </w:pPr>
+      <w:r>
+        <w:rPr>
+          <w:rFonts w:ascii="Calibri" w:cs="Calibri" w:eastAsia="Calibri" w:hAnsi="Calibri"/>
+        </w:rPr>
+        <w:t xml:space="preserve">Monitor flagged or high-alert sessions</w:t>
+      </w:r>
+    </w:p>
+    <w:p>
+      <w:pPr>
+        <w:pStyle w:val="ListParagraph"/>
+        <w:numPr>
+          <w:ilvl w:val="0"/>
+          <w:numId w:val="4"/>
+        </w:numPr>
+        <w:spacing w:after="60"/>
+      </w:pPr>
+      <w:r>
+        <w:rPr>
+          <w:rFonts w:ascii="Calibri" w:cs="Calibri" w:eastAsia="Calibri" w:hAnsi="Calibri"/>
+        </w:rPr>
+        <w:t xml:space="preserve">Review summaries and trends</w:t>
+      </w:r>
+    </w:p>
+    <w:p>
+      <w:pPr>
+        <w:pStyle w:val="ListParagraph"/>
+        <w:numPr>
+          <w:ilvl w:val="0"/>
+          <w:numId w:val="4"/>
+        </w:numPr>
+        <w:spacing w:after="60"/>
+      </w:pPr>
+      <w:r>
+        <w:rPr>
+          <w:rFonts w:ascii="Calibri" w:cs="Calibri" w:eastAsia="Calibri" w:hAnsi="Calibri"/>
+        </w:rPr>
+        <w:t xml:space="preserve">Support therapists as needed</w:t>
+      </w:r>
+    </w:p>
+    <w:p>
+      <w:pPr>
+        <w:pStyle w:val="Heading2"/>
+        <w:spacing w:after="80" w:before="240"/>
+      </w:pPr>
+      <w:r>
+        <w:rPr>
+          <w:rFonts w:ascii="Calibri" w:cs="Calibri" w:eastAsia="Calibri" w:hAnsi="Calibri"/>
+        </w:rPr>
+        <w:t xml:space="preserve">Parent / Guardian Flow </w:t>
+      </w:r>
+      <w:r>
+        <w:rPr>
+          <w:rFonts w:ascii="Calibri" w:cs="Calibri" w:eastAsia="Calibri" w:hAnsi="Calibri"/>
+          <w:b/>
+          <w:bCs/>
+          <w:color w:val="1F4E79"/>
+          <w:sz w:val="16"/>
+          <w:szCs w:val="16"/>
+          <w:shd w:fill="DDEBF7" w:color="auto" w:val="clear"/>
+        </w:rPr>
+        <w:t xml:space="preserve"> PROPOSED </w:t>
+      </w:r>
+    </w:p>
+    <w:p>
+      <w:pPr>
+        <w:pStyle w:val="ListParagraph"/>
+        <w:numPr>
+          <w:ilvl w:val="0"/>
+          <w:numId w:val="5"/>
+        </w:numPr>
+        <w:spacing w:after="60"/>
+      </w:pPr>
+      <w:r>
+        <w:rPr>
+          <w:rFonts w:ascii="Calibri" w:cs="Calibri" w:eastAsia="Calibri" w:hAnsi="Calibri"/>
+        </w:rPr>
+        <w:t xml:space="preserve">Accept the invitation sent by the clinic</w:t>
+      </w:r>
+    </w:p>
+    <w:p>
+      <w:pPr>
+        <w:pStyle w:val="ListParagraph"/>
+        <w:numPr>
+          <w:ilvl w:val="0"/>
+          <w:numId w:val="5"/>
+        </w:numPr>
+        <w:spacing w:after="60"/>
+      </w:pPr>
+      <w:r>
+        <w:rPr>
+          <w:rFonts w:ascii="Calibri" w:cs="Calibri" w:eastAsia="Calibri" w:hAnsi="Calibri"/>
+        </w:rPr>
+        <w:t xml:space="preserve">Log in with MFA</w:t>
+      </w:r>
+    </w:p>
+    <w:p>
+      <w:pPr>
+        <w:pStyle w:val="ListParagraph"/>
+        <w:numPr>
+          <w:ilvl w:val="0"/>
+          <w:numId w:val="5"/>
+        </w:numPr>
+        <w:spacing w:after="60"/>
+      </w:pPr>
+      <w:r>
+        <w:rPr>
+          <w:rFonts w:ascii="Calibri" w:cs="Calibri" w:eastAsia="Calibri" w:hAnsi="Calibri"/>
+        </w:rPr>
+        <w:t xml:space="preserve">Select their child (where more than one child is linked)</w:t>
+      </w:r>
+    </w:p>
+    <w:p>
+      <w:pPr>
+        <w:pStyle w:val="ListParagraph"/>
+        <w:numPr>
+          <w:ilvl w:val="0"/>
+          <w:numId w:val="5"/>
+        </w:numPr>
+        <w:spacing w:after="60"/>
+      </w:pPr>
+      <w:r>
+        <w:rPr>
+          <w:rFonts w:ascii="Calibri" w:cs="Calibri" w:eastAsia="Calibri" w:hAnsi="Calibri"/>
+        </w:rPr>
+        <w:t xml:space="preserve">View the list of released sessions</w:t>
+      </w:r>
+    </w:p>
+    <w:p>
+      <w:pPr>
+        <w:pStyle w:val="ListParagraph"/>
+        <w:numPr>
+          <w:ilvl w:val="0"/>
+          <w:numId w:val="5"/>
+        </w:numPr>
+        <w:spacing w:after="60"/>
+      </w:pPr>
+      <w:r>
+        <w:rPr>
+          <w:rFonts w:ascii="Calibri" w:cs="Calibri" w:eastAsia="Calibri" w:hAnsi="Calibri"/>
+        </w:rPr>
+        <w:t xml:space="preserve">Open a session’s confirmed summary</w:t>
+      </w:r>
+    </w:p>
+    <w:p>
+      <w:pPr>
+        <w:pStyle w:val="Heading2"/>
+        <w:spacing w:after="80" w:before="240"/>
+      </w:pPr>
+      <w:r>
+        <w:rPr>
+          <w:rFonts w:ascii="Calibri" w:cs="Calibri" w:eastAsia="Calibri" w:hAnsi="Calibri"/>
+        </w:rPr>
         <w:t xml:space="preserve">Organization Admin / Clinic Manager Flow</w:t>
       </w:r>
     </w:p>
@@ -2754,6 +2993,34 @@
           <w:rFonts w:ascii="Calibri" w:cs="Calibri" w:eastAsia="Calibri" w:hAnsi="Calibri"/>
         </w:rPr>
         <w:t xml:space="preserve">Record guardian consent at client onboarding, and update or withdraw it when needed </w:t>
+      </w:r>
+      <w:r>
+        <w:rPr>
+          <w:rFonts w:ascii="Calibri" w:cs="Calibri" w:eastAsia="Calibri" w:hAnsi="Calibri"/>
+          <w:b/>
+          <w:bCs/>
+          <w:color w:val="1F4E79"/>
+          <w:sz w:val="16"/>
+          <w:szCs w:val="16"/>
+          <w:shd w:fill="DDEBF7" w:color="auto" w:val="clear"/>
+        </w:rPr>
+        <w:t xml:space="preserve"> PROPOSED </w:t>
+      </w:r>
+    </w:p>
+    <w:p>
+      <w:pPr>
+        <w:pStyle w:val="ListParagraph"/>
+        <w:numPr>
+          <w:ilvl w:val="0"/>
+          <w:numId w:val="2"/>
+        </w:numPr>
+        <w:spacing w:after="60"/>
+      </w:pPr>
+      <w:r>
+        <w:rPr>
+          <w:rFonts w:ascii="Calibri" w:cs="Calibri" w:eastAsia="Calibri" w:hAnsi="Calibri"/>
+        </w:rPr>
+        <w:t xml:space="preserve">Invite guardians to the parent view, and remove their access when needed </w:t>
       </w:r>
       <w:r>
         <w:rPr>
@@ -3117,119 +3384,7 @@
         <w:rPr>
           <w:rFonts w:ascii="Calibri" w:cs="Calibri" w:eastAsia="Calibri" w:hAnsi="Calibri"/>
         </w:rPr>
-        <w:t xml:space="preserve">Role-based and permission-based access (Therapist, Supervisor, Organization Admin, and BEST Back Office)</w:t>
-      </w:r>
-    </w:p>
-    <w:p>
-      <w:pPr>
-        <w:pStyle w:val="ListParagraph"/>
-        <w:numPr>
-          <w:ilvl w:val="0"/>
-          <w:numId w:val="2"/>
-        </w:numPr>
-        <w:spacing w:after="60"/>
-      </w:pPr>
-      <w:r>
-        <w:rPr>
-          <w:rFonts w:ascii="Calibri" w:cs="Calibri" w:eastAsia="Calibri" w:hAnsi="Calibri"/>
-        </w:rPr>
-        <w:t xml:space="preserve">Session timeout</w:t>
-      </w:r>
-    </w:p>
-    <w:p>
-      <w:pPr>
-        <w:pStyle w:val="ListParagraph"/>
-        <w:numPr>
-          <w:ilvl w:val="0"/>
-          <w:numId w:val="2"/>
-        </w:numPr>
-        <w:spacing w:after="60"/>
-      </w:pPr>
-      <w:r>
-        <w:rPr>
-          <w:rFonts w:ascii="Calibri" w:cs="Calibri" w:eastAsia="Calibri" w:hAnsi="Calibri"/>
-        </w:rPr>
-        <w:t xml:space="preserve">Password reset</w:t>
-      </w:r>
-    </w:p>
-    <w:p>
-      <w:pPr>
-        <w:pStyle w:val="ListParagraph"/>
-        <w:numPr>
-          <w:ilvl w:val="0"/>
-          <w:numId w:val="2"/>
-        </w:numPr>
-        <w:spacing w:after="60"/>
-      </w:pPr>
-      <w:r>
-        <w:rPr>
-          <w:rFonts w:ascii="Calibri" w:cs="Calibri" w:eastAsia="Calibri" w:hAnsi="Calibri"/>
-        </w:rPr>
-        <w:t xml:space="preserve">MFA is mandatory for Organization Admin and BEST Back-Office roles; SSO may be introduced in Phase 2</w:t>
-      </w:r>
-    </w:p>
-    <w:p>
-      <w:pPr>
-        <w:pStyle w:val="ListParagraph"/>
-        <w:numPr>
-          <w:ilvl w:val="0"/>
-          <w:numId w:val="2"/>
-        </w:numPr>
-        <w:spacing w:after="60"/>
-      </w:pPr>
-      <w:r>
-        <w:rPr>
-          <w:rFonts w:ascii="Calibri" w:cs="Calibri" w:eastAsia="Calibri" w:hAnsi="Calibri"/>
-        </w:rPr>
-        <w:t xml:space="preserve">Organization and tenant scope enforced on every request</w:t>
-      </w:r>
-    </w:p>
-    <w:p>
-      <w:pPr>
-        <w:pStyle w:val="ListParagraph"/>
-        <w:numPr>
-          <w:ilvl w:val="0"/>
-          <w:numId w:val="2"/>
-        </w:numPr>
-        <w:spacing w:after="60"/>
-      </w:pPr>
-      <w:r>
-        <w:rPr>
-          <w:rFonts w:ascii="Calibri" w:cs="Calibri" w:eastAsia="Calibri" w:hAnsi="Calibri"/>
-        </w:rPr>
-        <w:t xml:space="preserve">Supervisor access remains clinical by default; administrative permissions require explicit elevation by an authorized administrator</w:t>
-      </w:r>
-    </w:p>
-    <w:p>
-      <w:pPr>
-        <w:pStyle w:val="ListParagraph"/>
-        <w:numPr>
-          <w:ilvl w:val="0"/>
-          <w:numId w:val="2"/>
-        </w:numPr>
-        <w:spacing w:after="60"/>
-      </w:pPr>
-      <w:r>
-        <w:rPr>
-          <w:rFonts w:ascii="Calibri" w:cs="Calibri" w:eastAsia="Calibri" w:hAnsi="Calibri"/>
-        </w:rPr>
-        <w:t xml:space="preserve">Privileged role changes, client assignments, login events, and configuration changes are auditable</w:t>
-      </w:r>
-    </w:p>
-    <w:p>
-      <w:pPr>
-        <w:pStyle w:val="ListParagraph"/>
-        <w:numPr>
-          <w:ilvl w:val="0"/>
-          <w:numId w:val="2"/>
-        </w:numPr>
-        <w:spacing w:after="60"/>
-      </w:pPr>
-      <w:r>
-        <w:rPr>
-          <w:rFonts w:ascii="Calibri" w:cs="Calibri" w:eastAsia="Calibri" w:hAnsi="Calibri"/>
-        </w:rPr>
-        <w:t xml:space="preserve">Separation of duties between support, finance, platform administration, and engineering / SRE </w:t>
+        <w:t xml:space="preserve">Role-based and permission-based access (Therapist, Supervisor, Organization Admin, Parent / Guardian </w:t>
       </w:r>
       <w:r>
         <w:rPr>
@@ -3243,65 +3398,59 @@
         </w:rPr>
         <w:t xml:space="preserve"> PROPOSED </w:t>
       </w:r>
-    </w:p>
-    <w:p>
-      <w:pPr>
-        <w:pStyle w:val="Heading2"/>
-        <w:spacing w:after="80" w:before="240"/>
-      </w:pPr>
-      <w:r>
-        <w:rPr>
-          <w:rFonts w:ascii="Calibri" w:cs="Calibri" w:eastAsia="Calibri" w:hAnsi="Calibri"/>
-        </w:rPr>
-        <w:t xml:space="preserve">8.2 Client &amp; Session Management</w:t>
-      </w:r>
-    </w:p>
-    <w:p>
-      <w:pPr>
-        <w:pStyle w:val="ListParagraph"/>
-        <w:numPr>
-          <w:ilvl w:val="0"/>
-          <w:numId w:val="2"/>
-        </w:numPr>
-        <w:spacing w:after="60"/>
-      </w:pPr>
-      <w:r>
-        <w:rPr>
-          <w:rFonts w:ascii="Calibri" w:cs="Calibri" w:eastAsia="Calibri" w:hAnsi="Calibri"/>
-        </w:rPr>
-        <w:t xml:space="preserve">Client profile creation, editing, archiving, restoration, and status management</w:t>
-      </w:r>
-    </w:p>
-    <w:p>
-      <w:pPr>
-        <w:pStyle w:val="ListParagraph"/>
-        <w:numPr>
-          <w:ilvl w:val="0"/>
-          <w:numId w:val="2"/>
-        </w:numPr>
-        <w:spacing w:after="60"/>
-      </w:pPr>
-      <w:r>
-        <w:rPr>
-          <w:rFonts w:ascii="Calibri" w:cs="Calibri" w:eastAsia="Calibri" w:hAnsi="Calibri"/>
-        </w:rPr>
-        <w:t xml:space="preserve">Authorized client assignment and reassignment to therapists and supervisors</w:t>
-      </w:r>
-    </w:p>
-    <w:p>
-      <w:pPr>
-        <w:pStyle w:val="ListParagraph"/>
-        <w:numPr>
-          <w:ilvl w:val="0"/>
-          <w:numId w:val="2"/>
-        </w:numPr>
-        <w:spacing w:after="60"/>
-      </w:pPr>
-      <w:r>
-        <w:rPr>
-          <w:rFonts w:ascii="Calibri" w:cs="Calibri" w:eastAsia="Calibri" w:hAnsi="Calibri"/>
-        </w:rPr>
-        <w:t xml:space="preserve">Session scheduling: sessions are created in-app by authorized users, with bulk CSV import; integration with BEST’s scheduling system follows in a later phase </w:t>
+      <w:r>
+        <w:rPr>
+          <w:rFonts w:ascii="Calibri" w:cs="Calibri" w:eastAsia="Calibri" w:hAnsi="Calibri"/>
+        </w:rPr>
+        <w:t xml:space="preserve">, and BEST Back Office)</w:t>
+      </w:r>
+    </w:p>
+    <w:p>
+      <w:pPr>
+        <w:pStyle w:val="ListParagraph"/>
+        <w:numPr>
+          <w:ilvl w:val="0"/>
+          <w:numId w:val="2"/>
+        </w:numPr>
+        <w:spacing w:after="60"/>
+      </w:pPr>
+      <w:r>
+        <w:rPr>
+          <w:rFonts w:ascii="Calibri" w:cs="Calibri" w:eastAsia="Calibri" w:hAnsi="Calibri"/>
+        </w:rPr>
+        <w:t xml:space="preserve">Session timeout</w:t>
+      </w:r>
+    </w:p>
+    <w:p>
+      <w:pPr>
+        <w:pStyle w:val="ListParagraph"/>
+        <w:numPr>
+          <w:ilvl w:val="0"/>
+          <w:numId w:val="2"/>
+        </w:numPr>
+        <w:spacing w:after="60"/>
+      </w:pPr>
+      <w:r>
+        <w:rPr>
+          <w:rFonts w:ascii="Calibri" w:cs="Calibri" w:eastAsia="Calibri" w:hAnsi="Calibri"/>
+        </w:rPr>
+        <w:t xml:space="preserve">Password reset</w:t>
+      </w:r>
+    </w:p>
+    <w:p>
+      <w:pPr>
+        <w:pStyle w:val="ListParagraph"/>
+        <w:numPr>
+          <w:ilvl w:val="0"/>
+          <w:numId w:val="2"/>
+        </w:numPr>
+        <w:spacing w:after="60"/>
+      </w:pPr>
+      <w:r>
+        <w:rPr>
+          <w:rFonts w:ascii="Calibri" w:cs="Calibri" w:eastAsia="Calibri" w:hAnsi="Calibri"/>
+        </w:rPr>
+        <w:t xml:space="preserve">MFA is mandatory for Organization Admin, Parent / Guardian </w:t>
       </w:r>
       <w:r>
         <w:rPr>
@@ -3315,53 +3464,75 @@
         </w:rPr>
         <w:t xml:space="preserve"> PROPOSED </w:t>
       </w:r>
-    </w:p>
-    <w:p>
-      <w:pPr>
-        <w:pStyle w:val="ListParagraph"/>
-        <w:numPr>
-          <w:ilvl w:val="0"/>
-          <w:numId w:val="2"/>
-        </w:numPr>
-        <w:spacing w:after="60"/>
-      </w:pPr>
-      <w:r>
-        <w:rPr>
-          <w:rFonts w:ascii="Calibri" w:cs="Calibri" w:eastAsia="Calibri" w:hAnsi="Calibri"/>
-        </w:rPr>
-        <w:t xml:space="preserve">Manual or automatic session start/stop</w:t>
-      </w:r>
-    </w:p>
-    <w:p>
-      <w:pPr>
-        <w:pStyle w:val="ListParagraph"/>
-        <w:numPr>
-          <w:ilvl w:val="0"/>
-          <w:numId w:val="2"/>
-        </w:numPr>
-        <w:spacing w:after="60"/>
-      </w:pPr>
-      <w:r>
-        <w:rPr>
-          <w:rFonts w:ascii="Calibri" w:cs="Calibri" w:eastAsia="Calibri" w:hAnsi="Calibri"/>
-        </w:rPr>
-        <w:t xml:space="preserve">Monitoring restricted to the session window</w:t>
-      </w:r>
-    </w:p>
-    <w:p>
-      <w:pPr>
-        <w:pStyle w:val="ListParagraph"/>
-        <w:numPr>
-          <w:ilvl w:val="0"/>
-          <w:numId w:val="2"/>
-        </w:numPr>
-        <w:spacing w:after="60"/>
-      </w:pPr>
-      <w:r>
-        <w:rPr>
-          <w:rFonts w:ascii="Calibri" w:cs="Calibri" w:eastAsia="Calibri" w:hAnsi="Calibri"/>
-        </w:rPr>
-        <w:t xml:space="preserve">A session cannot collect wearable data unless the client has an active consent record (Section 8.11) </w:t>
+      <w:r>
+        <w:rPr>
+          <w:rFonts w:ascii="Calibri" w:cs="Calibri" w:eastAsia="Calibri" w:hAnsi="Calibri"/>
+        </w:rPr>
+        <w:t xml:space="preserve">, and BEST Back-Office roles; SSO may be introduced in Phase 2</w:t>
+      </w:r>
+    </w:p>
+    <w:p>
+      <w:pPr>
+        <w:pStyle w:val="ListParagraph"/>
+        <w:numPr>
+          <w:ilvl w:val="0"/>
+          <w:numId w:val="2"/>
+        </w:numPr>
+        <w:spacing w:after="60"/>
+      </w:pPr>
+      <w:r>
+        <w:rPr>
+          <w:rFonts w:ascii="Calibri" w:cs="Calibri" w:eastAsia="Calibri" w:hAnsi="Calibri"/>
+        </w:rPr>
+        <w:t xml:space="preserve">Organization and tenant scope enforced on every request</w:t>
+      </w:r>
+    </w:p>
+    <w:p>
+      <w:pPr>
+        <w:pStyle w:val="ListParagraph"/>
+        <w:numPr>
+          <w:ilvl w:val="0"/>
+          <w:numId w:val="2"/>
+        </w:numPr>
+        <w:spacing w:after="60"/>
+      </w:pPr>
+      <w:r>
+        <w:rPr>
+          <w:rFonts w:ascii="Calibri" w:cs="Calibri" w:eastAsia="Calibri" w:hAnsi="Calibri"/>
+        </w:rPr>
+        <w:t xml:space="preserve">Supervisor access remains clinical by default; administrative permissions require explicit elevation by an authorized administrator</w:t>
+      </w:r>
+    </w:p>
+    <w:p>
+      <w:pPr>
+        <w:pStyle w:val="ListParagraph"/>
+        <w:numPr>
+          <w:ilvl w:val="0"/>
+          <w:numId w:val="2"/>
+        </w:numPr>
+        <w:spacing w:after="60"/>
+      </w:pPr>
+      <w:r>
+        <w:rPr>
+          <w:rFonts w:ascii="Calibri" w:cs="Calibri" w:eastAsia="Calibri" w:hAnsi="Calibri"/>
+        </w:rPr>
+        <w:t xml:space="preserve">Privileged role changes, client assignments, login events, and configuration changes are auditable</w:t>
+      </w:r>
+    </w:p>
+    <w:p>
+      <w:pPr>
+        <w:pStyle w:val="ListParagraph"/>
+        <w:numPr>
+          <w:ilvl w:val="0"/>
+          <w:numId w:val="2"/>
+        </w:numPr>
+        <w:spacing w:after="60"/>
+      </w:pPr>
+      <w:r>
+        <w:rPr>
+          <w:rFonts w:ascii="Calibri" w:cs="Calibri" w:eastAsia="Calibri" w:hAnsi="Calibri"/>
+        </w:rPr>
+        <w:t xml:space="preserve">Separation of duties between support, finance, platform administration, and engineering / SRE </w:t>
       </w:r>
       <w:r>
         <w:rPr>
@@ -3378,54 +3549,6 @@
     </w:p>
     <w:p>
       <w:pPr>
-        <w:pStyle w:val="ListParagraph"/>
-        <w:numPr>
-          <w:ilvl w:val="0"/>
-          <w:numId w:val="2"/>
-        </w:numPr>
-        <w:spacing w:after="60"/>
-      </w:pPr>
-      <w:r>
-        <w:rPr>
-          <w:rFonts w:ascii="Calibri" w:cs="Calibri" w:eastAsia="Calibri" w:hAnsi="Calibri"/>
-        </w:rPr>
-        <w:t xml:space="preserve">Client removal uses archive or deactivate by default; permanent deletion is blocked when retention obligations apply</w:t>
-      </w:r>
-    </w:p>
-    <w:p>
-      <w:pPr>
-        <w:pStyle w:val="ListParagraph"/>
-        <w:numPr>
-          <w:ilvl w:val="0"/>
-          <w:numId w:val="2"/>
-        </w:numPr>
-        <w:spacing w:after="60"/>
-      </w:pPr>
-      <w:r>
-        <w:rPr>
-          <w:rFonts w:ascii="Calibri" w:cs="Calibri" w:eastAsia="Calibri" w:hAnsi="Calibri"/>
-        </w:rPr>
-        <w:t xml:space="preserve">Client access changes take effect promptly and record the actor, reason, timestamp, previous value, and new value</w:t>
-      </w:r>
-    </w:p>
-    <w:p>
-      <w:pPr>
-        <w:pStyle w:val="ListParagraph"/>
-        <w:numPr>
-          <w:ilvl w:val="0"/>
-          <w:numId w:val="2"/>
-        </w:numPr>
-        <w:spacing w:after="60"/>
-      </w:pPr>
-      <w:r>
-        <w:rPr>
-          <w:rFonts w:ascii="Calibri" w:cs="Calibri" w:eastAsia="Calibri" w:hAnsi="Calibri"/>
-        </w:rPr>
-        <w:t xml:space="preserve">Archived clients are hidden from active workflows but remain available to authorized users for permitted historical review</w:t>
-      </w:r>
-    </w:p>
-    <w:p>
-      <w:pPr>
         <w:pStyle w:val="Heading2"/>
         <w:spacing w:after="80" w:before="240"/>
       </w:pPr>
@@ -3433,159 +3556,55 @@
         <w:rPr>
           <w:rFonts w:ascii="Calibri" w:cs="Calibri" w:eastAsia="Calibri" w:hAnsi="Calibri"/>
         </w:rPr>
-        <w:t xml:space="preserve">8.3 Manual Data Capture</w:t>
-      </w:r>
-    </w:p>
-    <w:p>
-      <w:pPr>
-        <w:pStyle w:val="ListParagraph"/>
-        <w:numPr>
-          <w:ilvl w:val="0"/>
-          <w:numId w:val="2"/>
-        </w:numPr>
-        <w:spacing w:after="60"/>
-      </w:pPr>
-      <w:r>
-        <w:rPr>
-          <w:rFonts w:ascii="Calibri" w:cs="Calibri" w:eastAsia="Calibri" w:hAnsi="Calibri"/>
-        </w:rPr>
-        <w:t xml:space="preserve">Session notes</w:t>
-      </w:r>
-    </w:p>
-    <w:p>
-      <w:pPr>
-        <w:pStyle w:val="ListParagraph"/>
-        <w:numPr>
-          <w:ilvl w:val="0"/>
-          <w:numId w:val="2"/>
-        </w:numPr>
-        <w:spacing w:after="60"/>
-      </w:pPr>
-      <w:r>
-        <w:rPr>
-          <w:rFonts w:ascii="Calibri" w:cs="Calibri" w:eastAsia="Calibri" w:hAnsi="Calibri"/>
-        </w:rPr>
-        <w:t xml:space="preserve">Manual observations</w:t>
-      </w:r>
-    </w:p>
-    <w:p>
-      <w:pPr>
-        <w:pStyle w:val="ListParagraph"/>
-        <w:numPr>
-          <w:ilvl w:val="0"/>
-          <w:numId w:val="2"/>
-        </w:numPr>
-        <w:spacing w:after="60"/>
-      </w:pPr>
-      <w:r>
-        <w:rPr>
-          <w:rFonts w:ascii="Calibri" w:cs="Calibri" w:eastAsia="Calibri" w:hAnsi="Calibri"/>
-        </w:rPr>
-        <w:t xml:space="preserve">Session markers (important moments)</w:t>
-      </w:r>
-    </w:p>
-    <w:p>
-      <w:pPr>
-        <w:pStyle w:val="ListParagraph"/>
-        <w:numPr>
-          <w:ilvl w:val="0"/>
-          <w:numId w:val="2"/>
-        </w:numPr>
-        <w:spacing w:after="60"/>
-      </w:pPr>
-      <w:r>
-        <w:rPr>
-          <w:rFonts w:ascii="Calibri" w:cs="Calibri" w:eastAsia="Calibri" w:hAnsi="Calibri"/>
-        </w:rPr>
-        <w:t xml:space="preserve">Task and follow-up creation</w:t>
-      </w:r>
-    </w:p>
-    <w:p>
-      <w:pPr>
-        <w:pStyle w:val="Heading2"/>
-        <w:spacing w:after="80" w:before="240"/>
-      </w:pPr>
-      <w:r>
-        <w:rPr>
-          <w:rFonts w:ascii="Calibri" w:cs="Calibri" w:eastAsia="Calibri" w:hAnsi="Calibri"/>
-        </w:rPr>
-        <w:t xml:space="preserve">8.4 Wearable &amp; Sensor Integration (Vendor-Agnostic)</w:t>
-      </w:r>
-    </w:p>
-    <w:p>
-      <w:pPr>
-        <w:pStyle w:val="Heading3"/>
-        <w:spacing w:after="60" w:before="160"/>
-      </w:pPr>
-      <w:r>
-        <w:rPr>
-          <w:rFonts w:ascii="Calibri" w:cs="Calibri" w:eastAsia="Calibri" w:hAnsi="Calibri"/>
-        </w:rPr>
-        <w:t xml:space="preserve">Capabilities Required</w:t>
-      </w:r>
-    </w:p>
-    <w:p>
-      <w:pPr>
-        <w:pStyle w:val="ListParagraph"/>
-        <w:numPr>
-          <w:ilvl w:val="0"/>
-          <w:numId w:val="2"/>
-        </w:numPr>
-        <w:spacing w:after="60"/>
-      </w:pPr>
-      <w:r>
-        <w:rPr>
-          <w:rFonts w:ascii="Calibri" w:cs="Calibri" w:eastAsia="Calibri" w:hAnsi="Calibri"/>
-        </w:rPr>
-        <w:t xml:space="preserve">Read-only data access</w:t>
-      </w:r>
-    </w:p>
-    <w:p>
-      <w:pPr>
-        <w:pStyle w:val="ListParagraph"/>
-        <w:numPr>
-          <w:ilvl w:val="0"/>
-          <w:numId w:val="2"/>
-        </w:numPr>
-        <w:spacing w:after="60"/>
-      </w:pPr>
-      <w:r>
-        <w:rPr>
-          <w:rFonts w:ascii="Calibri" w:cs="Calibri" w:eastAsia="Calibri" w:hAnsi="Calibri"/>
-        </w:rPr>
-        <w:t xml:space="preserve">Consent-based authentication</w:t>
-      </w:r>
-    </w:p>
-    <w:p>
-      <w:pPr>
-        <w:pStyle w:val="ListParagraph"/>
-        <w:numPr>
-          <w:ilvl w:val="0"/>
-          <w:numId w:val="2"/>
-        </w:numPr>
-        <w:spacing w:after="60"/>
-      </w:pPr>
-      <w:r>
-        <w:rPr>
-          <w:rFonts w:ascii="Calibri" w:cs="Calibri" w:eastAsia="Calibri" w:hAnsi="Calibri"/>
-        </w:rPr>
-        <w:t xml:space="preserve">Heart rate, activity, and environmental noise</w:t>
-      </w:r>
-    </w:p>
-    <w:p>
-      <w:pPr>
-        <w:pStyle w:val="ListParagraph"/>
-        <w:numPr>
-          <w:ilvl w:val="0"/>
-          <w:numId w:val="2"/>
-        </w:numPr>
-        <w:spacing w:after="60"/>
-      </w:pPr>
-      <w:r>
-        <w:rPr>
-          <w:rFonts w:ascii="Calibri" w:cs="Calibri" w:eastAsia="Calibri" w:hAnsi="Calibri"/>
-        </w:rPr>
-        <w:t xml:space="preserve">SpO₂ is not captured in the MVP </w:t>
+        <w:t xml:space="preserve">8.2 Client &amp; Session Management</w:t>
+      </w:r>
+    </w:p>
+    <w:p>
+      <w:pPr>
+        <w:pStyle w:val="ListParagraph"/>
+        <w:numPr>
+          <w:ilvl w:val="0"/>
+          <w:numId w:val="2"/>
+        </w:numPr>
+        <w:spacing w:after="60"/>
+      </w:pPr>
+      <w:r>
+        <w:rPr>
+          <w:rFonts w:ascii="Calibri" w:cs="Calibri" w:eastAsia="Calibri" w:hAnsi="Calibri"/>
+        </w:rPr>
+        <w:t xml:space="preserve">Client profile creation, editing, archiving, restoration, and status management</w:t>
+      </w:r>
+    </w:p>
+    <w:p>
+      <w:pPr>
+        <w:pStyle w:val="ListParagraph"/>
+        <w:numPr>
+          <w:ilvl w:val="0"/>
+          <w:numId w:val="2"/>
+        </w:numPr>
+        <w:spacing w:after="60"/>
+      </w:pPr>
+      <w:r>
+        <w:rPr>
+          <w:rFonts w:ascii="Calibri" w:cs="Calibri" w:eastAsia="Calibri" w:hAnsi="Calibri"/>
+        </w:rPr>
+        <w:t xml:space="preserve">Authorized client assignment and reassignment to therapists and supervisors</w:t>
+      </w:r>
+    </w:p>
+    <w:p>
+      <w:pPr>
+        <w:pStyle w:val="ListParagraph"/>
+        <w:numPr>
+          <w:ilvl w:val="0"/>
+          <w:numId w:val="2"/>
+        </w:numPr>
+        <w:spacing w:after="60"/>
+      </w:pPr>
+      <w:r>
+        <w:rPr>
+          <w:rFonts w:ascii="Calibri" w:cs="Calibri" w:eastAsia="Calibri" w:hAnsi="Calibri"/>
+        </w:rPr>
+        <w:t xml:space="preserve">Session scheduling: sessions are created in-app by authorized users, with bulk CSV import; integration with BEST’s scheduling system follows in a later phase </w:t>
       </w:r>
       <w:r>
         <w:rPr>
@@ -3613,7 +3632,39 @@
         <w:rPr>
           <w:rFonts w:ascii="Calibri" w:cs="Calibri" w:eastAsia="Calibri" w:hAnsi="Calibri"/>
         </w:rPr>
-        <w:t xml:space="preserve">Periodic sync (not real-time streaming); the sync interval and maximum acceptable data age are configurable parameters (Section 8.12) </w:t>
+        <w:t xml:space="preserve">Manual or automatic session start/stop</w:t>
+      </w:r>
+    </w:p>
+    <w:p>
+      <w:pPr>
+        <w:pStyle w:val="ListParagraph"/>
+        <w:numPr>
+          <w:ilvl w:val="0"/>
+          <w:numId w:val="2"/>
+        </w:numPr>
+        <w:spacing w:after="60"/>
+      </w:pPr>
+      <w:r>
+        <w:rPr>
+          <w:rFonts w:ascii="Calibri" w:cs="Calibri" w:eastAsia="Calibri" w:hAnsi="Calibri"/>
+        </w:rPr>
+        <w:t xml:space="preserve">Monitoring restricted to the session window</w:t>
+      </w:r>
+    </w:p>
+    <w:p>
+      <w:pPr>
+        <w:pStyle w:val="ListParagraph"/>
+        <w:numPr>
+          <w:ilvl w:val="0"/>
+          <w:numId w:val="2"/>
+        </w:numPr>
+        <w:spacing w:after="60"/>
+      </w:pPr>
+      <w:r>
+        <w:rPr>
+          <w:rFonts w:ascii="Calibri" w:cs="Calibri" w:eastAsia="Calibri" w:hAnsi="Calibri"/>
+        </w:rPr>
+        <w:t xml:space="preserve">A session cannot collect wearable data unless the client has an active consent record (Section 8.11) </w:t>
       </w:r>
       <w:r>
         <w:rPr>
@@ -3630,6 +3681,142 @@
     </w:p>
     <w:p>
       <w:pPr>
+        <w:pStyle w:val="ListParagraph"/>
+        <w:numPr>
+          <w:ilvl w:val="0"/>
+          <w:numId w:val="2"/>
+        </w:numPr>
+        <w:spacing w:after="60"/>
+      </w:pPr>
+      <w:r>
+        <w:rPr>
+          <w:rFonts w:ascii="Calibri" w:cs="Calibri" w:eastAsia="Calibri" w:hAnsi="Calibri"/>
+        </w:rPr>
+        <w:t xml:space="preserve">Client removal uses archive or deactivate by default; permanent deletion is blocked when retention obligations apply</w:t>
+      </w:r>
+    </w:p>
+    <w:p>
+      <w:pPr>
+        <w:pStyle w:val="ListParagraph"/>
+        <w:numPr>
+          <w:ilvl w:val="0"/>
+          <w:numId w:val="2"/>
+        </w:numPr>
+        <w:spacing w:after="60"/>
+      </w:pPr>
+      <w:r>
+        <w:rPr>
+          <w:rFonts w:ascii="Calibri" w:cs="Calibri" w:eastAsia="Calibri" w:hAnsi="Calibri"/>
+        </w:rPr>
+        <w:t xml:space="preserve">Client access changes take effect promptly and record the actor, reason, timestamp, previous value, and new value</w:t>
+      </w:r>
+    </w:p>
+    <w:p>
+      <w:pPr>
+        <w:pStyle w:val="ListParagraph"/>
+        <w:numPr>
+          <w:ilvl w:val="0"/>
+          <w:numId w:val="2"/>
+        </w:numPr>
+        <w:spacing w:after="60"/>
+      </w:pPr>
+      <w:r>
+        <w:rPr>
+          <w:rFonts w:ascii="Calibri" w:cs="Calibri" w:eastAsia="Calibri" w:hAnsi="Calibri"/>
+        </w:rPr>
+        <w:t xml:space="preserve">Archived clients are hidden from active workflows but remain available to authorized users for permitted historical review</w:t>
+      </w:r>
+    </w:p>
+    <w:p>
+      <w:pPr>
+        <w:pStyle w:val="Heading2"/>
+        <w:spacing w:after="80" w:before="240"/>
+      </w:pPr>
+      <w:r>
+        <w:rPr>
+          <w:rFonts w:ascii="Calibri" w:cs="Calibri" w:eastAsia="Calibri" w:hAnsi="Calibri"/>
+        </w:rPr>
+        <w:t xml:space="preserve">8.3 Manual Data Capture</w:t>
+      </w:r>
+    </w:p>
+    <w:p>
+      <w:pPr>
+        <w:pStyle w:val="ListParagraph"/>
+        <w:numPr>
+          <w:ilvl w:val="0"/>
+          <w:numId w:val="2"/>
+        </w:numPr>
+        <w:spacing w:after="60"/>
+      </w:pPr>
+      <w:r>
+        <w:rPr>
+          <w:rFonts w:ascii="Calibri" w:cs="Calibri" w:eastAsia="Calibri" w:hAnsi="Calibri"/>
+        </w:rPr>
+        <w:t xml:space="preserve">Session notes</w:t>
+      </w:r>
+    </w:p>
+    <w:p>
+      <w:pPr>
+        <w:pStyle w:val="ListParagraph"/>
+        <w:numPr>
+          <w:ilvl w:val="0"/>
+          <w:numId w:val="2"/>
+        </w:numPr>
+        <w:spacing w:after="60"/>
+      </w:pPr>
+      <w:r>
+        <w:rPr>
+          <w:rFonts w:ascii="Calibri" w:cs="Calibri" w:eastAsia="Calibri" w:hAnsi="Calibri"/>
+        </w:rPr>
+        <w:t xml:space="preserve">Manual observations</w:t>
+      </w:r>
+    </w:p>
+    <w:p>
+      <w:pPr>
+        <w:pStyle w:val="ListParagraph"/>
+        <w:numPr>
+          <w:ilvl w:val="0"/>
+          <w:numId w:val="2"/>
+        </w:numPr>
+        <w:spacing w:after="60"/>
+      </w:pPr>
+      <w:r>
+        <w:rPr>
+          <w:rFonts w:ascii="Calibri" w:cs="Calibri" w:eastAsia="Calibri" w:hAnsi="Calibri"/>
+        </w:rPr>
+        <w:t xml:space="preserve">Session markers (important moments)</w:t>
+      </w:r>
+    </w:p>
+    <w:p>
+      <w:pPr>
+        <w:pStyle w:val="ListParagraph"/>
+        <w:numPr>
+          <w:ilvl w:val="0"/>
+          <w:numId w:val="2"/>
+        </w:numPr>
+        <w:spacing w:after="60"/>
+      </w:pPr>
+      <w:r>
+        <w:rPr>
+          <w:rFonts w:ascii="Calibri" w:cs="Calibri" w:eastAsia="Calibri" w:hAnsi="Calibri"/>
+        </w:rPr>
+        <w:t xml:space="preserve">Task and follow-up creation</w:t>
+      </w:r>
+    </w:p>
+    <w:p>
+      <w:pPr>
+        <w:pStyle w:val="Heading2"/>
+        <w:spacing w:after="80" w:before="240"/>
+      </w:pPr>
+      <w:r>
+        <w:rPr>
+          <w:rFonts w:ascii="Calibri" w:cs="Calibri" w:eastAsia="Calibri" w:hAnsi="Calibri"/>
+        </w:rPr>
+        <w:t xml:space="preserve">8.4 Wearable &amp; Sensor Integration (Vendor-Agnostic)</w:t>
+      </w:r>
+    </w:p>
+    <w:p>
+      <w:pPr>
         <w:pStyle w:val="Heading3"/>
         <w:spacing w:after="60" w:before="160"/>
       </w:pPr>
@@ -3637,67 +3824,71 @@
         <w:rPr>
           <w:rFonts w:ascii="Calibri" w:cs="Calibri" w:eastAsia="Calibri" w:hAnsi="Calibri"/>
         </w:rPr>
-        <w:t xml:space="preserve">Product Responsibilities</w:t>
-      </w:r>
-    </w:p>
-    <w:p>
-      <w:pPr>
-        <w:pStyle w:val="ListParagraph"/>
-        <w:numPr>
-          <w:ilvl w:val="0"/>
-          <w:numId w:val="2"/>
-        </w:numPr>
-        <w:spacing w:after="60"/>
-      </w:pPr>
-      <w:r>
-        <w:rPr>
-          <w:rFonts w:ascii="Calibri" w:cs="Calibri" w:eastAsia="Calibri" w:hAnsi="Calibri"/>
-        </w:rPr>
-        <w:t xml:space="preserve">Normalize data</w:t>
-      </w:r>
-    </w:p>
-    <w:p>
-      <w:pPr>
-        <w:pStyle w:val="ListParagraph"/>
-        <w:numPr>
-          <w:ilvl w:val="0"/>
-          <w:numId w:val="2"/>
-        </w:numPr>
-        <w:spacing w:after="60"/>
-      </w:pPr>
-      <w:r>
-        <w:rPr>
-          <w:rFonts w:ascii="Calibri" w:cs="Calibri" w:eastAsia="Calibri" w:hAnsi="Calibri"/>
-        </w:rPr>
-        <w:t xml:space="preserve">Store raw and processed data</w:t>
-      </w:r>
-    </w:p>
-    <w:p>
-      <w:pPr>
-        <w:pStyle w:val="ListParagraph"/>
-        <w:numPr>
-          <w:ilvl w:val="0"/>
-          <w:numId w:val="2"/>
-        </w:numPr>
-        <w:spacing w:after="60"/>
-      </w:pPr>
-      <w:r>
-        <w:rPr>
-          <w:rFonts w:ascii="Calibri" w:cs="Calibri" w:eastAsia="Calibri" w:hAnsi="Calibri"/>
-        </w:rPr>
-        <w:t xml:space="preserve">Handle sync failures gracefully</w:t>
-      </w:r>
-    </w:p>
-    <w:p>
-      <w:pPr>
-        <w:pStyle w:val="Heading3"/>
-        <w:spacing w:after="60" w:before="160"/>
-      </w:pPr>
-      <w:r>
-        <w:rPr>
-          <w:rFonts w:ascii="Calibri" w:cs="Calibri" w:eastAsia="Calibri" w:hAnsi="Calibri"/>
-        </w:rPr>
-        <w:t xml:space="preserve">Device Selection </w:t>
+        <w:t xml:space="preserve">Capabilities Required</w:t>
+      </w:r>
+    </w:p>
+    <w:p>
+      <w:pPr>
+        <w:pStyle w:val="ListParagraph"/>
+        <w:numPr>
+          <w:ilvl w:val="0"/>
+          <w:numId w:val="2"/>
+        </w:numPr>
+        <w:spacing w:after="60"/>
+      </w:pPr>
+      <w:r>
+        <w:rPr>
+          <w:rFonts w:ascii="Calibri" w:cs="Calibri" w:eastAsia="Calibri" w:hAnsi="Calibri"/>
+        </w:rPr>
+        <w:t xml:space="preserve">Read-only data access</w:t>
+      </w:r>
+    </w:p>
+    <w:p>
+      <w:pPr>
+        <w:pStyle w:val="ListParagraph"/>
+        <w:numPr>
+          <w:ilvl w:val="0"/>
+          <w:numId w:val="2"/>
+        </w:numPr>
+        <w:spacing w:after="60"/>
+      </w:pPr>
+      <w:r>
+        <w:rPr>
+          <w:rFonts w:ascii="Calibri" w:cs="Calibri" w:eastAsia="Calibri" w:hAnsi="Calibri"/>
+        </w:rPr>
+        <w:t xml:space="preserve">Consent-based authentication</w:t>
+      </w:r>
+    </w:p>
+    <w:p>
+      <w:pPr>
+        <w:pStyle w:val="ListParagraph"/>
+        <w:numPr>
+          <w:ilvl w:val="0"/>
+          <w:numId w:val="2"/>
+        </w:numPr>
+        <w:spacing w:after="60"/>
+      </w:pPr>
+      <w:r>
+        <w:rPr>
+          <w:rFonts w:ascii="Calibri" w:cs="Calibri" w:eastAsia="Calibri" w:hAnsi="Calibri"/>
+        </w:rPr>
+        <w:t xml:space="preserve">Heart rate, activity, and environmental noise</w:t>
+      </w:r>
+    </w:p>
+    <w:p>
+      <w:pPr>
+        <w:pStyle w:val="ListParagraph"/>
+        <w:numPr>
+          <w:ilvl w:val="0"/>
+          <w:numId w:val="2"/>
+        </w:numPr>
+        <w:spacing w:after="60"/>
+      </w:pPr>
+      <w:r>
+        <w:rPr>
+          <w:rFonts w:ascii="Calibri" w:cs="Calibri" w:eastAsia="Calibri" w:hAnsi="Calibri"/>
+        </w:rPr>
+        <w:t xml:space="preserve">SpO₂ is not captured in the MVP </w:t>
       </w:r>
       <w:r>
         <w:rPr>
@@ -3725,6 +3916,118 @@
         <w:rPr>
           <w:rFonts w:ascii="Calibri" w:cs="Calibri" w:eastAsia="Calibri" w:hAnsi="Calibri"/>
         </w:rPr>
+        <w:t xml:space="preserve">Periodic sync (not real-time streaming); the sync interval and maximum acceptable data age are configurable parameters (Section 8.12) </w:t>
+      </w:r>
+      <w:r>
+        <w:rPr>
+          <w:rFonts w:ascii="Calibri" w:cs="Calibri" w:eastAsia="Calibri" w:hAnsi="Calibri"/>
+          <w:b/>
+          <w:bCs/>
+          <w:color w:val="1F4E79"/>
+          <w:sz w:val="16"/>
+          <w:szCs w:val="16"/>
+          <w:shd w:fill="DDEBF7" w:color="auto" w:val="clear"/>
+        </w:rPr>
+        <w:t xml:space="preserve"> PROPOSED </w:t>
+      </w:r>
+    </w:p>
+    <w:p>
+      <w:pPr>
+        <w:pStyle w:val="Heading3"/>
+        <w:spacing w:after="60" w:before="160"/>
+      </w:pPr>
+      <w:r>
+        <w:rPr>
+          <w:rFonts w:ascii="Calibri" w:cs="Calibri" w:eastAsia="Calibri" w:hAnsi="Calibri"/>
+        </w:rPr>
+        <w:t xml:space="preserve">Product Responsibilities</w:t>
+      </w:r>
+    </w:p>
+    <w:p>
+      <w:pPr>
+        <w:pStyle w:val="ListParagraph"/>
+        <w:numPr>
+          <w:ilvl w:val="0"/>
+          <w:numId w:val="2"/>
+        </w:numPr>
+        <w:spacing w:after="60"/>
+      </w:pPr>
+      <w:r>
+        <w:rPr>
+          <w:rFonts w:ascii="Calibri" w:cs="Calibri" w:eastAsia="Calibri" w:hAnsi="Calibri"/>
+        </w:rPr>
+        <w:t xml:space="preserve">Normalize data</w:t>
+      </w:r>
+    </w:p>
+    <w:p>
+      <w:pPr>
+        <w:pStyle w:val="ListParagraph"/>
+        <w:numPr>
+          <w:ilvl w:val="0"/>
+          <w:numId w:val="2"/>
+        </w:numPr>
+        <w:spacing w:after="60"/>
+      </w:pPr>
+      <w:r>
+        <w:rPr>
+          <w:rFonts w:ascii="Calibri" w:cs="Calibri" w:eastAsia="Calibri" w:hAnsi="Calibri"/>
+        </w:rPr>
+        <w:t xml:space="preserve">Store raw and processed data</w:t>
+      </w:r>
+    </w:p>
+    <w:p>
+      <w:pPr>
+        <w:pStyle w:val="ListParagraph"/>
+        <w:numPr>
+          <w:ilvl w:val="0"/>
+          <w:numId w:val="2"/>
+        </w:numPr>
+        <w:spacing w:after="60"/>
+      </w:pPr>
+      <w:r>
+        <w:rPr>
+          <w:rFonts w:ascii="Calibri" w:cs="Calibri" w:eastAsia="Calibri" w:hAnsi="Calibri"/>
+        </w:rPr>
+        <w:t xml:space="preserve">Handle sync failures gracefully</w:t>
+      </w:r>
+    </w:p>
+    <w:p>
+      <w:pPr>
+        <w:pStyle w:val="Heading3"/>
+        <w:spacing w:after="60" w:before="160"/>
+      </w:pPr>
+      <w:r>
+        <w:rPr>
+          <w:rFonts w:ascii="Calibri" w:cs="Calibri" w:eastAsia="Calibri" w:hAnsi="Calibri"/>
+        </w:rPr>
+        <w:t xml:space="preserve">Device Selection </w:t>
+      </w:r>
+      <w:r>
+        <w:rPr>
+          <w:rFonts w:ascii="Calibri" w:cs="Calibri" w:eastAsia="Calibri" w:hAnsi="Calibri"/>
+          <w:b/>
+          <w:bCs/>
+          <w:color w:val="1F4E79"/>
+          <w:sz w:val="16"/>
+          <w:szCs w:val="16"/>
+          <w:shd w:fill="DDEBF7" w:color="auto" w:val="clear"/>
+        </w:rPr>
+        <w:t xml:space="preserve"> PROPOSED </w:t>
+      </w:r>
+    </w:p>
+    <w:p>
+      <w:pPr>
+        <w:pStyle w:val="ListParagraph"/>
+        <w:numPr>
+          <w:ilvl w:val="0"/>
+          <w:numId w:val="2"/>
+        </w:numPr>
+        <w:spacing w:after="60"/>
+      </w:pPr>
+      <w:r>
+        <w:rPr>
+          <w:rFonts w:ascii="Calibri" w:cs="Calibri" w:eastAsia="Calibri" w:hAnsi="Calibri"/>
+        </w:rPr>
         <w:t xml:space="preserve">Wearable vendors must be HIPAA-eligible and sign a BAA (Section 15.1)</w:t>
       </w:r>
     </w:p>
@@ -4796,78 +5099,18 @@
     </w:p>
     <w:p>
       <w:pPr>
-        <w:pStyle w:val="Heading2"/>
-        <w:spacing w:after="80" w:before="240"/>
-      </w:pPr>
-      <w:r>
-        <w:rPr>
-          <w:rFonts w:ascii="Calibri" w:cs="Calibri" w:eastAsia="Calibri" w:hAnsi="Calibri"/>
-        </w:rPr>
-        <w:t xml:space="preserve">8.9 Organization Administration and Commercial Controls</w:t>
-      </w:r>
-    </w:p>
-    <w:p>
-      <w:pPr>
-        <w:pStyle w:val="ListParagraph"/>
-        <w:numPr>
-          <w:ilvl w:val="0"/>
-          <w:numId w:val="2"/>
-        </w:numPr>
-        <w:spacing w:after="60"/>
-      </w:pPr>
-      <w:r>
-        <w:rPr>
-          <w:rFonts w:ascii="Calibri" w:cs="Calibri" w:eastAsia="Calibri" w:hAnsi="Calibri"/>
-        </w:rPr>
-        <w:t xml:space="preserve">Organization Admin is an assignable permission set that may be granted to a Clinic Manager or an eligible Supervisor; Supervisor status alone does not provide administrative access</w:t>
-      </w:r>
-    </w:p>
-    <w:p>
-      <w:pPr>
-        <w:pStyle w:val="ListParagraph"/>
-        <w:numPr>
-          <w:ilvl w:val="0"/>
-          <w:numId w:val="2"/>
-        </w:numPr>
-        <w:spacing w:after="60"/>
-      </w:pPr>
-      <w:r>
-        <w:rPr>
-          <w:rFonts w:ascii="Calibri" w:cs="Calibri" w:eastAsia="Calibri" w:hAnsi="Calibri"/>
-        </w:rPr>
-        <w:t xml:space="preserve">Create, invite, edit, deactivate, reactivate, and assign roles to users within the administrator’s organization</w:t>
-      </w:r>
-    </w:p>
-    <w:p>
-      <w:pPr>
-        <w:pStyle w:val="ListParagraph"/>
-        <w:numPr>
-          <w:ilvl w:val="0"/>
-          <w:numId w:val="2"/>
-        </w:numPr>
-        <w:spacing w:after="60"/>
-      </w:pPr>
-      <w:r>
-        <w:rPr>
-          <w:rFonts w:ascii="Calibri" w:cs="Calibri" w:eastAsia="Calibri" w:hAnsi="Calibri"/>
-        </w:rPr>
-        <w:t xml:space="preserve">Create, edit, archive, and restore clients; prevent permanent deletion when clinical or legal retention requirements apply</w:t>
-      </w:r>
-    </w:p>
-    <w:p>
-      <w:pPr>
-        <w:pStyle w:val="ListParagraph"/>
-        <w:numPr>
-          <w:ilvl w:val="0"/>
-          <w:numId w:val="2"/>
-        </w:numPr>
-        <w:spacing w:after="60"/>
-      </w:pPr>
-      <w:r>
-        <w:rPr>
-          <w:rFonts w:ascii="Calibri" w:cs="Calibri" w:eastAsia="Calibri" w:hAnsi="Calibri"/>
-        </w:rPr>
-        <w:t xml:space="preserve">Record, update, and withdraw guardian consent for each client (Section 8.11) </w:t>
+        <w:pStyle w:val="ListParagraph"/>
+        <w:numPr>
+          <w:ilvl w:val="0"/>
+          <w:numId w:val="2"/>
+        </w:numPr>
+        <w:spacing w:after="60"/>
+      </w:pPr>
+      <w:r>
+        <w:rPr>
+          <w:rFonts w:ascii="Calibri" w:cs="Calibri" w:eastAsia="Calibri" w:hAnsi="Calibri"/>
+        </w:rPr>
+        <w:t xml:space="preserve">Once confirmed, the summary is released to the parent view, subject to the organization’s release setting (Section 8.13) </w:t>
       </w:r>
       <w:r>
         <w:rPr>
@@ -4884,6 +5127,122 @@
     </w:p>
     <w:p>
       <w:pPr>
+        <w:pStyle w:val="Heading2"/>
+        <w:spacing w:after="80" w:before="240"/>
+      </w:pPr>
+      <w:r>
+        <w:rPr>
+          <w:rFonts w:ascii="Calibri" w:cs="Calibri" w:eastAsia="Calibri" w:hAnsi="Calibri"/>
+        </w:rPr>
+        <w:t xml:space="preserve">8.9 Organization Administration and Commercial Controls</w:t>
+      </w:r>
+    </w:p>
+    <w:p>
+      <w:pPr>
+        <w:pStyle w:val="ListParagraph"/>
+        <w:numPr>
+          <w:ilvl w:val="0"/>
+          <w:numId w:val="2"/>
+        </w:numPr>
+        <w:spacing w:after="60"/>
+      </w:pPr>
+      <w:r>
+        <w:rPr>
+          <w:rFonts w:ascii="Calibri" w:cs="Calibri" w:eastAsia="Calibri" w:hAnsi="Calibri"/>
+        </w:rPr>
+        <w:t xml:space="preserve">Organization Admin is an assignable permission set that may be granted to a Clinic Manager or an eligible Supervisor; Supervisor status alone does not provide administrative access</w:t>
+      </w:r>
+    </w:p>
+    <w:p>
+      <w:pPr>
+        <w:pStyle w:val="ListParagraph"/>
+        <w:numPr>
+          <w:ilvl w:val="0"/>
+          <w:numId w:val="2"/>
+        </w:numPr>
+        <w:spacing w:after="60"/>
+      </w:pPr>
+      <w:r>
+        <w:rPr>
+          <w:rFonts w:ascii="Calibri" w:cs="Calibri" w:eastAsia="Calibri" w:hAnsi="Calibri"/>
+        </w:rPr>
+        <w:t xml:space="preserve">Create, invite, edit, deactivate, reactivate, and assign roles to users within the administrator’s organization</w:t>
+      </w:r>
+    </w:p>
+    <w:p>
+      <w:pPr>
+        <w:pStyle w:val="ListParagraph"/>
+        <w:numPr>
+          <w:ilvl w:val="0"/>
+          <w:numId w:val="2"/>
+        </w:numPr>
+        <w:spacing w:after="60"/>
+      </w:pPr>
+      <w:r>
+        <w:rPr>
+          <w:rFonts w:ascii="Calibri" w:cs="Calibri" w:eastAsia="Calibri" w:hAnsi="Calibri"/>
+        </w:rPr>
+        <w:t xml:space="preserve">Create, edit, archive, and restore clients; prevent permanent deletion when clinical or legal retention requirements apply</w:t>
+      </w:r>
+    </w:p>
+    <w:p>
+      <w:pPr>
+        <w:pStyle w:val="ListParagraph"/>
+        <w:numPr>
+          <w:ilvl w:val="0"/>
+          <w:numId w:val="2"/>
+        </w:numPr>
+        <w:spacing w:after="60"/>
+      </w:pPr>
+      <w:r>
+        <w:rPr>
+          <w:rFonts w:ascii="Calibri" w:cs="Calibri" w:eastAsia="Calibri" w:hAnsi="Calibri"/>
+        </w:rPr>
+        <w:t xml:space="preserve">Record, update, and withdraw guardian consent for each client (Section 8.11) </w:t>
+      </w:r>
+      <w:r>
+        <w:rPr>
+          <w:rFonts w:ascii="Calibri" w:cs="Calibri" w:eastAsia="Calibri" w:hAnsi="Calibri"/>
+          <w:b/>
+          <w:bCs/>
+          <w:color w:val="1F4E79"/>
+          <w:sz w:val="16"/>
+          <w:szCs w:val="16"/>
+          <w:shd w:fill="DDEBF7" w:color="auto" w:val="clear"/>
+        </w:rPr>
+        <w:t xml:space="preserve"> PROPOSED </w:t>
+      </w:r>
+    </w:p>
+    <w:p>
+      <w:pPr>
+        <w:pStyle w:val="ListParagraph"/>
+        <w:numPr>
+          <w:ilvl w:val="0"/>
+          <w:numId w:val="2"/>
+        </w:numPr>
+        <w:spacing w:after="60"/>
+      </w:pPr>
+      <w:r>
+        <w:rPr>
+          <w:rFonts w:ascii="Calibri" w:cs="Calibri" w:eastAsia="Calibri" w:hAnsi="Calibri"/>
+        </w:rPr>
+        <w:t xml:space="preserve">Invite guardians to the parent view, set whether supervisor approval is required before release, and remove guardian access (Section 8.13) </w:t>
+      </w:r>
+      <w:r>
+        <w:rPr>
+          <w:rFonts w:ascii="Calibri" w:cs="Calibri" w:eastAsia="Calibri" w:hAnsi="Calibri"/>
+          <w:b/>
+          <w:bCs/>
+          <w:color w:val="1F4E79"/>
+          <w:sz w:val="16"/>
+          <w:szCs w:val="16"/>
+          <w:shd w:fill="DDEBF7" w:color="auto" w:val="clear"/>
+        </w:rPr>
+        <w:t xml:space="preserve"> PROPOSED </w:t>
+      </w:r>
+    </w:p>
+    <w:p>
+      <w:pPr>
         <w:pStyle w:val="ListParagraph"/>
         <w:numPr>
           <w:ilvl w:val="0"/>
@@ -5369,6 +5728,34 @@
           <w:rFonts w:ascii="Calibri" w:cs="Calibri" w:eastAsia="Calibri" w:hAnsi="Calibri"/>
         </w:rPr>
         <w:t xml:space="preserve">Guardian consent is captured digitally at client onboarding and recorded by an Organization Admin or authorized staff member</w:t>
+      </w:r>
+    </w:p>
+    <w:p>
+      <w:pPr>
+        <w:pStyle w:val="ListParagraph"/>
+        <w:numPr>
+          <w:ilvl w:val="0"/>
+          <w:numId w:val="2"/>
+        </w:numPr>
+        <w:spacing w:after="60"/>
+      </w:pPr>
+      <w:r>
+        <w:rPr>
+          <w:rFonts w:ascii="Calibri" w:cs="Calibri" w:eastAsia="Calibri" w:hAnsi="Calibri"/>
+        </w:rPr>
+        <w:t xml:space="preserve">The consent record names the guardian(s) and their contact details; only a guardian named there can be invited to the parent view (Section 8.13) </w:t>
+      </w:r>
+      <w:r>
+        <w:rPr>
+          <w:rFonts w:ascii="Calibri" w:cs="Calibri" w:eastAsia="Calibri" w:hAnsi="Calibri"/>
+          <w:b/>
+          <w:bCs/>
+          <w:color w:val="1F4E79"/>
+          <w:sz w:val="16"/>
+          <w:szCs w:val="16"/>
+          <w:shd w:fill="DDEBF7" w:color="auto" w:val="clear"/>
+        </w:rPr>
+        <w:t xml:space="preserve"> PROPOSED </w:t>
       </w:r>
     </w:p>
     <w:p>
@@ -6179,18 +6566,6 @@
     </w:p>
     <w:p>
       <w:pPr>
-        <w:pStyle w:val="Heading1"/>
-        <w:spacing w:after="120" w:before="360"/>
-      </w:pPr>
-      <w:r>
-        <w:rPr>
-          <w:rFonts w:ascii="Calibri" w:cs="Calibri" w:eastAsia="Calibri" w:hAnsi="Calibri"/>
-        </w:rPr>
-        <w:t xml:space="preserve">9. Non-Functional Requirements</w:t>
-      </w:r>
-    </w:p>
-    <w:p>
-      <w:pPr>
         <w:pStyle w:val="Heading2"/>
         <w:spacing w:after="80" w:before="240"/>
       </w:pPr>
@@ -6198,23 +6573,7 @@
         <w:rPr>
           <w:rFonts w:ascii="Calibri" w:cs="Calibri" w:eastAsia="Calibri" w:hAnsi="Calibri"/>
         </w:rPr>
-        <w:t xml:space="preserve">Performance</w:t>
-      </w:r>
-    </w:p>
-    <w:p>
-      <w:pPr>
-        <w:pStyle w:val="ListParagraph"/>
-        <w:numPr>
-          <w:ilvl w:val="0"/>
-          <w:numId w:val="2"/>
-        </w:numPr>
-        <w:spacing w:after="60"/>
-      </w:pPr>
-      <w:r>
-        <w:rPr>
-          <w:rFonts w:ascii="Calibri" w:cs="Calibri" w:eastAsia="Calibri" w:hAnsi="Calibri"/>
-        </w:rPr>
-        <w:t xml:space="preserve">Live indicators refresh within the maximum acceptable data age defined in Section 8.12 </w:t>
+        <w:t xml:space="preserve">8.13 Parent / Guardian View </w:t>
       </w:r>
       <w:r>
         <w:rPr>
@@ -6231,6 +6590,353 @@
     </w:p>
     <w:p>
       <w:pPr>
+        <w:spacing w:after="120"/>
+      </w:pPr>
+      <w:r>
+        <w:rPr>
+          <w:rFonts w:ascii="Calibri" w:cs="Calibri" w:eastAsia="Calibri" w:hAnsi="Calibri"/>
+        </w:rPr>
+        <w:t xml:space="preserve">Parents and guardians get a read-only web view of their own child’s therapy history. Mobile access follows with the Phase 2 apps.</w:t>
+      </w:r>
+    </w:p>
+    <w:p>
+      <w:pPr>
+        <w:pStyle w:val="Heading3"/>
+        <w:spacing w:after="60" w:before="160"/>
+      </w:pPr>
+      <w:r>
+        <w:rPr>
+          <w:rFonts w:ascii="Calibri" w:cs="Calibri" w:eastAsia="Calibri" w:hAnsi="Calibri"/>
+        </w:rPr>
+        <w:t xml:space="preserve">Access</w:t>
+      </w:r>
+    </w:p>
+    <w:p>
+      <w:pPr>
+        <w:pStyle w:val="ListParagraph"/>
+        <w:numPr>
+          <w:ilvl w:val="0"/>
+          <w:numId w:val="2"/>
+        </w:numPr>
+        <w:spacing w:after="60"/>
+      </w:pPr>
+      <w:r>
+        <w:rPr>
+          <w:rFonts w:ascii="Calibri" w:cs="Calibri" w:eastAsia="Calibri" w:hAnsi="Calibri"/>
+        </w:rPr>
+        <w:t xml:space="preserve">An Organization Admin invites a guardian named in the child’s consent record (Section 8.11); there is no self sign-up</w:t>
+      </w:r>
+    </w:p>
+    <w:p>
+      <w:pPr>
+        <w:pStyle w:val="ListParagraph"/>
+        <w:numPr>
+          <w:ilvl w:val="0"/>
+          <w:numId w:val="2"/>
+        </w:numPr>
+        <w:spacing w:after="60"/>
+      </w:pPr>
+      <w:r>
+        <w:rPr>
+          <w:rFonts w:ascii="Calibri" w:cs="Calibri" w:eastAsia="Calibri" w:hAnsi="Calibri"/>
+        </w:rPr>
+        <w:t xml:space="preserve">Each guardian has their own account, with MFA; a guardian can be linked to more than one child</w:t>
+      </w:r>
+    </w:p>
+    <w:p>
+      <w:pPr>
+        <w:pStyle w:val="ListParagraph"/>
+        <w:numPr>
+          <w:ilvl w:val="0"/>
+          <w:numId w:val="2"/>
+        </w:numPr>
+        <w:spacing w:after="60"/>
+      </w:pPr>
+      <w:r>
+        <w:rPr>
+          <w:rFonts w:ascii="Calibri" w:cs="Calibri" w:eastAsia="Calibri" w:hAnsi="Calibri"/>
+        </w:rPr>
+        <w:t xml:space="preserve">Access ends automatically when consent is withdrawn, the client is archived, or the Organization Admin removes the guardian</w:t>
+      </w:r>
+    </w:p>
+    <w:p>
+      <w:pPr>
+        <w:pStyle w:val="Heading3"/>
+        <w:spacing w:after="60" w:before="160"/>
+      </w:pPr>
+      <w:r>
+        <w:rPr>
+          <w:rFonts w:ascii="Calibri" w:cs="Calibri" w:eastAsia="Calibri" w:hAnsi="Calibri"/>
+        </w:rPr>
+        <w:t xml:space="preserve">What the parent sees</w:t>
+      </w:r>
+    </w:p>
+    <w:p>
+      <w:pPr>
+        <w:pStyle w:val="ListParagraph"/>
+        <w:numPr>
+          <w:ilvl w:val="0"/>
+          <w:numId w:val="2"/>
+        </w:numPr>
+        <w:spacing w:after="60"/>
+      </w:pPr>
+      <w:r>
+        <w:rPr>
+          <w:rFonts w:ascii="Calibri" w:cs="Calibri" w:eastAsia="Calibri" w:hAnsi="Calibri"/>
+        </w:rPr>
+        <w:t xml:space="preserve">A list of released sessions: date, duration, and type (in person or telehealth)</w:t>
+      </w:r>
+    </w:p>
+    <w:p>
+      <w:pPr>
+        <w:pStyle w:val="ListParagraph"/>
+        <w:numPr>
+          <w:ilvl w:val="0"/>
+          <w:numId w:val="2"/>
+        </w:numPr>
+        <w:spacing w:after="60"/>
+      </w:pPr>
+      <w:r>
+        <w:rPr>
+          <w:rFonts w:ascii="Calibri" w:cs="Calibri" w:eastAsia="Calibri" w:hAnsi="Calibri"/>
+        </w:rPr>
+        <w:t xml:space="preserve">The therapist-confirmed summary for each released session, labeled as AI-assisted and therapist-confirmed</w:t>
+      </w:r>
+    </w:p>
+    <w:p>
+      <w:pPr>
+        <w:pStyle w:val="ListParagraph"/>
+        <w:numPr>
+          <w:ilvl w:val="0"/>
+          <w:numId w:val="2"/>
+        </w:numPr>
+        <w:spacing w:after="60"/>
+      </w:pPr>
+      <w:r>
+        <w:rPr>
+          <w:rFonts w:ascii="Calibri" w:cs="Calibri" w:eastAsia="Calibri" w:hAnsi="Calibri"/>
+        </w:rPr>
+        <w:t xml:space="preserve">If a summary is edited after release, the parent sees the latest confirmed version, marked as updated</w:t>
+      </w:r>
+    </w:p>
+    <w:p>
+      <w:pPr>
+        <w:pStyle w:val="Heading3"/>
+        <w:spacing w:after="60" w:before="160"/>
+      </w:pPr>
+      <w:r>
+        <w:rPr>
+          <w:rFonts w:ascii="Calibri" w:cs="Calibri" w:eastAsia="Calibri" w:hAnsi="Calibri"/>
+        </w:rPr>
+        <w:t xml:space="preserve">What the parent does not see</w:t>
+      </w:r>
+    </w:p>
+    <w:p>
+      <w:pPr>
+        <w:pStyle w:val="ListParagraph"/>
+        <w:numPr>
+          <w:ilvl w:val="0"/>
+          <w:numId w:val="2"/>
+        </w:numPr>
+        <w:spacing w:after="60"/>
+      </w:pPr>
+      <w:r>
+        <w:rPr>
+          <w:rFonts w:ascii="Calibri" w:cs="Calibri" w:eastAsia="Calibri" w:hAnsi="Calibri"/>
+        </w:rPr>
+        <w:t xml:space="preserve">Live session data, trend indicators, or alerts</w:t>
+      </w:r>
+    </w:p>
+    <w:p>
+      <w:pPr>
+        <w:pStyle w:val="ListParagraph"/>
+        <w:numPr>
+          <w:ilvl w:val="0"/>
+          <w:numId w:val="2"/>
+        </w:numPr>
+        <w:spacing w:after="60"/>
+      </w:pPr>
+      <w:r>
+        <w:rPr>
+          <w:rFonts w:ascii="Calibri" w:cs="Calibri" w:eastAsia="Calibri" w:hAnsi="Calibri"/>
+        </w:rPr>
+        <w:t xml:space="preserve">Raw or processed device data</w:t>
+      </w:r>
+    </w:p>
+    <w:p>
+      <w:pPr>
+        <w:pStyle w:val="ListParagraph"/>
+        <w:numPr>
+          <w:ilvl w:val="0"/>
+          <w:numId w:val="2"/>
+        </w:numPr>
+        <w:spacing w:after="60"/>
+      </w:pPr>
+      <w:r>
+        <w:rPr>
+          <w:rFonts w:ascii="Calibri" w:cs="Calibri" w:eastAsia="Calibri" w:hAnsi="Calibri"/>
+        </w:rPr>
+        <w:t xml:space="preserve">Therapist notes, markers, tasks, or supervisor comments</w:t>
+      </w:r>
+    </w:p>
+    <w:p>
+      <w:pPr>
+        <w:pStyle w:val="ListParagraph"/>
+        <w:numPr>
+          <w:ilvl w:val="0"/>
+          <w:numId w:val="2"/>
+        </w:numPr>
+        <w:spacing w:after="60"/>
+      </w:pPr>
+      <w:r>
+        <w:rPr>
+          <w:rFonts w:ascii="Calibri" w:cs="Calibri" w:eastAsia="Calibri" w:hAnsi="Calibri"/>
+        </w:rPr>
+        <w:t xml:space="preserve">Any other child’s information</w:t>
+      </w:r>
+    </w:p>
+    <w:p>
+      <w:pPr>
+        <w:pStyle w:val="Heading3"/>
+        <w:spacing w:after="60" w:before="160"/>
+      </w:pPr>
+      <w:r>
+        <w:rPr>
+          <w:rFonts w:ascii="Calibri" w:cs="Calibri" w:eastAsia="Calibri" w:hAnsi="Calibri"/>
+        </w:rPr>
+        <w:t xml:space="preserve">Release rules</w:t>
+      </w:r>
+    </w:p>
+    <w:p>
+      <w:pPr>
+        <w:pStyle w:val="ListParagraph"/>
+        <w:numPr>
+          <w:ilvl w:val="0"/>
+          <w:numId w:val="2"/>
+        </w:numPr>
+        <w:spacing w:after="60"/>
+      </w:pPr>
+      <w:r>
+        <w:rPr>
+          <w:rFonts w:ascii="Calibri" w:cs="Calibri" w:eastAsia="Calibri" w:hAnsi="Calibri"/>
+        </w:rPr>
+        <w:t xml:space="preserve">A session is released to the parent view when the therapist confirms its summary</w:t>
+      </w:r>
+    </w:p>
+    <w:p>
+      <w:pPr>
+        <w:pStyle w:val="ListParagraph"/>
+        <w:numPr>
+          <w:ilvl w:val="0"/>
+          <w:numId w:val="2"/>
+        </w:numPr>
+        <w:spacing w:after="60"/>
+      </w:pPr>
+      <w:r>
+        <w:rPr>
+          <w:rFonts w:ascii="Calibri" w:cs="Calibri" w:eastAsia="Calibri" w:hAnsi="Calibri"/>
+        </w:rPr>
+        <w:t xml:space="preserve">Each organization can require supervisor approval before release</w:t>
+      </w:r>
+    </w:p>
+    <w:p>
+      <w:pPr>
+        <w:pStyle w:val="ListParagraph"/>
+        <w:numPr>
+          <w:ilvl w:val="0"/>
+          <w:numId w:val="2"/>
+        </w:numPr>
+        <w:spacing w:after="60"/>
+      </w:pPr>
+      <w:r>
+        <w:rPr>
+          <w:rFonts w:ascii="Calibri" w:cs="Calibri" w:eastAsia="Calibri" w:hAnsi="Calibri"/>
+        </w:rPr>
+        <w:t xml:space="preserve">Summaries released to parents follow the language rules in Section 5.3</w:t>
+      </w:r>
+    </w:p>
+    <w:p>
+      <w:pPr>
+        <w:pStyle w:val="Heading3"/>
+        <w:spacing w:after="60" w:before="160"/>
+      </w:pPr>
+      <w:r>
+        <w:rPr>
+          <w:rFonts w:ascii="Calibri" w:cs="Calibri" w:eastAsia="Calibri" w:hAnsi="Calibri"/>
+        </w:rPr>
+        <w:t xml:space="preserve">Audit</w:t>
+      </w:r>
+    </w:p>
+    <w:p>
+      <w:pPr>
+        <w:pStyle w:val="ListParagraph"/>
+        <w:numPr>
+          <w:ilvl w:val="0"/>
+          <w:numId w:val="2"/>
+        </w:numPr>
+        <w:spacing w:after="60"/>
+      </w:pPr>
+      <w:r>
+        <w:rPr>
+          <w:rFonts w:ascii="Calibri" w:cs="Calibri" w:eastAsia="Calibri" w:hAnsi="Calibri"/>
+        </w:rPr>
+        <w:t xml:space="preserve">Every parent login and every summary viewed is audit-logged</w:t>
+      </w:r>
+    </w:p>
+    <w:p>
+      <w:pPr>
+        <w:pStyle w:val="Heading1"/>
+        <w:spacing w:after="120" w:before="360"/>
+      </w:pPr>
+      <w:r>
+        <w:rPr>
+          <w:rFonts w:ascii="Calibri" w:cs="Calibri" w:eastAsia="Calibri" w:hAnsi="Calibri"/>
+        </w:rPr>
+        <w:t xml:space="preserve">9. Non-Functional Requirements</w:t>
+      </w:r>
+    </w:p>
+    <w:p>
+      <w:pPr>
+        <w:pStyle w:val="Heading2"/>
+        <w:spacing w:after="80" w:before="240"/>
+      </w:pPr>
+      <w:r>
+        <w:rPr>
+          <w:rFonts w:ascii="Calibri" w:cs="Calibri" w:eastAsia="Calibri" w:hAnsi="Calibri"/>
+        </w:rPr>
+        <w:t xml:space="preserve">Performance</w:t>
+      </w:r>
+    </w:p>
+    <w:p>
+      <w:pPr>
+        <w:pStyle w:val="ListParagraph"/>
+        <w:numPr>
+          <w:ilvl w:val="0"/>
+          <w:numId w:val="2"/>
+        </w:numPr>
+        <w:spacing w:after="60"/>
+      </w:pPr>
+      <w:r>
+        <w:rPr>
+          <w:rFonts w:ascii="Calibri" w:cs="Calibri" w:eastAsia="Calibri" w:hAnsi="Calibri"/>
+        </w:rPr>
+        <w:t xml:space="preserve">Live indicators refresh within the maximum acceptable data age defined in Section 8.12 </w:t>
+      </w:r>
+      <w:r>
+        <w:rPr>
+          <w:rFonts w:ascii="Calibri" w:cs="Calibri" w:eastAsia="Calibri" w:hAnsi="Calibri"/>
+          <w:b/>
+          <w:bCs/>
+          <w:color w:val="1F4E79"/>
+          <w:sz w:val="16"/>
+          <w:szCs w:val="16"/>
+          <w:shd w:fill="DDEBF7" w:color="auto" w:val="clear"/>
+        </w:rPr>
+        <w:t xml:space="preserve"> PROPOSED </w:t>
+      </w:r>
+    </w:p>
+    <w:p>
+      <w:pPr>
         <w:pStyle w:val="ListParagraph"/>
         <w:numPr>
           <w:ilvl w:val="0"/>
@@ -7045,23 +7751,7 @@
         <w:rPr>
           <w:rFonts w:ascii="Calibri" w:cs="Calibri" w:eastAsia="Calibri" w:hAnsi="Calibri"/>
         </w:rPr>
-        <w:t xml:space="preserve">Organization Admin dashboard, user management, client access assignment, and client lifecycle controls</w:t>
-      </w:r>
-    </w:p>
-    <w:p>
-      <w:pPr>
-        <w:pStyle w:val="ListParagraph"/>
-        <w:numPr>
-          <w:ilvl w:val="0"/>
-          <w:numId w:val="2"/>
-        </w:numPr>
-        <w:spacing w:after="60"/>
-      </w:pPr>
-      <w:r>
-        <w:rPr>
-          <w:rFonts w:ascii="Calibri" w:cs="Calibri" w:eastAsia="Calibri" w:hAnsi="Calibri"/>
-        </w:rPr>
-        <w:t xml:space="preserve">License, seat, plan, and entitlement management </w:t>
+        <w:t xml:space="preserve">Read-only parent / guardian view (web) </w:t>
       </w:r>
       <w:r>
         <w:rPr>
@@ -7089,67 +7779,23 @@
         <w:rPr>
           <w:rFonts w:ascii="Calibri" w:cs="Calibri" w:eastAsia="Calibri" w:hAnsi="Calibri"/>
         </w:rPr>
-        <w:t xml:space="preserve">BEST back-office dashboard for customer organizations, entitlements, system health, logs, errors, and incidents</w:t>
-      </w:r>
-    </w:p>
-    <w:p>
-      <w:pPr>
-        <w:pStyle w:val="Heading2"/>
-        <w:spacing w:after="80" w:before="240"/>
-      </w:pPr>
-      <w:r>
-        <w:rPr>
-          <w:rFonts w:ascii="Calibri" w:cs="Calibri" w:eastAsia="Calibri" w:hAnsi="Calibri"/>
-        </w:rPr>
-        <w:t xml:space="preserve">Phase 2</w:t>
-      </w:r>
-    </w:p>
-    <w:p>
-      <w:pPr>
-        <w:pStyle w:val="ListParagraph"/>
-        <w:numPr>
-          <w:ilvl w:val="0"/>
-          <w:numId w:val="2"/>
-        </w:numPr>
-        <w:spacing w:after="60"/>
-      </w:pPr>
-      <w:r>
-        <w:rPr>
-          <w:rFonts w:ascii="Calibri" w:cs="Calibri" w:eastAsia="Calibri" w:hAnsi="Calibri"/>
-        </w:rPr>
-        <w:t xml:space="preserve">Android &amp; iOS</w:t>
-      </w:r>
-    </w:p>
-    <w:p>
-      <w:pPr>
-        <w:pStyle w:val="ListParagraph"/>
-        <w:numPr>
-          <w:ilvl w:val="0"/>
-          <w:numId w:val="2"/>
-        </w:numPr>
-        <w:spacing w:after="60"/>
-      </w:pPr>
-      <w:r>
-        <w:rPr>
-          <w:rFonts w:ascii="Calibri" w:cs="Calibri" w:eastAsia="Calibri" w:hAnsi="Calibri"/>
-        </w:rPr>
-        <w:t xml:space="preserve">AI pattern review prompts (Section 19) — consistent with version 1, which placed pattern detection in Phase 2</w:t>
-      </w:r>
-    </w:p>
-    <w:p>
-      <w:pPr>
-        <w:pStyle w:val="ListParagraph"/>
-        <w:numPr>
-          <w:ilvl w:val="0"/>
-          <w:numId w:val="2"/>
-        </w:numPr>
-        <w:spacing w:after="60"/>
-      </w:pPr>
-      <w:r>
-        <w:rPr>
-          <w:rFonts w:ascii="Calibri" w:cs="Calibri" w:eastAsia="Calibri" w:hAnsi="Calibri"/>
-        </w:rPr>
-        <w:t xml:space="preserve">AI-assisted comparison across sessions </w:t>
+        <w:t xml:space="preserve">Organization Admin dashboard, user management, client access assignment, and client lifecycle controls</w:t>
+      </w:r>
+    </w:p>
+    <w:p>
+      <w:pPr>
+        <w:pStyle w:val="ListParagraph"/>
+        <w:numPr>
+          <w:ilvl w:val="0"/>
+          <w:numId w:val="2"/>
+        </w:numPr>
+        <w:spacing w:after="60"/>
+      </w:pPr>
+      <w:r>
+        <w:rPr>
+          <w:rFonts w:ascii="Calibri" w:cs="Calibri" w:eastAsia="Calibri" w:hAnsi="Calibri"/>
+        </w:rPr>
+        <w:t xml:space="preserve">License, seat, plan, and entitlement management </w:t>
       </w:r>
       <w:r>
         <w:rPr>
@@ -7177,7 +7823,35 @@
         <w:rPr>
           <w:rFonts w:ascii="Calibri" w:cs="Calibri" w:eastAsia="Calibri" w:hAnsi="Calibri"/>
         </w:rPr>
-        <w:t xml:space="preserve">Billing, invoicing, payment status, and subscription expense controls; BEST finance and billing console </w:t>
+        <w:t xml:space="preserve">BEST back-office dashboard for customer organizations, entitlements, system health, logs, errors, and incidents</w:t>
+      </w:r>
+    </w:p>
+    <w:p>
+      <w:pPr>
+        <w:pStyle w:val="Heading2"/>
+        <w:spacing w:after="80" w:before="240"/>
+      </w:pPr>
+      <w:r>
+        <w:rPr>
+          <w:rFonts w:ascii="Calibri" w:cs="Calibri" w:eastAsia="Calibri" w:hAnsi="Calibri"/>
+        </w:rPr>
+        <w:t xml:space="preserve">Phase 2</w:t>
+      </w:r>
+    </w:p>
+    <w:p>
+      <w:pPr>
+        <w:pStyle w:val="ListParagraph"/>
+        <w:numPr>
+          <w:ilvl w:val="0"/>
+          <w:numId w:val="2"/>
+        </w:numPr>
+        <w:spacing w:after="60"/>
+      </w:pPr>
+      <w:r>
+        <w:rPr>
+          <w:rFonts w:ascii="Calibri" w:cs="Calibri" w:eastAsia="Calibri" w:hAnsi="Calibri"/>
+        </w:rPr>
+        <w:t xml:space="preserve">Android &amp; iOS, including parent / guardian access </w:t>
       </w:r>
       <w:r>
         <w:rPr>
@@ -7205,7 +7879,23 @@
         <w:rPr>
           <w:rFonts w:ascii="Calibri" w:cs="Calibri" w:eastAsia="Calibri" w:hAnsi="Calibri"/>
         </w:rPr>
-        <w:t xml:space="preserve">Integration with BEST’s scheduling system </w:t>
+        <w:t xml:space="preserve">AI pattern review prompts (Section 19) — consistent with version 1, which placed pattern detection in Phase 2</w:t>
+      </w:r>
+    </w:p>
+    <w:p>
+      <w:pPr>
+        <w:pStyle w:val="ListParagraph"/>
+        <w:numPr>
+          <w:ilvl w:val="0"/>
+          <w:numId w:val="2"/>
+        </w:numPr>
+        <w:spacing w:after="60"/>
+      </w:pPr>
+      <w:r>
+        <w:rPr>
+          <w:rFonts w:ascii="Calibri" w:cs="Calibri" w:eastAsia="Calibri" w:hAnsi="Calibri"/>
+        </w:rPr>
+        <w:t xml:space="preserve">AI-assisted comparison across sessions </w:t>
       </w:r>
       <w:r>
         <w:rPr>
@@ -7233,115 +7923,7 @@
         <w:rPr>
           <w:rFonts w:ascii="Calibri" w:cs="Calibri" w:eastAsia="Calibri" w:hAnsi="Calibri"/>
         </w:rPr>
-        <w:t xml:space="preserve">SSO</w:t>
-      </w:r>
-    </w:p>
-    <w:p>
-      <w:pPr>
-        <w:pStyle w:val="ListParagraph"/>
-        <w:numPr>
-          <w:ilvl w:val="0"/>
-          <w:numId w:val="2"/>
-        </w:numPr>
-        <w:spacing w:after="60"/>
-      </w:pPr>
-      <w:r>
-        <w:rPr>
-          <w:rFonts w:ascii="Calibri" w:cs="Calibri" w:eastAsia="Calibri" w:hAnsi="Calibri"/>
-        </w:rPr>
-        <w:t xml:space="preserve">Advanced insights</w:t>
-      </w:r>
-    </w:p>
-    <w:p>
-      <w:pPr>
-        <w:pStyle w:val="ListParagraph"/>
-        <w:numPr>
-          <w:ilvl w:val="0"/>
-          <w:numId w:val="2"/>
-        </w:numPr>
-        <w:spacing w:after="60"/>
-      </w:pPr>
-      <w:r>
-        <w:rPr>
-          <w:rFonts w:ascii="Calibri" w:cs="Calibri" w:eastAsia="Calibri" w:hAnsi="Calibri"/>
-        </w:rPr>
-        <w:t xml:space="preserve">Supervisor coaching tools</w:t>
-      </w:r>
-    </w:p>
-    <w:p>
-      <w:pPr>
-        <w:pStyle w:val="Heading2"/>
-        <w:spacing w:after="80" w:before="240"/>
-      </w:pPr>
-      <w:r>
-        <w:rPr>
-          <w:rFonts w:ascii="Calibri" w:cs="Calibri" w:eastAsia="Calibri" w:hAnsi="Calibri"/>
-        </w:rPr>
-        <w:t xml:space="preserve">Future</w:t>
-      </w:r>
-    </w:p>
-    <w:p>
-      <w:pPr>
-        <w:pStyle w:val="ListParagraph"/>
-        <w:numPr>
-          <w:ilvl w:val="0"/>
-          <w:numId w:val="2"/>
-        </w:numPr>
-        <w:spacing w:after="60"/>
-      </w:pPr>
-      <w:r>
-        <w:rPr>
-          <w:rFonts w:ascii="Calibri" w:cs="Calibri" w:eastAsia="Calibri" w:hAnsi="Calibri"/>
-        </w:rPr>
-        <w:t xml:space="preserve">Advanced dashboards</w:t>
-      </w:r>
-    </w:p>
-    <w:p>
-      <w:pPr>
-        <w:pStyle w:val="ListParagraph"/>
-        <w:numPr>
-          <w:ilvl w:val="0"/>
-          <w:numId w:val="2"/>
-        </w:numPr>
-        <w:spacing w:after="60"/>
-      </w:pPr>
-      <w:r>
-        <w:rPr>
-          <w:rFonts w:ascii="Calibri" w:cs="Calibri" w:eastAsia="Calibri" w:hAnsi="Calibri"/>
-        </w:rPr>
-        <w:t xml:space="preserve">Multi-organization analytics</w:t>
-      </w:r>
-    </w:p>
-    <w:p>
-      <w:pPr>
-        <w:pStyle w:val="ListParagraph"/>
-        <w:numPr>
-          <w:ilvl w:val="0"/>
-          <w:numId w:val="2"/>
-        </w:numPr>
-        <w:spacing w:after="60"/>
-      </w:pPr>
-      <w:r>
-        <w:rPr>
-          <w:rFonts w:ascii="Calibri" w:cs="Calibri" w:eastAsia="Calibri" w:hAnsi="Calibri"/>
-        </w:rPr>
-        <w:t xml:space="preserve">Learning-based (adaptive) alert tuning</w:t>
-      </w:r>
-    </w:p>
-    <w:p>
-      <w:pPr>
-        <w:pStyle w:val="ListParagraph"/>
-        <w:numPr>
-          <w:ilvl w:val="0"/>
-          <w:numId w:val="2"/>
-        </w:numPr>
-        <w:spacing w:after="60"/>
-      </w:pPr>
-      <w:r>
-        <w:rPr>
-          <w:rFonts w:ascii="Calibri" w:cs="Calibri" w:eastAsia="Calibri" w:hAnsi="Calibri"/>
-        </w:rPr>
-        <w:t xml:space="preserve">SpO₂, subject to a device validated for pediatric use </w:t>
+        <w:t xml:space="preserve">Billing, invoicing, payment status, and subscription expense controls; BEST finance and billing console </w:t>
       </w:r>
       <w:r>
         <w:rPr>
@@ -7358,62 +7940,18 @@
     </w:p>
     <w:p>
       <w:pPr>
-        <w:pStyle w:val="Heading1"/>
-        <w:spacing w:after="120" w:before="360"/>
-      </w:pPr>
-      <w:r>
-        <w:rPr>
-          <w:rFonts w:ascii="Calibri" w:cs="Calibri" w:eastAsia="Calibri" w:hAnsi="Calibri"/>
-        </w:rPr>
-        <w:t xml:space="preserve">12. Out of Scope</w:t>
-      </w:r>
-    </w:p>
-    <w:p>
-      <w:pPr>
-        <w:pStyle w:val="ListParagraph"/>
-        <w:numPr>
-          <w:ilvl w:val="0"/>
-          <w:numId w:val="2"/>
-        </w:numPr>
-        <w:spacing w:after="60"/>
-      </w:pPr>
-      <w:r>
-        <w:rPr>
-          <w:rFonts w:ascii="Calibri" w:cs="Calibri" w:eastAsia="Calibri" w:hAnsi="Calibri"/>
-        </w:rPr>
-        <w:t xml:space="preserve">Medical diagnosis</w:t>
-      </w:r>
-    </w:p>
-    <w:p>
-      <w:pPr>
-        <w:pStyle w:val="ListParagraph"/>
-        <w:numPr>
-          <w:ilvl w:val="0"/>
-          <w:numId w:val="2"/>
-        </w:numPr>
-        <w:spacing w:after="60"/>
-      </w:pPr>
-      <w:r>
-        <w:rPr>
-          <w:rFonts w:ascii="Calibri" w:cs="Calibri" w:eastAsia="Calibri" w:hAnsi="Calibri"/>
-        </w:rPr>
-        <w:t xml:space="preserve">Treatment recommendations</w:t>
-      </w:r>
-    </w:p>
-    <w:p>
-      <w:pPr>
-        <w:pStyle w:val="ListParagraph"/>
-        <w:numPr>
-          <w:ilvl w:val="0"/>
-          <w:numId w:val="2"/>
-        </w:numPr>
-        <w:spacing w:after="60"/>
-      </w:pPr>
-      <w:r>
-        <w:rPr>
-          <w:rFonts w:ascii="Calibri" w:cs="Calibri" w:eastAsia="Calibri" w:hAnsi="Calibri"/>
-        </w:rPr>
-        <w:t xml:space="preserve">Clinical decision making of any kind </w:t>
+        <w:pStyle w:val="ListParagraph"/>
+        <w:numPr>
+          <w:ilvl w:val="0"/>
+          <w:numId w:val="2"/>
+        </w:numPr>
+        <w:spacing w:after="60"/>
+      </w:pPr>
+      <w:r>
+        <w:rPr>
+          <w:rFonts w:ascii="Calibri" w:cs="Calibri" w:eastAsia="Calibri" w:hAnsi="Calibri"/>
+        </w:rPr>
+        <w:t xml:space="preserve">Integration with BEST’s scheduling system </w:t>
       </w:r>
       <w:r>
         <w:rPr>
@@ -7441,51 +7979,39 @@
         <w:rPr>
           <w:rFonts w:ascii="Calibri" w:cs="Calibri" w:eastAsia="Calibri" w:hAnsi="Calibri"/>
         </w:rPr>
-        <w:t xml:space="preserve">Emergency response</w:t>
-      </w:r>
-    </w:p>
-    <w:p>
-      <w:pPr>
-        <w:pStyle w:val="ListParagraph"/>
-        <w:numPr>
-          <w:ilvl w:val="0"/>
-          <w:numId w:val="2"/>
-        </w:numPr>
-        <w:spacing w:after="60"/>
-      </w:pPr>
-      <w:r>
-        <w:rPr>
-          <w:rFonts w:ascii="Calibri" w:cs="Calibri" w:eastAsia="Calibri" w:hAnsi="Calibri"/>
-        </w:rPr>
-        <w:t xml:space="preserve">Parent-facing features</w:t>
-      </w:r>
-    </w:p>
-    <w:p>
-      <w:pPr>
-        <w:pStyle w:val="ListParagraph"/>
-        <w:numPr>
-          <w:ilvl w:val="0"/>
-          <w:numId w:val="2"/>
-        </w:numPr>
-        <w:spacing w:after="60"/>
-      </w:pPr>
-      <w:r>
-        <w:rPr>
-          <w:rFonts w:ascii="Calibri" w:cs="Calibri" w:eastAsia="Calibri" w:hAnsi="Calibri"/>
-        </w:rPr>
-        <w:t xml:space="preserve">Continuous monitoring outside sessions</w:t>
-      </w:r>
-    </w:p>
-    <w:p>
-      <w:pPr>
-        <w:pStyle w:val="Heading1"/>
-        <w:spacing w:after="120" w:before="360"/>
-      </w:pPr>
-      <w:r>
-        <w:rPr>
-          <w:rFonts w:ascii="Calibri" w:cs="Calibri" w:eastAsia="Calibri" w:hAnsi="Calibri"/>
-        </w:rPr>
-        <w:t xml:space="preserve">13. Data Strategy &amp; Existing BEST Data Usage</w:t>
+        <w:t xml:space="preserve">SSO</w:t>
+      </w:r>
+    </w:p>
+    <w:p>
+      <w:pPr>
+        <w:pStyle w:val="ListParagraph"/>
+        <w:numPr>
+          <w:ilvl w:val="0"/>
+          <w:numId w:val="2"/>
+        </w:numPr>
+        <w:spacing w:after="60"/>
+      </w:pPr>
+      <w:r>
+        <w:rPr>
+          <w:rFonts w:ascii="Calibri" w:cs="Calibri" w:eastAsia="Calibri" w:hAnsi="Calibri"/>
+        </w:rPr>
+        <w:t xml:space="preserve">Advanced insights</w:t>
+      </w:r>
+    </w:p>
+    <w:p>
+      <w:pPr>
+        <w:pStyle w:val="ListParagraph"/>
+        <w:numPr>
+          <w:ilvl w:val="0"/>
+          <w:numId w:val="2"/>
+        </w:numPr>
+        <w:spacing w:after="60"/>
+      </w:pPr>
+      <w:r>
+        <w:rPr>
+          <w:rFonts w:ascii="Calibri" w:cs="Calibri" w:eastAsia="Calibri" w:hAnsi="Calibri"/>
+        </w:rPr>
+        <w:t xml:space="preserve">Supervisor coaching tools</w:t>
       </w:r>
     </w:p>
     <w:p>
@@ -7497,233 +8023,71 @@
         <w:rPr>
           <w:rFonts w:ascii="Calibri" w:cs="Calibri" w:eastAsia="Calibri" w:hAnsi="Calibri"/>
         </w:rPr>
-        <w:t xml:space="preserve">13.1 Existing Data Sources at BEST</w:t>
-      </w:r>
-    </w:p>
-    <w:p>
-      <w:pPr>
-        <w:spacing w:after="120"/>
-      </w:pPr>
-      <w:r>
-        <w:rPr>
-          <w:rFonts w:ascii="Calibri" w:cs="Calibri" w:eastAsia="Calibri" w:hAnsi="Calibri"/>
-        </w:rPr>
-        <w:t xml:space="preserve">The platform will leverage BEST’s existing structured clinical and operational data to enhance session awareness and post-session reflection. Confirmed data sources include:</w:t>
-      </w:r>
-    </w:p>
-    <w:p>
-      <w:pPr>
-        <w:pStyle w:val="ListParagraph"/>
-        <w:numPr>
-          <w:ilvl w:val="0"/>
-          <w:numId w:val="2"/>
-        </w:numPr>
-        <w:spacing w:after="60"/>
-      </w:pPr>
-      <w:r>
-        <w:rPr>
-          <w:rFonts w:ascii="Calibri" w:cs="Calibri" w:eastAsia="Calibri" w:hAnsi="Calibri"/>
-        </w:rPr>
-        <w:t xml:space="preserve">Structured historical session notes</w:t>
-      </w:r>
-    </w:p>
-    <w:p>
-      <w:pPr>
-        <w:pStyle w:val="ListParagraph"/>
-        <w:numPr>
-          <w:ilvl w:val="0"/>
-          <w:numId w:val="2"/>
-        </w:numPr>
-        <w:spacing w:after="60"/>
-      </w:pPr>
-      <w:r>
-        <w:rPr>
-          <w:rFonts w:ascii="Calibri" w:cs="Calibri" w:eastAsia="Calibri" w:hAnsi="Calibri"/>
-        </w:rPr>
-        <w:t xml:space="preserve">Session schedules and durations</w:t>
-      </w:r>
-    </w:p>
-    <w:p>
-      <w:pPr>
-        <w:pStyle w:val="ListParagraph"/>
-        <w:numPr>
-          <w:ilvl w:val="0"/>
-          <w:numId w:val="2"/>
-        </w:numPr>
-        <w:spacing w:after="60"/>
-      </w:pPr>
-      <w:r>
-        <w:rPr>
-          <w:rFonts w:ascii="Calibri" w:cs="Calibri" w:eastAsia="Calibri" w:hAnsi="Calibri"/>
-        </w:rPr>
-        <w:t xml:space="preserve">Therapist–client assignment history</w:t>
-      </w:r>
-    </w:p>
-    <w:p>
-      <w:pPr>
-        <w:pStyle w:val="ListParagraph"/>
-        <w:numPr>
-          <w:ilvl w:val="0"/>
-          <w:numId w:val="2"/>
-        </w:numPr>
-        <w:spacing w:after="60"/>
-      </w:pPr>
-      <w:r>
-        <w:rPr>
-          <w:rFonts w:ascii="Calibri" w:cs="Calibri" w:eastAsia="Calibri" w:hAnsi="Calibri"/>
-        </w:rPr>
-        <w:t xml:space="preserve">Incident and escalation notes</w:t>
-      </w:r>
-    </w:p>
-    <w:p>
-      <w:pPr>
-        <w:pStyle w:val="ListParagraph"/>
-        <w:numPr>
-          <w:ilvl w:val="0"/>
-          <w:numId w:val="2"/>
-        </w:numPr>
-        <w:spacing w:after="60"/>
-      </w:pPr>
-      <w:r>
-        <w:rPr>
-          <w:rFonts w:ascii="Calibri" w:cs="Calibri" w:eastAsia="Calibri" w:hAnsi="Calibri"/>
-        </w:rPr>
-        <w:t xml:space="preserve">Organization, user, role, permission, and client-assignment metadata</w:t>
-      </w:r>
-    </w:p>
-    <w:p>
-      <w:pPr>
-        <w:pStyle w:val="ListParagraph"/>
-        <w:numPr>
-          <w:ilvl w:val="0"/>
-          <w:numId w:val="2"/>
-        </w:numPr>
-        <w:spacing w:after="60"/>
-      </w:pPr>
-      <w:r>
-        <w:rPr>
-          <w:rFonts w:ascii="Calibri" w:cs="Calibri" w:eastAsia="Calibri" w:hAnsi="Calibri"/>
-        </w:rPr>
-        <w:t xml:space="preserve">License, plan, entitlement, invoice, payment-status, and subscription usage metadata</w:t>
-      </w:r>
-    </w:p>
-    <w:p>
-      <w:pPr>
-        <w:pStyle w:val="ListParagraph"/>
-        <w:numPr>
-          <w:ilvl w:val="0"/>
-          <w:numId w:val="2"/>
-        </w:numPr>
-        <w:spacing w:after="60"/>
-      </w:pPr>
-      <w:r>
-        <w:rPr>
-          <w:rFonts w:ascii="Calibri" w:cs="Calibri" w:eastAsia="Calibri" w:hAnsi="Calibri"/>
-        </w:rPr>
-        <w:t xml:space="preserve">Operational metrics, audit logs, application logs, error events, and incident records</w:t>
-      </w:r>
-    </w:p>
-    <w:p>
-      <w:pPr>
-        <w:spacing w:after="120"/>
-      </w:pPr>
-      <w:r>
-        <w:rPr>
-          <w:rFonts w:ascii="Calibri" w:cs="Calibri" w:eastAsia="Calibri" w:hAnsi="Calibri"/>
-        </w:rPr>
-        <w:t xml:space="preserve">The platform does not ingest audio or video recordings of therapy sessions.</w:t>
-      </w:r>
-    </w:p>
-    <w:p>
-      <w:pPr>
-        <w:pStyle w:val="Heading2"/>
-        <w:spacing w:after="80" w:before="240"/>
-      </w:pPr>
-      <w:r>
-        <w:rPr>
-          <w:rFonts w:ascii="Calibri" w:cs="Calibri" w:eastAsia="Calibri" w:hAnsi="Calibri"/>
-        </w:rPr>
-        <w:t xml:space="preserve">13.2 Data Usage Principles</w:t>
-      </w:r>
-    </w:p>
-    <w:p>
-      <w:pPr>
-        <w:pStyle w:val="ListParagraph"/>
-        <w:numPr>
-          <w:ilvl w:val="0"/>
-          <w:numId w:val="2"/>
-        </w:numPr>
-        <w:spacing w:after="60"/>
-      </w:pPr>
-      <w:r>
-        <w:rPr>
-          <w:rFonts w:ascii="Calibri" w:cs="Calibri" w:eastAsia="Calibri" w:hAnsi="Calibri"/>
-        </w:rPr>
-        <w:t xml:space="preserve">Data is used only to support therapist and supervisor awareness</w:t>
-      </w:r>
-    </w:p>
-    <w:p>
-      <w:pPr>
-        <w:pStyle w:val="ListParagraph"/>
-        <w:numPr>
-          <w:ilvl w:val="0"/>
-          <w:numId w:val="2"/>
-        </w:numPr>
-        <w:spacing w:after="60"/>
-      </w:pPr>
-      <w:r>
-        <w:rPr>
-          <w:rFonts w:ascii="Calibri" w:cs="Calibri" w:eastAsia="Calibri" w:hAnsi="Calibri"/>
-        </w:rPr>
-        <w:t xml:space="preserve">No data is used for diagnosis, treatment, or automated decision making</w:t>
-      </w:r>
-    </w:p>
-    <w:p>
-      <w:pPr>
-        <w:pStyle w:val="ListParagraph"/>
-        <w:numPr>
-          <w:ilvl w:val="0"/>
-          <w:numId w:val="2"/>
-        </w:numPr>
-        <w:spacing w:after="60"/>
-      </w:pPr>
-      <w:r>
-        <w:rPr>
-          <w:rFonts w:ascii="Calibri" w:cs="Calibri" w:eastAsia="Calibri" w:hAnsi="Calibri"/>
-        </w:rPr>
-        <w:t xml:space="preserve">All processing remains within session or supervisory context</w:t>
-      </w:r>
-    </w:p>
-    <w:p>
-      <w:pPr>
-        <w:pStyle w:val="ListParagraph"/>
-        <w:numPr>
-          <w:ilvl w:val="0"/>
-          <w:numId w:val="2"/>
-        </w:numPr>
-        <w:spacing w:after="60"/>
-      </w:pPr>
-      <w:r>
-        <w:rPr>
-          <w:rFonts w:ascii="Calibri" w:cs="Calibri" w:eastAsia="Calibri" w:hAnsi="Calibri"/>
-        </w:rPr>
-        <w:t xml:space="preserve">Historical data is used for baseline creation, comparison, and trend analysis only</w:t>
-      </w:r>
-    </w:p>
-    <w:p>
-      <w:pPr>
-        <w:pStyle w:val="ListParagraph"/>
-        <w:numPr>
-          <w:ilvl w:val="0"/>
-          <w:numId w:val="2"/>
-        </w:numPr>
-        <w:spacing w:after="60"/>
-      </w:pPr>
-      <w:r>
-        <w:rPr>
-          <w:rFonts w:ascii="Calibri" w:cs="Calibri" w:eastAsia="Calibri" w:hAnsi="Calibri"/>
-        </w:rPr>
-        <w:t xml:space="preserve">Collection and use of a client’s data follows the consent recorded for that client (Section 8.11) </w:t>
+        <w:t xml:space="preserve">Future</w:t>
+      </w:r>
+    </w:p>
+    <w:p>
+      <w:pPr>
+        <w:pStyle w:val="ListParagraph"/>
+        <w:numPr>
+          <w:ilvl w:val="0"/>
+          <w:numId w:val="2"/>
+        </w:numPr>
+        <w:spacing w:after="60"/>
+      </w:pPr>
+      <w:r>
+        <w:rPr>
+          <w:rFonts w:ascii="Calibri" w:cs="Calibri" w:eastAsia="Calibri" w:hAnsi="Calibri"/>
+        </w:rPr>
+        <w:t xml:space="preserve">Advanced dashboards</w:t>
+      </w:r>
+    </w:p>
+    <w:p>
+      <w:pPr>
+        <w:pStyle w:val="ListParagraph"/>
+        <w:numPr>
+          <w:ilvl w:val="0"/>
+          <w:numId w:val="2"/>
+        </w:numPr>
+        <w:spacing w:after="60"/>
+      </w:pPr>
+      <w:r>
+        <w:rPr>
+          <w:rFonts w:ascii="Calibri" w:cs="Calibri" w:eastAsia="Calibri" w:hAnsi="Calibri"/>
+        </w:rPr>
+        <w:t xml:space="preserve">Multi-organization analytics</w:t>
+      </w:r>
+    </w:p>
+    <w:p>
+      <w:pPr>
+        <w:pStyle w:val="ListParagraph"/>
+        <w:numPr>
+          <w:ilvl w:val="0"/>
+          <w:numId w:val="2"/>
+        </w:numPr>
+        <w:spacing w:after="60"/>
+      </w:pPr>
+      <w:r>
+        <w:rPr>
+          <w:rFonts w:ascii="Calibri" w:cs="Calibri" w:eastAsia="Calibri" w:hAnsi="Calibri"/>
+        </w:rPr>
+        <w:t xml:space="preserve">Learning-based (adaptive) alert tuning</w:t>
+      </w:r>
+    </w:p>
+    <w:p>
+      <w:pPr>
+        <w:pStyle w:val="ListParagraph"/>
+        <w:numPr>
+          <w:ilvl w:val="0"/>
+          <w:numId w:val="2"/>
+        </w:numPr>
+        <w:spacing w:after="60"/>
+      </w:pPr>
+      <w:r>
+        <w:rPr>
+          <w:rFonts w:ascii="Calibri" w:cs="Calibri" w:eastAsia="Calibri" w:hAnsi="Calibri"/>
+        </w:rPr>
+        <w:t xml:space="preserve">SpO₂, subject to a device validated for pediatric use </w:t>
       </w:r>
       <w:r>
         <w:rPr>
@@ -7740,6 +8104,412 @@
     </w:p>
     <w:p>
       <w:pPr>
+        <w:pStyle w:val="Heading1"/>
+        <w:spacing w:after="120" w:before="360"/>
+      </w:pPr>
+      <w:r>
+        <w:rPr>
+          <w:rFonts w:ascii="Calibri" w:cs="Calibri" w:eastAsia="Calibri" w:hAnsi="Calibri"/>
+        </w:rPr>
+        <w:t xml:space="preserve">12. Out of Scope</w:t>
+      </w:r>
+    </w:p>
+    <w:p>
+      <w:pPr>
+        <w:pStyle w:val="ListParagraph"/>
+        <w:numPr>
+          <w:ilvl w:val="0"/>
+          <w:numId w:val="2"/>
+        </w:numPr>
+        <w:spacing w:after="60"/>
+      </w:pPr>
+      <w:r>
+        <w:rPr>
+          <w:rFonts w:ascii="Calibri" w:cs="Calibri" w:eastAsia="Calibri" w:hAnsi="Calibri"/>
+        </w:rPr>
+        <w:t xml:space="preserve">Medical diagnosis</w:t>
+      </w:r>
+    </w:p>
+    <w:p>
+      <w:pPr>
+        <w:pStyle w:val="ListParagraph"/>
+        <w:numPr>
+          <w:ilvl w:val="0"/>
+          <w:numId w:val="2"/>
+        </w:numPr>
+        <w:spacing w:after="60"/>
+      </w:pPr>
+      <w:r>
+        <w:rPr>
+          <w:rFonts w:ascii="Calibri" w:cs="Calibri" w:eastAsia="Calibri" w:hAnsi="Calibri"/>
+        </w:rPr>
+        <w:t xml:space="preserve">Treatment recommendations</w:t>
+      </w:r>
+    </w:p>
+    <w:p>
+      <w:pPr>
+        <w:pStyle w:val="ListParagraph"/>
+        <w:numPr>
+          <w:ilvl w:val="0"/>
+          <w:numId w:val="2"/>
+        </w:numPr>
+        <w:spacing w:after="60"/>
+      </w:pPr>
+      <w:r>
+        <w:rPr>
+          <w:rFonts w:ascii="Calibri" w:cs="Calibri" w:eastAsia="Calibri" w:hAnsi="Calibri"/>
+        </w:rPr>
+        <w:t xml:space="preserve">Clinical decision making of any kind </w:t>
+      </w:r>
+      <w:r>
+        <w:rPr>
+          <w:rFonts w:ascii="Calibri" w:cs="Calibri" w:eastAsia="Calibri" w:hAnsi="Calibri"/>
+          <w:b/>
+          <w:bCs/>
+          <w:color w:val="1F4E79"/>
+          <w:sz w:val="16"/>
+          <w:szCs w:val="16"/>
+          <w:shd w:fill="DDEBF7" w:color="auto" w:val="clear"/>
+        </w:rPr>
+        <w:t xml:space="preserve"> PROPOSED </w:t>
+      </w:r>
+    </w:p>
+    <w:p>
+      <w:pPr>
+        <w:pStyle w:val="ListParagraph"/>
+        <w:numPr>
+          <w:ilvl w:val="0"/>
+          <w:numId w:val="2"/>
+        </w:numPr>
+        <w:spacing w:after="60"/>
+      </w:pPr>
+      <w:r>
+        <w:rPr>
+          <w:rFonts w:ascii="Calibri" w:cs="Calibri" w:eastAsia="Calibri" w:hAnsi="Calibri"/>
+        </w:rPr>
+        <w:t xml:space="preserve">Emergency response</w:t>
+      </w:r>
+    </w:p>
+    <w:p>
+      <w:pPr>
+        <w:pStyle w:val="ListParagraph"/>
+        <w:numPr>
+          <w:ilvl w:val="0"/>
+          <w:numId w:val="2"/>
+        </w:numPr>
+        <w:spacing w:after="60"/>
+      </w:pPr>
+      <w:r>
+        <w:rPr>
+          <w:rFonts w:ascii="Calibri" w:cs="Calibri" w:eastAsia="Calibri" w:hAnsi="Calibri"/>
+        </w:rPr>
+        <w:t xml:space="preserve">Parent-facing features beyond the read-only history view (Section 8.13) </w:t>
+      </w:r>
+      <w:r>
+        <w:rPr>
+          <w:rFonts w:ascii="Calibri" w:cs="Calibri" w:eastAsia="Calibri" w:hAnsi="Calibri"/>
+          <w:b/>
+          <w:bCs/>
+          <w:color w:val="1F4E79"/>
+          <w:sz w:val="16"/>
+          <w:szCs w:val="16"/>
+          <w:shd w:fill="DDEBF7" w:color="auto" w:val="clear"/>
+        </w:rPr>
+        <w:t xml:space="preserve"> PROPOSED </w:t>
+      </w:r>
+    </w:p>
+    <w:p>
+      <w:pPr>
+        <w:pStyle w:val="ListParagraph"/>
+        <w:numPr>
+          <w:ilvl w:val="0"/>
+          <w:numId w:val="2"/>
+        </w:numPr>
+        <w:spacing w:after="60"/>
+      </w:pPr>
+      <w:r>
+        <w:rPr>
+          <w:rFonts w:ascii="Calibri" w:cs="Calibri" w:eastAsia="Calibri" w:hAnsi="Calibri"/>
+        </w:rPr>
+        <w:t xml:space="preserve">Continuous monitoring outside sessions</w:t>
+      </w:r>
+    </w:p>
+    <w:p>
+      <w:pPr>
+        <w:pStyle w:val="Heading1"/>
+        <w:spacing w:after="120" w:before="360"/>
+      </w:pPr>
+      <w:r>
+        <w:rPr>
+          <w:rFonts w:ascii="Calibri" w:cs="Calibri" w:eastAsia="Calibri" w:hAnsi="Calibri"/>
+        </w:rPr>
+        <w:t xml:space="preserve">13. Data Strategy &amp; Existing BEST Data Usage</w:t>
+      </w:r>
+    </w:p>
+    <w:p>
+      <w:pPr>
+        <w:pStyle w:val="Heading2"/>
+        <w:spacing w:after="80" w:before="240"/>
+      </w:pPr>
+      <w:r>
+        <w:rPr>
+          <w:rFonts w:ascii="Calibri" w:cs="Calibri" w:eastAsia="Calibri" w:hAnsi="Calibri"/>
+        </w:rPr>
+        <w:t xml:space="preserve">13.1 Existing Data Sources at BEST</w:t>
+      </w:r>
+    </w:p>
+    <w:p>
+      <w:pPr>
+        <w:spacing w:after="120"/>
+      </w:pPr>
+      <w:r>
+        <w:rPr>
+          <w:rFonts w:ascii="Calibri" w:cs="Calibri" w:eastAsia="Calibri" w:hAnsi="Calibri"/>
+        </w:rPr>
+        <w:t xml:space="preserve">The platform will leverage BEST’s existing structured clinical and operational data to enhance session awareness and post-session reflection. Confirmed data sources include:</w:t>
+      </w:r>
+    </w:p>
+    <w:p>
+      <w:pPr>
+        <w:pStyle w:val="ListParagraph"/>
+        <w:numPr>
+          <w:ilvl w:val="0"/>
+          <w:numId w:val="2"/>
+        </w:numPr>
+        <w:spacing w:after="60"/>
+      </w:pPr>
+      <w:r>
+        <w:rPr>
+          <w:rFonts w:ascii="Calibri" w:cs="Calibri" w:eastAsia="Calibri" w:hAnsi="Calibri"/>
+        </w:rPr>
+        <w:t xml:space="preserve">Structured historical session notes</w:t>
+      </w:r>
+    </w:p>
+    <w:p>
+      <w:pPr>
+        <w:pStyle w:val="ListParagraph"/>
+        <w:numPr>
+          <w:ilvl w:val="0"/>
+          <w:numId w:val="2"/>
+        </w:numPr>
+        <w:spacing w:after="60"/>
+      </w:pPr>
+      <w:r>
+        <w:rPr>
+          <w:rFonts w:ascii="Calibri" w:cs="Calibri" w:eastAsia="Calibri" w:hAnsi="Calibri"/>
+        </w:rPr>
+        <w:t xml:space="preserve">Session schedules and durations</w:t>
+      </w:r>
+    </w:p>
+    <w:p>
+      <w:pPr>
+        <w:pStyle w:val="ListParagraph"/>
+        <w:numPr>
+          <w:ilvl w:val="0"/>
+          <w:numId w:val="2"/>
+        </w:numPr>
+        <w:spacing w:after="60"/>
+      </w:pPr>
+      <w:r>
+        <w:rPr>
+          <w:rFonts w:ascii="Calibri" w:cs="Calibri" w:eastAsia="Calibri" w:hAnsi="Calibri"/>
+        </w:rPr>
+        <w:t xml:space="preserve">Therapist–client assignment history</w:t>
+      </w:r>
+    </w:p>
+    <w:p>
+      <w:pPr>
+        <w:pStyle w:val="ListParagraph"/>
+        <w:numPr>
+          <w:ilvl w:val="0"/>
+          <w:numId w:val="2"/>
+        </w:numPr>
+        <w:spacing w:after="60"/>
+      </w:pPr>
+      <w:r>
+        <w:rPr>
+          <w:rFonts w:ascii="Calibri" w:cs="Calibri" w:eastAsia="Calibri" w:hAnsi="Calibri"/>
+        </w:rPr>
+        <w:t xml:space="preserve">Incident and escalation notes</w:t>
+      </w:r>
+    </w:p>
+    <w:p>
+      <w:pPr>
+        <w:pStyle w:val="ListParagraph"/>
+        <w:numPr>
+          <w:ilvl w:val="0"/>
+          <w:numId w:val="2"/>
+        </w:numPr>
+        <w:spacing w:after="60"/>
+      </w:pPr>
+      <w:r>
+        <w:rPr>
+          <w:rFonts w:ascii="Calibri" w:cs="Calibri" w:eastAsia="Calibri" w:hAnsi="Calibri"/>
+        </w:rPr>
+        <w:t xml:space="preserve">Organization, user, role, permission, and client-assignment metadata</w:t>
+      </w:r>
+    </w:p>
+    <w:p>
+      <w:pPr>
+        <w:pStyle w:val="ListParagraph"/>
+        <w:numPr>
+          <w:ilvl w:val="0"/>
+          <w:numId w:val="2"/>
+        </w:numPr>
+        <w:spacing w:after="60"/>
+      </w:pPr>
+      <w:r>
+        <w:rPr>
+          <w:rFonts w:ascii="Calibri" w:cs="Calibri" w:eastAsia="Calibri" w:hAnsi="Calibri"/>
+        </w:rPr>
+        <w:t xml:space="preserve">License, plan, entitlement, invoice, payment-status, and subscription usage metadata</w:t>
+      </w:r>
+    </w:p>
+    <w:p>
+      <w:pPr>
+        <w:pStyle w:val="ListParagraph"/>
+        <w:numPr>
+          <w:ilvl w:val="0"/>
+          <w:numId w:val="2"/>
+        </w:numPr>
+        <w:spacing w:after="60"/>
+      </w:pPr>
+      <w:r>
+        <w:rPr>
+          <w:rFonts w:ascii="Calibri" w:cs="Calibri" w:eastAsia="Calibri" w:hAnsi="Calibri"/>
+        </w:rPr>
+        <w:t xml:space="preserve">Operational metrics, audit logs, application logs, error events, and incident records</w:t>
+      </w:r>
+    </w:p>
+    <w:p>
+      <w:pPr>
+        <w:spacing w:after="120"/>
+      </w:pPr>
+      <w:r>
+        <w:rPr>
+          <w:rFonts w:ascii="Calibri" w:cs="Calibri" w:eastAsia="Calibri" w:hAnsi="Calibri"/>
+        </w:rPr>
+        <w:t xml:space="preserve">The platform does not ingest audio or video recordings of therapy sessions.</w:t>
+      </w:r>
+    </w:p>
+    <w:p>
+      <w:pPr>
+        <w:pStyle w:val="Heading2"/>
+        <w:spacing w:after="80" w:before="240"/>
+      </w:pPr>
+      <w:r>
+        <w:rPr>
+          <w:rFonts w:ascii="Calibri" w:cs="Calibri" w:eastAsia="Calibri" w:hAnsi="Calibri"/>
+        </w:rPr>
+        <w:t xml:space="preserve">13.2 Data Usage Principles</w:t>
+      </w:r>
+    </w:p>
+    <w:p>
+      <w:pPr>
+        <w:pStyle w:val="ListParagraph"/>
+        <w:numPr>
+          <w:ilvl w:val="0"/>
+          <w:numId w:val="2"/>
+        </w:numPr>
+        <w:spacing w:after="60"/>
+      </w:pPr>
+      <w:r>
+        <w:rPr>
+          <w:rFonts w:ascii="Calibri" w:cs="Calibri" w:eastAsia="Calibri" w:hAnsi="Calibri"/>
+        </w:rPr>
+        <w:t xml:space="preserve">Data is used only to support therapist and supervisor awareness, and to give guardians a view of their own child’s confirmed session history </w:t>
+      </w:r>
+      <w:r>
+        <w:rPr>
+          <w:rFonts w:ascii="Calibri" w:cs="Calibri" w:eastAsia="Calibri" w:hAnsi="Calibri"/>
+          <w:b/>
+          <w:bCs/>
+          <w:color w:val="1F4E79"/>
+          <w:sz w:val="16"/>
+          <w:szCs w:val="16"/>
+          <w:shd w:fill="DDEBF7" w:color="auto" w:val="clear"/>
+        </w:rPr>
+        <w:t xml:space="preserve"> PROPOSED </w:t>
+      </w:r>
+    </w:p>
+    <w:p>
+      <w:pPr>
+        <w:pStyle w:val="ListParagraph"/>
+        <w:numPr>
+          <w:ilvl w:val="0"/>
+          <w:numId w:val="2"/>
+        </w:numPr>
+        <w:spacing w:after="60"/>
+      </w:pPr>
+      <w:r>
+        <w:rPr>
+          <w:rFonts w:ascii="Calibri" w:cs="Calibri" w:eastAsia="Calibri" w:hAnsi="Calibri"/>
+        </w:rPr>
+        <w:t xml:space="preserve">No data is used for diagnosis, treatment, or automated decision making</w:t>
+      </w:r>
+    </w:p>
+    <w:p>
+      <w:pPr>
+        <w:pStyle w:val="ListParagraph"/>
+        <w:numPr>
+          <w:ilvl w:val="0"/>
+          <w:numId w:val="2"/>
+        </w:numPr>
+        <w:spacing w:after="60"/>
+      </w:pPr>
+      <w:r>
+        <w:rPr>
+          <w:rFonts w:ascii="Calibri" w:cs="Calibri" w:eastAsia="Calibri" w:hAnsi="Calibri"/>
+        </w:rPr>
+        <w:t xml:space="preserve">All processing remains within session or supervisory context</w:t>
+      </w:r>
+    </w:p>
+    <w:p>
+      <w:pPr>
+        <w:pStyle w:val="ListParagraph"/>
+        <w:numPr>
+          <w:ilvl w:val="0"/>
+          <w:numId w:val="2"/>
+        </w:numPr>
+        <w:spacing w:after="60"/>
+      </w:pPr>
+      <w:r>
+        <w:rPr>
+          <w:rFonts w:ascii="Calibri" w:cs="Calibri" w:eastAsia="Calibri" w:hAnsi="Calibri"/>
+        </w:rPr>
+        <w:t xml:space="preserve">Historical data is used for baseline creation, comparison, and trend analysis only</w:t>
+      </w:r>
+    </w:p>
+    <w:p>
+      <w:pPr>
+        <w:pStyle w:val="ListParagraph"/>
+        <w:numPr>
+          <w:ilvl w:val="0"/>
+          <w:numId w:val="2"/>
+        </w:numPr>
+        <w:spacing w:after="60"/>
+      </w:pPr>
+      <w:r>
+        <w:rPr>
+          <w:rFonts w:ascii="Calibri" w:cs="Calibri" w:eastAsia="Calibri" w:hAnsi="Calibri"/>
+        </w:rPr>
+        <w:t xml:space="preserve">Collection and use of a client’s data follows the consent recorded for that client (Section 8.11) </w:t>
+      </w:r>
+      <w:r>
+        <w:rPr>
+          <w:rFonts w:ascii="Calibri" w:cs="Calibri" w:eastAsia="Calibri" w:hAnsi="Calibri"/>
+          <w:b/>
+          <w:bCs/>
+          <w:color w:val="1F4E79"/>
+          <w:sz w:val="16"/>
+          <w:szCs w:val="16"/>
+          <w:shd w:fill="DDEBF7" w:color="auto" w:val="clear"/>
+        </w:rPr>
+        <w:t xml:space="preserve"> PROPOSED </w:t>
+      </w:r>
+    </w:p>
+    <w:p>
+      <w:pPr>
         <w:pStyle w:val="Heading2"/>
         <w:spacing w:after="80" w:before="240"/>
       </w:pPr>
@@ -8877,6 +9647,34 @@
           <w:rFonts w:ascii="Calibri" w:cs="Calibri" w:eastAsia="Calibri" w:hAnsi="Calibri"/>
         </w:rPr>
         <w:t xml:space="preserve">Supervisors access assigned caseloads unless a separate, explicitly granted Organization Admin permission set is active</w:t>
+      </w:r>
+    </w:p>
+    <w:p>
+      <w:pPr>
+        <w:pStyle w:val="ListParagraph"/>
+        <w:numPr>
+          <w:ilvl w:val="0"/>
+          <w:numId w:val="2"/>
+        </w:numPr>
+        <w:spacing w:after="60"/>
+      </w:pPr>
+      <w:r>
+        <w:rPr>
+          <w:rFonts w:ascii="Calibri" w:cs="Calibri" w:eastAsia="Calibri" w:hAnsi="Calibri"/>
+        </w:rPr>
+        <w:t xml:space="preserve">Parents / guardians access only the released, confirmed summaries of the children linked to them </w:t>
+      </w:r>
+      <w:r>
+        <w:rPr>
+          <w:rFonts w:ascii="Calibri" w:cs="Calibri" w:eastAsia="Calibri" w:hAnsi="Calibri"/>
+          <w:b/>
+          <w:bCs/>
+          <w:color w:val="1F4E79"/>
+          <w:sz w:val="16"/>
+          <w:szCs w:val="16"/>
+          <w:shd w:fill="DDEBF7" w:color="auto" w:val="clear"/>
+        </w:rPr>
+        <w:t xml:space="preserve"> PROPOSED </w:t>
       </w:r>
     </w:p>
     <w:p>
@@ -10372,7 +11170,7 @@
               <w:rPr>
                 <w:rFonts w:ascii="Calibri" w:cs="Calibri" w:eastAsia="Calibri" w:hAnsi="Calibri"/>
               </w:rPr>
-              <w:t xml:space="preserve">BEST Operations / Support</w:t>
+              <w:t xml:space="preserve">Parent / Guardian</w:t>
             </w:r>
           </w:p>
         </w:tc>
@@ -10400,7 +11198,7 @@
               <w:rPr>
                 <w:rFonts w:ascii="Calibri" w:cs="Calibri" w:eastAsia="Calibri" w:hAnsi="Calibri"/>
               </w:rPr>
-              <w:t xml:space="preserve">Cross-organization operational metadata</w:t>
+              <w:t xml:space="preserve">Own linked child(ren): released sessions only</w:t>
             </w:r>
           </w:p>
         </w:tc>
@@ -10428,96 +11226,7 @@
               <w:rPr>
                 <w:rFonts w:ascii="Calibri" w:cs="Calibri" w:eastAsia="Calibri" w:hAnsi="Calibri"/>
               </w:rPr>
-              <w:t xml:space="preserve">Monitor service health, integrations, logs, errors, incidents, and support cases; no default identifiable clinical access</w:t>
-            </w:r>
-          </w:p>
-        </w:tc>
-      </w:tr>
-      <w:tr>
-        <w:trPr>
-          <w:cantSplit/>
-        </w:trPr>
-        <w:tc>
-          <w:tcPr>
-            <w:tcW w:type="dxa" w:w="2059"/>
-            <w:tcBorders>
-              <w:top w:val="single" w:color="BFBFBF" w:sz="4"/>
-              <w:left w:val="single" w:color="BFBFBF" w:sz="4"/>
-              <w:bottom w:val="single" w:color="BFBFBF" w:sz="4"/>
-              <w:right w:val="single" w:color="BFBFBF" w:sz="4"/>
-            </w:tcBorders>
-            <w:tcMar>
-              <w:top w:type="dxa" w:w="60"/>
-              <w:left w:type="dxa" w:w="100"/>
-              <w:bottom w:type="dxa" w:w="60"/>
-              <w:right w:type="dxa" w:w="100"/>
-            </w:tcMar>
-          </w:tcPr>
-          <w:p>
-            <w:pPr>
-              <w:spacing w:after="40"/>
-            </w:pPr>
-            <w:r>
-              <w:rPr>
-                <w:rFonts w:ascii="Calibri" w:cs="Calibri" w:eastAsia="Calibri" w:hAnsi="Calibri"/>
-              </w:rPr>
-              <w:t xml:space="preserve">BEST Finance / Billing</w:t>
-            </w:r>
-          </w:p>
-        </w:tc>
-        <w:tc>
-          <w:tcPr>
-            <w:tcW w:type="dxa" w:w="2434"/>
-            <w:tcBorders>
-              <w:top w:val="single" w:color="BFBFBF" w:sz="4"/>
-              <w:left w:val="single" w:color="BFBFBF" w:sz="4"/>
-              <w:bottom w:val="single" w:color="BFBFBF" w:sz="4"/>
-              <w:right w:val="single" w:color="BFBFBF" w:sz="4"/>
-            </w:tcBorders>
-            <w:tcMar>
-              <w:top w:type="dxa" w:w="60"/>
-              <w:left w:type="dxa" w:w="100"/>
-              <w:bottom w:type="dxa" w:w="60"/>
-              <w:right w:type="dxa" w:w="100"/>
-            </w:tcMar>
-          </w:tcPr>
-          <w:p>
-            <w:pPr>
-              <w:spacing w:after="40"/>
-            </w:pPr>
-            <w:r>
-              <w:rPr>
-                <w:rFonts w:ascii="Calibri" w:cs="Calibri" w:eastAsia="Calibri" w:hAnsi="Calibri"/>
-              </w:rPr>
-              <w:t xml:space="preserve">Cross-organization commercial metadata</w:t>
-            </w:r>
-          </w:p>
-        </w:tc>
-        <w:tc>
-          <w:tcPr>
-            <w:tcW w:type="dxa" w:w="4867"/>
-            <w:tcBorders>
-              <w:top w:val="single" w:color="BFBFBF" w:sz="4"/>
-              <w:left w:val="single" w:color="BFBFBF" w:sz="4"/>
-              <w:bottom w:val="single" w:color="BFBFBF" w:sz="4"/>
-              <w:right w:val="single" w:color="BFBFBF" w:sz="4"/>
-            </w:tcBorders>
-            <w:tcMar>
-              <w:top w:type="dxa" w:w="60"/>
-              <w:left w:type="dxa" w:w="100"/>
-              <w:bottom w:type="dxa" w:w="60"/>
-              <w:right w:type="dxa" w:w="100"/>
-            </w:tcMar>
-          </w:tcPr>
-          <w:p>
-            <w:pPr>
-              <w:spacing w:after="40"/>
-            </w:pPr>
-            <w:r>
-              <w:rPr>
-                <w:rFonts w:ascii="Calibri" w:cs="Calibri" w:eastAsia="Calibri" w:hAnsi="Calibri"/>
-              </w:rPr>
-              <w:t xml:space="preserve">Manage plans, tiers, pricing, licenses, and renewals; invoices, payment status, and adjustments in Phase 2; no clinical-session access </w:t>
+              <w:t xml:space="preserve">View the session list and therapist-confirmed summaries; read-only </w:t>
             </w:r>
             <w:r>
               <w:rPr>
@@ -10562,7 +11271,7 @@
               <w:rPr>
                 <w:rFonts w:ascii="Calibri" w:cs="Calibri" w:eastAsia="Calibri" w:hAnsi="Calibri"/>
               </w:rPr>
-              <w:t xml:space="preserve">BEST Platform Admin</w:t>
+              <w:t xml:space="preserve">BEST Operations / Support</w:t>
             </w:r>
           </w:p>
         </w:tc>
@@ -10590,7 +11299,7 @@
               <w:rPr>
                 <w:rFonts w:ascii="Calibri" w:cs="Calibri" w:eastAsia="Calibri" w:hAnsi="Calibri"/>
               </w:rPr>
-              <w:t xml:space="preserve">Platform configuration</w:t>
+              <w:t xml:space="preserve">Cross-organization operational metadata</w:t>
             </w:r>
           </w:p>
         </w:tc>
@@ -10618,7 +11327,96 @@
               <w:rPr>
                 <w:rFonts w:ascii="Calibri" w:cs="Calibri" w:eastAsia="Calibri" w:hAnsi="Calibri"/>
               </w:rPr>
-              <w:t xml:space="preserve">Manage tenant lifecycle, entitlements, and feature configuration; co-approve break-glass requests where designated </w:t>
+              <w:t xml:space="preserve">Monitor service health, integrations, logs, errors, incidents, and support cases; no default identifiable clinical access</w:t>
+            </w:r>
+          </w:p>
+        </w:tc>
+      </w:tr>
+      <w:tr>
+        <w:trPr>
+          <w:cantSplit/>
+        </w:trPr>
+        <w:tc>
+          <w:tcPr>
+            <w:tcW w:type="dxa" w:w="2059"/>
+            <w:tcBorders>
+              <w:top w:val="single" w:color="BFBFBF" w:sz="4"/>
+              <w:left w:val="single" w:color="BFBFBF" w:sz="4"/>
+              <w:bottom w:val="single" w:color="BFBFBF" w:sz="4"/>
+              <w:right w:val="single" w:color="BFBFBF" w:sz="4"/>
+            </w:tcBorders>
+            <w:tcMar>
+              <w:top w:type="dxa" w:w="60"/>
+              <w:left w:type="dxa" w:w="100"/>
+              <w:bottom w:type="dxa" w:w="60"/>
+              <w:right w:type="dxa" w:w="100"/>
+            </w:tcMar>
+          </w:tcPr>
+          <w:p>
+            <w:pPr>
+              <w:spacing w:after="40"/>
+            </w:pPr>
+            <w:r>
+              <w:rPr>
+                <w:rFonts w:ascii="Calibri" w:cs="Calibri" w:eastAsia="Calibri" w:hAnsi="Calibri"/>
+              </w:rPr>
+              <w:t xml:space="preserve">BEST Finance / Billing</w:t>
+            </w:r>
+          </w:p>
+        </w:tc>
+        <w:tc>
+          <w:tcPr>
+            <w:tcW w:type="dxa" w:w="2434"/>
+            <w:tcBorders>
+              <w:top w:val="single" w:color="BFBFBF" w:sz="4"/>
+              <w:left w:val="single" w:color="BFBFBF" w:sz="4"/>
+              <w:bottom w:val="single" w:color="BFBFBF" w:sz="4"/>
+              <w:right w:val="single" w:color="BFBFBF" w:sz="4"/>
+            </w:tcBorders>
+            <w:tcMar>
+              <w:top w:type="dxa" w:w="60"/>
+              <w:left w:type="dxa" w:w="100"/>
+              <w:bottom w:type="dxa" w:w="60"/>
+              <w:right w:type="dxa" w:w="100"/>
+            </w:tcMar>
+          </w:tcPr>
+          <w:p>
+            <w:pPr>
+              <w:spacing w:after="40"/>
+            </w:pPr>
+            <w:r>
+              <w:rPr>
+                <w:rFonts w:ascii="Calibri" w:cs="Calibri" w:eastAsia="Calibri" w:hAnsi="Calibri"/>
+              </w:rPr>
+              <w:t xml:space="preserve">Cross-organization commercial metadata</w:t>
+            </w:r>
+          </w:p>
+        </w:tc>
+        <w:tc>
+          <w:tcPr>
+            <w:tcW w:type="dxa" w:w="4867"/>
+            <w:tcBorders>
+              <w:top w:val="single" w:color="BFBFBF" w:sz="4"/>
+              <w:left w:val="single" w:color="BFBFBF" w:sz="4"/>
+              <w:bottom w:val="single" w:color="BFBFBF" w:sz="4"/>
+              <w:right w:val="single" w:color="BFBFBF" w:sz="4"/>
+            </w:tcBorders>
+            <w:tcMar>
+              <w:top w:type="dxa" w:w="60"/>
+              <w:left w:type="dxa" w:w="100"/>
+              <w:bottom w:type="dxa" w:w="60"/>
+              <w:right w:type="dxa" w:w="100"/>
+            </w:tcMar>
+          </w:tcPr>
+          <w:p>
+            <w:pPr>
+              <w:spacing w:after="40"/>
+            </w:pPr>
+            <w:r>
+              <w:rPr>
+                <w:rFonts w:ascii="Calibri" w:cs="Calibri" w:eastAsia="Calibri" w:hAnsi="Calibri"/>
+              </w:rPr>
+              <w:t xml:space="preserve">Manage plans, tiers, pricing, licenses, and renewals; invoices, payment status, and adjustments in Phase 2; no clinical-session access </w:t>
             </w:r>
             <w:r>
               <w:rPr>
@@ -10663,7 +11461,7 @@
               <w:rPr>
                 <w:rFonts w:ascii="Calibri" w:cs="Calibri" w:eastAsia="Calibri" w:hAnsi="Calibri"/>
               </w:rPr>
-              <w:t xml:space="preserve">BEST Engineering / SRE</w:t>
+              <w:t xml:space="preserve">BEST Platform Admin</w:t>
             </w:r>
           </w:p>
         </w:tc>
@@ -10691,7 +11489,7 @@
               <w:rPr>
                 <w:rFonts w:ascii="Calibri" w:cs="Calibri" w:eastAsia="Calibri" w:hAnsi="Calibri"/>
               </w:rPr>
-              <w:t xml:space="preserve">Technical operations</w:t>
+              <w:t xml:space="preserve">Platform configuration</w:t>
             </w:r>
           </w:p>
         </w:tc>
@@ -10719,7 +11517,7 @@
               <w:rPr>
                 <w:rFonts w:ascii="Calibri" w:cs="Calibri" w:eastAsia="Calibri" w:hAnsi="Calibri"/>
               </w:rPr>
-              <w:t xml:space="preserve">Manage infrastructure, capacity, releases, and security events; no default identifiable clinical access </w:t>
+              <w:t xml:space="preserve">Manage tenant lifecycle, entitlements, and feature configuration; co-approve break-glass requests where designated </w:t>
             </w:r>
             <w:r>
               <w:rPr>
@@ -10736,6 +11534,107 @@
           </w:p>
         </w:tc>
       </w:tr>
+      <w:tr>
+        <w:trPr>
+          <w:cantSplit/>
+        </w:trPr>
+        <w:tc>
+          <w:tcPr>
+            <w:tcW w:type="dxa" w:w="2059"/>
+            <w:tcBorders>
+              <w:top w:val="single" w:color="BFBFBF" w:sz="4"/>
+              <w:left w:val="single" w:color="BFBFBF" w:sz="4"/>
+              <w:bottom w:val="single" w:color="BFBFBF" w:sz="4"/>
+              <w:right w:val="single" w:color="BFBFBF" w:sz="4"/>
+            </w:tcBorders>
+            <w:tcMar>
+              <w:top w:type="dxa" w:w="60"/>
+              <w:left w:type="dxa" w:w="100"/>
+              <w:bottom w:type="dxa" w:w="60"/>
+              <w:right w:type="dxa" w:w="100"/>
+            </w:tcMar>
+          </w:tcPr>
+          <w:p>
+            <w:pPr>
+              <w:spacing w:after="40"/>
+            </w:pPr>
+            <w:r>
+              <w:rPr>
+                <w:rFonts w:ascii="Calibri" w:cs="Calibri" w:eastAsia="Calibri" w:hAnsi="Calibri"/>
+              </w:rPr>
+              <w:t xml:space="preserve">BEST Engineering / SRE</w:t>
+            </w:r>
+          </w:p>
+        </w:tc>
+        <w:tc>
+          <w:tcPr>
+            <w:tcW w:type="dxa" w:w="2434"/>
+            <w:tcBorders>
+              <w:top w:val="single" w:color="BFBFBF" w:sz="4"/>
+              <w:left w:val="single" w:color="BFBFBF" w:sz="4"/>
+              <w:bottom w:val="single" w:color="BFBFBF" w:sz="4"/>
+              <w:right w:val="single" w:color="BFBFBF" w:sz="4"/>
+            </w:tcBorders>
+            <w:tcMar>
+              <w:top w:type="dxa" w:w="60"/>
+              <w:left w:type="dxa" w:w="100"/>
+              <w:bottom w:type="dxa" w:w="60"/>
+              <w:right w:type="dxa" w:w="100"/>
+            </w:tcMar>
+          </w:tcPr>
+          <w:p>
+            <w:pPr>
+              <w:spacing w:after="40"/>
+            </w:pPr>
+            <w:r>
+              <w:rPr>
+                <w:rFonts w:ascii="Calibri" w:cs="Calibri" w:eastAsia="Calibri" w:hAnsi="Calibri"/>
+              </w:rPr>
+              <w:t xml:space="preserve">Technical operations</w:t>
+            </w:r>
+          </w:p>
+        </w:tc>
+        <w:tc>
+          <w:tcPr>
+            <w:tcW w:type="dxa" w:w="4867"/>
+            <w:tcBorders>
+              <w:top w:val="single" w:color="BFBFBF" w:sz="4"/>
+              <w:left w:val="single" w:color="BFBFBF" w:sz="4"/>
+              <w:bottom w:val="single" w:color="BFBFBF" w:sz="4"/>
+              <w:right w:val="single" w:color="BFBFBF" w:sz="4"/>
+            </w:tcBorders>
+            <w:tcMar>
+              <w:top w:type="dxa" w:w="60"/>
+              <w:left w:type="dxa" w:w="100"/>
+              <w:bottom w:type="dxa" w:w="60"/>
+              <w:right w:type="dxa" w:w="100"/>
+            </w:tcMar>
+          </w:tcPr>
+          <w:p>
+            <w:pPr>
+              <w:spacing w:after="40"/>
+            </w:pPr>
+            <w:r>
+              <w:rPr>
+                <w:rFonts w:ascii="Calibri" w:cs="Calibri" w:eastAsia="Calibri" w:hAnsi="Calibri"/>
+              </w:rPr>
+              <w:t xml:space="preserve">Manage infrastructure, capacity, releases, and security events; no default identifiable clinical access </w:t>
+            </w:r>
+            <w:r>
+              <w:rPr>
+                <w:rFonts w:ascii="Calibri" w:cs="Calibri" w:eastAsia="Calibri" w:hAnsi="Calibri"/>
+                <w:b/>
+                <w:bCs/>
+                <w:color w:val="1F4E79"/>
+                <w:sz w:val="16"/>
+                <w:szCs w:val="16"/>
+                <w:shd w:fill="DDEBF7" w:color="auto" w:val="clear"/>
+              </w:rPr>
+              <w:t xml:space="preserve"> PROPOSED </w:t>
+            </w:r>
+          </w:p>
+        </w:tc>
+      </w:tr>
     </w:tbl>
     <w:p>
       <w:pPr>
@@ -10860,6 +11759,34 @@
           <w:rFonts w:ascii="Calibri" w:cs="Calibri" w:eastAsia="Calibri" w:hAnsi="Calibri"/>
         </w:rPr>
         <w:t xml:space="preserve">A session cannot collect wearable data, and a telehealth session cannot start, without the required active consent </w:t>
+      </w:r>
+      <w:r>
+        <w:rPr>
+          <w:rFonts w:ascii="Calibri" w:cs="Calibri" w:eastAsia="Calibri" w:hAnsi="Calibri"/>
+          <w:b/>
+          <w:bCs/>
+          <w:color w:val="1F4E79"/>
+          <w:sz w:val="16"/>
+          <w:szCs w:val="16"/>
+          <w:shd w:fill="DDEBF7" w:color="auto" w:val="clear"/>
+        </w:rPr>
+        <w:t xml:space="preserve"> PROPOSED </w:t>
+      </w:r>
+    </w:p>
+    <w:p>
+      <w:pPr>
+        <w:pStyle w:val="ListParagraph"/>
+        <w:numPr>
+          <w:ilvl w:val="0"/>
+          <w:numId w:val="2"/>
+        </w:numPr>
+        <w:spacing w:after="60"/>
+      </w:pPr>
+      <w:r>
+        <w:rPr>
+          <w:rFonts w:ascii="Calibri" w:cs="Calibri" w:eastAsia="Calibri" w:hAnsi="Calibri"/>
+        </w:rPr>
+        <w:t xml:space="preserve">A parent sees only released, confirmed summaries of their own linked child; notes, device data and alerts are never visible; access ends when consent is withdrawn </w:t>
       </w:r>
       <w:r>
         <w:rPr>
@@ -13255,7 +14182,19 @@
         <w:rPr>
           <w:rFonts w:ascii="Calibri" w:cs="Calibri" w:eastAsia="Calibri" w:hAnsi="Calibri"/>
         </w:rPr>
-        <w:t xml:space="preserve">Parent-facing features beyond consent</w:t>
+        <w:t xml:space="preserve">Parent-facing features beyond consent and the read-only history view (Section 8.13) </w:t>
+      </w:r>
+      <w:r>
+        <w:rPr>
+          <w:rFonts w:ascii="Calibri" w:cs="Calibri" w:eastAsia="Calibri" w:hAnsi="Calibri"/>
+          <w:b/>
+          <w:bCs/>
+          <w:color w:val="1F4E79"/>
+          <w:sz w:val="16"/>
+          <w:szCs w:val="16"/>
+          <w:shd w:fill="DDEBF7" w:color="auto" w:val="clear"/>
+        </w:rPr>
+        <w:t xml:space="preserve"> PROPOSED </w:t>
       </w:r>
     </w:p>
     <w:p>
@@ -14526,7 +15465,7 @@
               <w:rPr>
                 <w:rFonts w:ascii="Calibri" w:cs="Calibri" w:eastAsia="Calibri" w:hAnsi="Calibri"/>
               </w:rPr>
-              <w:t xml:space="preserve">Someone at home must put the device on the child, but parents are non-users of the platform</w:t>
+              <w:t xml:space="preserve">Someone at home must put the device on the child, but the parent view is read-only and has no session tools</w:t>
             </w:r>
           </w:p>
         </w:tc>
@@ -15891,6 +16830,123 @@
               <w:rPr>
                 <w:rFonts w:ascii="Calibri" w:cs="Calibri" w:eastAsia="Calibri" w:hAnsi="Calibri"/>
               </w:rPr>
+              <w:t xml:space="preserve">Parents misread summaries, or guardian access is disputed</w:t>
+            </w:r>
+          </w:p>
+        </w:tc>
+        <w:tc>
+          <w:tcPr>
+            <w:tcW w:type="dxa" w:w="2621"/>
+            <w:tcBorders>
+              <w:top w:val="single" w:color="BFBFBF" w:sz="4"/>
+              <w:left w:val="single" w:color="BFBFBF" w:sz="4"/>
+              <w:bottom w:val="single" w:color="BFBFBF" w:sz="4"/>
+              <w:right w:val="single" w:color="BFBFBF" w:sz="4"/>
+            </w:tcBorders>
+            <w:tcMar>
+              <w:top w:type="dxa" w:w="60"/>
+              <w:left w:type="dxa" w:w="100"/>
+              <w:bottom w:type="dxa" w:w="60"/>
+              <w:right w:type="dxa" w:w="100"/>
+            </w:tcMar>
+          </w:tcPr>
+          <w:p>
+            <w:pPr>
+              <w:spacing w:after="40"/>
+            </w:pPr>
+            <w:r>
+              <w:rPr>
+                <w:rFonts w:ascii="Calibri" w:cs="Calibri" w:eastAsia="Calibri" w:hAnsi="Calibri"/>
+              </w:rPr>
+              <w:t xml:space="preserve">Confusion, complaints, or access by a guardian who should not have it</w:t>
+            </w:r>
+          </w:p>
+        </w:tc>
+        <w:tc>
+          <w:tcPr>
+            <w:tcW w:type="dxa" w:w="3557"/>
+            <w:tcBorders>
+              <w:top w:val="single" w:color="BFBFBF" w:sz="4"/>
+              <w:left w:val="single" w:color="BFBFBF" w:sz="4"/>
+              <w:bottom w:val="single" w:color="BFBFBF" w:sz="4"/>
+              <w:right w:val="single" w:color="BFBFBF" w:sz="4"/>
+            </w:tcBorders>
+            <w:tcMar>
+              <w:top w:type="dxa" w:w="60"/>
+              <w:left w:type="dxa" w:w="100"/>
+              <w:bottom w:type="dxa" w:w="60"/>
+              <w:right w:type="dxa" w:w="100"/>
+            </w:tcMar>
+          </w:tcPr>
+          <w:p>
+            <w:pPr>
+              <w:spacing w:after="40"/>
+            </w:pPr>
+            <w:r>
+              <w:rPr>
+                <w:rFonts w:ascii="Calibri" w:cs="Calibri" w:eastAsia="Calibri" w:hAnsi="Calibri"/>
+              </w:rPr>
+              <w:t xml:space="preserve">Confirmed summaries only; plain-language rules; optional supervisor approval; access tied to the consent record and removable by the clinic</w:t>
+            </w:r>
+          </w:p>
+        </w:tc>
+        <w:tc>
+          <w:tcPr>
+            <w:tcW w:type="dxa" w:w="1123"/>
+            <w:tcBorders>
+              <w:top w:val="single" w:color="BFBFBF" w:sz="4"/>
+              <w:left w:val="single" w:color="BFBFBF" w:sz="4"/>
+              <w:bottom w:val="single" w:color="BFBFBF" w:sz="4"/>
+              <w:right w:val="single" w:color="BFBFBF" w:sz="4"/>
+            </w:tcBorders>
+            <w:tcMar>
+              <w:top w:type="dxa" w:w="60"/>
+              <w:left w:type="dxa" w:w="100"/>
+              <w:bottom w:type="dxa" w:w="60"/>
+              <w:right w:type="dxa" w:w="100"/>
+            </w:tcMar>
+          </w:tcPr>
+          <w:p>
+            <w:pPr>
+              <w:spacing w:after="40"/>
+            </w:pPr>
+            <w:r>
+              <w:rPr>
+                <w:rFonts w:ascii="Calibri" w:cs="Calibri" w:eastAsia="Calibri" w:hAnsi="Calibri"/>
+              </w:rPr>
+              <w:t xml:space="preserve">BEST</w:t>
+            </w:r>
+          </w:p>
+        </w:tc>
+      </w:tr>
+      <w:tr>
+        <w:trPr>
+          <w:cantSplit/>
+        </w:trPr>
+        <w:tc>
+          <w:tcPr>
+            <w:tcW w:type="dxa" w:w="2059"/>
+            <w:tcBorders>
+              <w:top w:val="single" w:color="BFBFBF" w:sz="4"/>
+              <w:left w:val="single" w:color="BFBFBF" w:sz="4"/>
+              <w:bottom w:val="single" w:color="BFBFBF" w:sz="4"/>
+              <w:right w:val="single" w:color="BFBFBF" w:sz="4"/>
+            </w:tcBorders>
+            <w:tcMar>
+              <w:top w:type="dxa" w:w="60"/>
+              <w:left w:type="dxa" w:w="100"/>
+              <w:bottom w:type="dxa" w:w="60"/>
+              <w:right w:type="dxa" w:w="100"/>
+            </w:tcMar>
+          </w:tcPr>
+          <w:p>
+            <w:pPr>
+              <w:spacing w:after="40"/>
+            </w:pPr>
+            <w:r>
+              <w:rPr>
+                <w:rFonts w:ascii="Calibri" w:cs="Calibri" w:eastAsia="Calibri" w:hAnsi="Calibri"/>
+              </w:rPr>
               <w:t xml:space="preserve">MVP scope</w:t>
             </w:r>
           </w:p>
@@ -15919,7 +16975,7 @@
               <w:rPr>
                 <w:rFonts w:ascii="Calibri" w:cs="Calibri" w:eastAsia="Calibri" w:hAnsi="Calibri"/>
               </w:rPr>
-              <w:t xml:space="preserve">Alerts and telehealth together increase MVP effort</w:t>
+              <w:t xml:space="preserve">Alerts, telehealth and the parent view together increase MVP effort</w:t>
             </w:r>
           </w:p>
         </w:tc>
@@ -15947,7 +17003,7 @@
               <w:rPr>
                 <w:rFonts w:ascii="Calibri" w:cs="Calibri" w:eastAsia="Calibri" w:hAnsi="Calibri"/>
               </w:rPr>
-              <w:t xml:space="preserve">Lean commercial scope (billing to Phase 2); AI limited to summaries</w:t>
+              <w:t xml:space="preserve">Lean commercial scope (billing to Phase 2); AI limited to summaries; parent view read-only and web-only</w:t>
             </w:r>
           </w:p>
         </w:tc>
@@ -20135,6 +21191,151 @@
                 <w:rFonts w:ascii="Calibri" w:cs="Calibri" w:eastAsia="Calibri" w:hAnsi="Calibri"/>
               </w:rPr>
               <w:t xml:space="preserve">22</w:t>
+            </w:r>
+          </w:p>
+        </w:tc>
+        <w:tc>
+          <w:tcPr>
+            <w:tcW w:type="dxa" w:w="1310"/>
+            <w:tcBorders>
+              <w:top w:val="single" w:color="BFBFBF" w:sz="4"/>
+              <w:left w:val="single" w:color="BFBFBF" w:sz="4"/>
+              <w:bottom w:val="single" w:color="BFBFBF" w:sz="4"/>
+              <w:right w:val="single" w:color="BFBFBF" w:sz="4"/>
+            </w:tcBorders>
+            <w:tcMar>
+              <w:top w:type="dxa" w:w="60"/>
+              <w:left w:type="dxa" w:w="100"/>
+              <w:bottom w:type="dxa" w:w="60"/>
+              <w:right w:type="dxa" w:w="100"/>
+            </w:tcMar>
+          </w:tcPr>
+          <w:p>
+            <w:pPr>
+              <w:spacing w:after="40"/>
+            </w:pPr>
+            <w:r>
+              <w:rPr>
+                <w:rFonts w:ascii="Calibri" w:cs="Calibri" w:eastAsia="Calibri" w:hAnsi="Calibri"/>
+              </w:rPr>
+              <w:t xml:space="preserve">1, 3, 4, 7, 8.1, 8.8, 8.9, 8.11, 8.13 (new), 11, 12, 13.2, 15.3, 18, 20, 21</w:t>
+            </w:r>
+          </w:p>
+        </w:tc>
+        <w:tc>
+          <w:tcPr>
+            <w:tcW w:type="dxa" w:w="3370"/>
+            <w:tcBorders>
+              <w:top w:val="single" w:color="BFBFBF" w:sz="4"/>
+              <w:left w:val="single" w:color="BFBFBF" w:sz="4"/>
+              <w:bottom w:val="single" w:color="BFBFBF" w:sz="4"/>
+              <w:right w:val="single" w:color="BFBFBF" w:sz="4"/>
+            </w:tcBorders>
+            <w:tcMar>
+              <w:top w:type="dxa" w:w="60"/>
+              <w:left w:type="dxa" w:w="100"/>
+              <w:bottom w:type="dxa" w:w="60"/>
+              <w:right w:type="dxa" w:w="100"/>
+            </w:tcMar>
+          </w:tcPr>
+          <w:p>
+            <w:pPr>
+              <w:spacing w:after="40"/>
+            </w:pPr>
+            <w:r>
+              <w:rPr>
+                <w:rFonts w:ascii="Calibri" w:cs="Calibri" w:eastAsia="Calibri" w:hAnsi="Calibri"/>
+              </w:rPr>
+              <w:t xml:space="preserve">Parents / guardians become users with a read-only web view of their own child’s confirmed session history; invited by the clinic, MFA, released after therapist confirmation</w:t>
+            </w:r>
+          </w:p>
+        </w:tc>
+        <w:tc>
+          <w:tcPr>
+            <w:tcW w:type="dxa" w:w="2714"/>
+            <w:tcBorders>
+              <w:top w:val="single" w:color="BFBFBF" w:sz="4"/>
+              <w:left w:val="single" w:color="BFBFBF" w:sz="4"/>
+              <w:bottom w:val="single" w:color="BFBFBF" w:sz="4"/>
+              <w:right w:val="single" w:color="BFBFBF" w:sz="4"/>
+            </w:tcBorders>
+            <w:tcMar>
+              <w:top w:type="dxa" w:w="60"/>
+              <w:left w:type="dxa" w:w="100"/>
+              <w:bottom w:type="dxa" w:w="60"/>
+              <w:right w:type="dxa" w:w="100"/>
+            </w:tcMar>
+          </w:tcPr>
+          <w:p>
+            <w:pPr>
+              <w:spacing w:after="40"/>
+            </w:pPr>
+            <w:r>
+              <w:rPr>
+                <w:rFonts w:ascii="Calibri" w:cs="Calibri" w:eastAsia="Calibri" w:hAnsi="Calibri"/>
+              </w:rPr>
+              <w:t xml:space="preserve">Parents need visibility of their child’s therapy; confirmed summaries only keeps clinical review in the loop</w:t>
+            </w:r>
+          </w:p>
+        </w:tc>
+        <w:tc>
+          <w:tcPr>
+            <w:tcW w:type="dxa" w:w="1498"/>
+            <w:tcBorders>
+              <w:top w:val="single" w:color="BFBFBF" w:sz="4"/>
+              <w:left w:val="single" w:color="BFBFBF" w:sz="4"/>
+              <w:bottom w:val="single" w:color="BFBFBF" w:sz="4"/>
+              <w:right w:val="single" w:color="BFBFBF" w:sz="4"/>
+            </w:tcBorders>
+            <w:tcMar>
+              <w:top w:type="dxa" w:w="60"/>
+              <w:left w:type="dxa" w:w="100"/>
+              <w:bottom w:type="dxa" w:w="60"/>
+              <w:right w:type="dxa" w:w="100"/>
+            </w:tcMar>
+          </w:tcPr>
+          <w:p>
+            <w:pPr>
+              <w:spacing w:after="40"/>
+            </w:pPr>
+            <w:r>
+              <w:rPr>
+                <w:rFonts w:ascii="Calibri" w:cs="Calibri" w:eastAsia="Calibri" w:hAnsi="Calibri"/>
+              </w:rPr>
+              <w:t xml:space="preserve">Proposed</w:t>
+            </w:r>
+          </w:p>
+        </w:tc>
+      </w:tr>
+      <w:tr>
+        <w:trPr>
+          <w:cantSplit/>
+        </w:trPr>
+        <w:tc>
+          <w:tcPr>
+            <w:tcW w:type="dxa" w:w="468"/>
+            <w:tcBorders>
+              <w:top w:val="single" w:color="BFBFBF" w:sz="4"/>
+              <w:left w:val="single" w:color="BFBFBF" w:sz="4"/>
+              <w:bottom w:val="single" w:color="BFBFBF" w:sz="4"/>
+              <w:right w:val="single" w:color="BFBFBF" w:sz="4"/>
+            </w:tcBorders>
+            <w:tcMar>
+              <w:top w:type="dxa" w:w="60"/>
+              <w:left w:type="dxa" w:w="100"/>
+              <w:bottom w:type="dxa" w:w="60"/>
+              <w:right w:type="dxa" w:w="100"/>
+            </w:tcMar>
+          </w:tcPr>
+          <w:p>
+            <w:pPr>
+              <w:spacing w:after="40"/>
+            </w:pPr>
+            <w:r>
+              <w:rPr>
+                <w:rFonts w:ascii="Calibri" w:cs="Calibri" w:eastAsia="Calibri" w:hAnsi="Calibri"/>
+              </w:rPr>
+              <w:t xml:space="preserve">23</w:t>
             </w:r>
           </w:p>
         </w:tc>
@@ -20519,6 +21720,18 @@
       </w:pPr>
     </w:lvl>
   </w:abstractNum>
+  <w:abstractNum w:abstractNumId="5" w15:restartNumberingAfterBreak="0">
+    <w:multiLevelType w:val="hybridMultilevel"/>
+    <w:lvl w:ilvl="0" w15:tentative="1">
+      <w:start w:val="1"/>
+      <w:numFmt w:val="decimal"/>
+      <w:lvlText w:val="%1."/>
+      <w:lvlJc w:val="left"/>
+      <w:pPr>
+        <w:ind w:left="720" w:hanging="360"/>
+      </w:pPr>
+    </w:lvl>
+  </w:abstractNum>
   <w:num w:numId="1">
     <w:abstractNumId w:val="1"/>
     <w:lvlOverride w:ilvl="0">
@@ -20539,6 +21752,12 @@
   </w:num>
   <w:num w:numId="4">
     <w:abstractNumId w:val="4"/>
+    <w:lvlOverride w:ilvl="0">
+      <w:startOverride w:val="1"/>
+    </w:lvlOverride>
+  </w:num>
+  <w:num w:numId="5">
+    <w:abstractNumId w:val="5"/>
     <w:lvlOverride w:ilvl="0">
       <w:startOverride w:val="1"/>
     </w:lvlOverride>
